--- a/ST10496771 - STEFFI TANGANYIKA - PROG62121 PART 1.docx
+++ b/ST10496771 - STEFFI TANGANYIKA - PROG62121 PART 1.docx
@@ -3,21 +3,23 @@
 <w:document xmlns:wpc="http://schemas.microsoft.com/office/word/2010/wordprocessingCanvas" xmlns:cx="http://schemas.microsoft.com/office/drawing/2014/chartex" xmlns:cx1="http://schemas.microsoft.com/office/drawing/2015/9/8/chartex" xmlns:cx2="http://schemas.microsoft.com/office/drawing/2015/10/21/chartex" xmlns:cx3="http://schemas.microsoft.com/office/drawing/2016/5/9/chartex" xmlns:cx4="http://schemas.microsoft.com/office/drawing/2016/5/10/chartex" xmlns:cx5="http://schemas.microsoft.com/office/drawing/2016/5/11/chartex" xmlns:cx6="http://schemas.microsoft.com/office/drawing/2016/5/12/chartex" xmlns:cx7="http://schemas.microsoft.com/office/drawing/2016/5/13/chartex" xmlns:cx8="http://schemas.microsoft.com/office/drawing/2016/5/14/chartex" xmlns:mc="http://schemas.openxmlformats.org/markup-compatibility/2006" xmlns:aink="http://schemas.microsoft.com/office/drawing/2016/ink" xmlns:am3d="http://schemas.microsoft.com/office/drawing/2017/model3d" xmlns:o="urn:schemas-microsoft-com:office:office" xmlns:oel="http://schemas.microsoft.com/office/2019/extlst" xmlns:r="http://schemas.openxmlformats.org/officeDocument/2006/relationships" xmlns:m="http://schemas.openxmlformats.org/officeDocument/2006/math" xmlns:v="urn:schemas-microsoft-com:vml" xmlns:wp14="http://schemas.microsoft.com/office/word/2010/wordprocessingDrawing" xmlns:wp="http://schemas.openxmlformats.org/drawingml/2006/wordprocessingDrawing" xmlns:w10="urn:schemas-microsoft-com:office:word" xmlns:w="http://schemas.openxmlformats.org/wordprocessingml/2006/main" xmlns:w14="http://schemas.microsoft.com/office/word/2010/wordml" xmlns:w15="http://schemas.microsoft.com/office/word/2012/wordml" xmlns:w16cex="http://schemas.microsoft.com/office/word/2018/wordml/cex" xmlns:w16cid="http://schemas.microsoft.com/office/word/2016/wordml/cid" xmlns:w16="http://schemas.microsoft.com/office/word/2018/wordml" xmlns:w16du="http://schemas.microsoft.com/office/word/2023/wordml/word16du" xmlns:w16sdtdh="http://schemas.microsoft.com/office/word/2020/wordml/sdtdatahash" xmlns:w16sdtfl="http://schemas.microsoft.com/office/word/2024/wordml/sdtformatlock" xmlns:w16se="http://schemas.microsoft.com/office/word/2015/wordml/symex" xmlns:wpg="http://schemas.microsoft.com/office/word/2010/wordprocessingGroup" xmlns:wpi="http://schemas.microsoft.com/office/word/2010/wordprocessingInk" xmlns:wne="http://schemas.microsoft.com/office/word/2006/wordml" xmlns:wps="http://schemas.microsoft.com/office/word/2010/wordprocessingShape" mc:Ignorable="w14 w15 w16se w16cid w16 w16cex w16sdtdh w16sdtfl w16du wp14">
   <w:body>
     <w:p>
-      <w:proofErr w:type="spellStart"/>
-      <w:r>
-        <w:t>RaceDay</w:t>
-      </w:r>
-      <w:proofErr w:type="spellEnd"/>
-      <w:r>
-        <w:t xml:space="preserve"> </w:t>
-      </w:r>
-      <w:proofErr w:type="spellStart"/>
-      <w:r>
-        <w:t>Fullstack</w:t>
-      </w:r>
-      <w:proofErr w:type="spellEnd"/>
-      <w:r>
-        <w:t xml:space="preserve"> Web Based Event Management System</w:t>
+      <w:pPr>
+        <w:jc w:val="center"/>
+        <w:rPr>
+          <w:b/>
+          <w:bCs/>
+          <w:sz w:val="32"/>
+          <w:szCs w:val="32"/>
+        </w:rPr>
+      </w:pPr>
+      <w:r>
+        <w:rPr>
+          <w:b/>
+          <w:bCs/>
+          <w:sz w:val="32"/>
+          <w:szCs w:val="32"/>
+        </w:rPr>
+        <w:t>RaceDay Fullstack Web Based Event Management System</w:t>
       </w:r>
     </w:p>
     <w:p/>
@@ -59,11 +61,9 @@
       <w:r>
         <w:t xml:space="preserve">Store </w:t>
       </w:r>
-      <w:proofErr w:type="gramStart"/>
-      <w:r>
-        <w:t>organizers</w:t>
-      </w:r>
-      <w:proofErr w:type="gramEnd"/>
+      <w:r>
+        <w:t>organizers’</w:t>
+      </w:r>
       <w:r>
         <w:t xml:space="preserve"> name, surname and contact details</w:t>
       </w:r>
@@ -79,19 +79,15 @@
       <w:r>
         <w:t xml:space="preserve">Each event </w:t>
       </w:r>
-      <w:proofErr w:type="gramStart"/>
-      <w:r>
-        <w:t>holds</w:t>
-      </w:r>
-      <w:proofErr w:type="gramEnd"/>
+      <w:r>
+        <w:t>is held</w:t>
+      </w:r>
       <w:r>
         <w:t xml:space="preserve"> independently, no two events </w:t>
       </w:r>
-      <w:proofErr w:type="gramStart"/>
-      <w:r>
-        <w:t>hold</w:t>
-      </w:r>
-      <w:proofErr w:type="gramEnd"/>
+      <w:r>
+        <w:t>are held</w:t>
+      </w:r>
       <w:r>
         <w:t xml:space="preserve"> in the same category</w:t>
       </w:r>
@@ -149,11 +145,9 @@
       <w:r>
         <w:t xml:space="preserve">Each participant can only </w:t>
       </w:r>
-      <w:proofErr w:type="gramStart"/>
-      <w:r>
-        <w:t>enter into</w:t>
-      </w:r>
-      <w:proofErr w:type="gramEnd"/>
+      <w:r>
+        <w:t>enter</w:t>
+      </w:r>
       <w:r>
         <w:t xml:space="preserve"> one event at a time</w:t>
       </w:r>
@@ -193,17 +187,3068 @@
     <w:p>
       <w:pPr>
         <w:jc w:val="center"/>
+      </w:pPr>
+      <w:r>
+        <w:rPr>
+          <w:b/>
+          <w:bCs/>
+          <w:noProof/>
+        </w:rPr>
+        <w:lastRenderedPageBreak/>
+        <mc:AlternateContent>
+          <mc:Choice Requires="wps">
+            <w:drawing>
+              <wp:anchor distT="0" distB="0" distL="114300" distR="114300" simplePos="0" relativeHeight="251699200" behindDoc="0" locked="0" layoutInCell="1" allowOverlap="1" wp14:anchorId="7E8CC111" wp14:editId="5D6BBF3F">
+                <wp:simplePos x="0" y="0"/>
+                <wp:positionH relativeFrom="column">
+                  <wp:posOffset>2895600</wp:posOffset>
+                </wp:positionH>
+                <wp:positionV relativeFrom="paragraph">
+                  <wp:posOffset>631371</wp:posOffset>
+                </wp:positionV>
+                <wp:extent cx="2405380" cy="1578429"/>
+                <wp:effectExtent l="0" t="0" r="13970" b="22225"/>
+                <wp:wrapNone/>
+                <wp:docPr id="932784047" name="Text Box 10"/>
+                <wp:cNvGraphicFramePr/>
+                <a:graphic xmlns:a="http://schemas.openxmlformats.org/drawingml/2006/main">
+                  <a:graphicData uri="http://schemas.microsoft.com/office/word/2010/wordprocessingShape">
+                    <wps:wsp>
+                      <wps:cNvSpPr txBox="1"/>
+                      <wps:spPr>
+                        <a:xfrm>
+                          <a:off x="0" y="0"/>
+                          <a:ext cx="2405380" cy="1578429"/>
+                        </a:xfrm>
+                        <a:prstGeom prst="rect">
+                          <a:avLst/>
+                        </a:prstGeom>
+                        <a:solidFill>
+                          <a:schemeClr val="lt1"/>
+                        </a:solidFill>
+                        <a:ln w="6350">
+                          <a:solidFill>
+                            <a:prstClr val="black"/>
+                          </a:solidFill>
+                        </a:ln>
+                      </wps:spPr>
+                      <wps:txbx>
+                        <w:txbxContent>
+                          <w:p>
+                            <w:pPr>
+                              <w:spacing w:line="240" w:lineRule="auto"/>
+                            </w:pPr>
+                            <w:r>
+                              <w:t xml:space="preserve">ParticipantID </w:t>
+                            </w:r>
+                            <w:r>
+                              <w:t>{</w:t>
+                            </w:r>
+                            <w:r>
+                              <w:t>PK</w:t>
+                            </w:r>
+                            <w:r>
+                              <w:t>}</w:t>
+                            </w:r>
+                          </w:p>
+                          <w:p>
+                            <w:pPr>
+                              <w:spacing w:line="240" w:lineRule="auto"/>
+                            </w:pPr>
+                            <w:r>
+                              <w:t>FirstName</w:t>
+                            </w:r>
+                          </w:p>
+                          <w:p>
+                            <w:pPr>
+                              <w:spacing w:line="240" w:lineRule="auto"/>
+                            </w:pPr>
+                            <w:r>
+                              <w:t>LastName</w:t>
+                            </w:r>
+                          </w:p>
+                          <w:p>
+                            <w:pPr>
+                              <w:spacing w:line="240" w:lineRule="auto"/>
+                            </w:pPr>
+                            <w:r>
+                              <w:t>EventEntr</w:t>
+                            </w:r>
+                            <w:r>
+                              <w:t>ance</w:t>
+                            </w:r>
+                            <w:r>
+                              <w:t xml:space="preserve"> </w:t>
+                            </w:r>
+                            <w:r>
+                              <w:t>{</w:t>
+                            </w:r>
+                            <w:r>
+                              <w:t>FK</w:t>
+                            </w:r>
+                            <w:r>
+                              <w:t>}</w:t>
+                            </w:r>
+                          </w:p>
+                          <w:p>
+                            <w:pPr>
+                              <w:spacing w:line="240" w:lineRule="auto"/>
+                            </w:pPr>
+                            <w:r>
+                              <w:t>EmailAddress</w:t>
+                            </w:r>
+                          </w:p>
+                          <w:p>
+                            <w:pPr>
+                              <w:spacing w:line="240" w:lineRule="auto"/>
+                            </w:pPr>
+                          </w:p>
+                        </w:txbxContent>
+                      </wps:txbx>
+                      <wps:bodyPr rot="0" spcFirstLastPara="0" vertOverflow="overflow" horzOverflow="overflow" vert="horz" wrap="square" lIns="91440" tIns="45720" rIns="91440" bIns="45720" numCol="1" spcCol="0" rtlCol="0" fromWordArt="0" anchor="t" anchorCtr="0" forceAA="0" compatLnSpc="1">
+                        <a:prstTxWarp prst="textNoShape">
+                          <a:avLst/>
+                        </a:prstTxWarp>
+                        <a:noAutofit/>
+                      </wps:bodyPr>
+                    </wps:wsp>
+                  </a:graphicData>
+                </a:graphic>
+                <wp14:sizeRelV relativeFrom="margin">
+                  <wp14:pctHeight>0</wp14:pctHeight>
+                </wp14:sizeRelV>
+              </wp:anchor>
+            </w:drawing>
+          </mc:Choice>
+          <mc:Fallback>
+            <w:pict>
+              <v:shapetype w14:anchorId="7E8CC111" id="_x0000_t202" coordsize="21600,21600" o:spt="202" path="m,l,21600r21600,l21600,xe">
+                <v:stroke joinstyle="miter"/>
+                <v:path gradientshapeok="t" o:connecttype="rect"/>
+              </v:shapetype>
+              <v:shape id="Text Box 10" o:spid="_x0000_s1026" type="#_x0000_t202" style="position:absolute;left:0;text-align:left;margin-left:228pt;margin-top:49.7pt;width:189.4pt;height:124.3pt;z-index:251699200;visibility:visible;mso-wrap-style:square;mso-height-percent:0;mso-wrap-distance-left:9pt;mso-wrap-distance-top:0;mso-wrap-distance-right:9pt;mso-wrap-distance-bottom:0;mso-position-horizontal:absolute;mso-position-horizontal-relative:text;mso-position-vertical:absolute;mso-position-vertical-relative:text;mso-height-percent:0;mso-height-relative:margin;v-text-anchor:top" o:gfxdata="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" fillcolor="white [3201]" strokeweight=".5pt">
+                <v:textbox>
+                  <w:txbxContent>
+                    <w:p>
+                      <w:pPr>
+                        <w:spacing w:line="240" w:lineRule="auto"/>
+                      </w:pPr>
+                      <w:r>
+                        <w:t xml:space="preserve">ParticipantID </w:t>
+                      </w:r>
+                      <w:r>
+                        <w:t>{</w:t>
+                      </w:r>
+                      <w:r>
+                        <w:t>PK</w:t>
+                      </w:r>
+                      <w:r>
+                        <w:t>}</w:t>
+                      </w:r>
+                    </w:p>
+                    <w:p>
+                      <w:pPr>
+                        <w:spacing w:line="240" w:lineRule="auto"/>
+                      </w:pPr>
+                      <w:r>
+                        <w:t>FirstName</w:t>
+                      </w:r>
+                    </w:p>
+                    <w:p>
+                      <w:pPr>
+                        <w:spacing w:line="240" w:lineRule="auto"/>
+                      </w:pPr>
+                      <w:r>
+                        <w:t>LastName</w:t>
+                      </w:r>
+                    </w:p>
+                    <w:p>
+                      <w:pPr>
+                        <w:spacing w:line="240" w:lineRule="auto"/>
+                      </w:pPr>
+                      <w:r>
+                        <w:t>EventEntr</w:t>
+                      </w:r>
+                      <w:r>
+                        <w:t>ance</w:t>
+                      </w:r>
+                      <w:r>
+                        <w:t xml:space="preserve"> </w:t>
+                      </w:r>
+                      <w:r>
+                        <w:t>{</w:t>
+                      </w:r>
+                      <w:r>
+                        <w:t>FK</w:t>
+                      </w:r>
+                      <w:r>
+                        <w:t>}</w:t>
+                      </w:r>
+                    </w:p>
+                    <w:p>
+                      <w:pPr>
+                        <w:spacing w:line="240" w:lineRule="auto"/>
+                      </w:pPr>
+                      <w:r>
+                        <w:t>EmailAddress</w:t>
+                      </w:r>
+                    </w:p>
+                    <w:p>
+                      <w:pPr>
+                        <w:spacing w:line="240" w:lineRule="auto"/>
+                      </w:pPr>
+                    </w:p>
+                  </w:txbxContent>
+                </v:textbox>
+              </v:shape>
+            </w:pict>
+          </mc:Fallback>
+        </mc:AlternateContent>
+      </w:r>
+      <w:r>
+        <w:rPr>
+          <w:b/>
+          <w:bCs/>
+          <w:noProof/>
+        </w:rPr>
+        <mc:AlternateContent>
+          <mc:Choice Requires="wps">
+            <w:drawing>
+              <wp:anchor distT="0" distB="0" distL="114300" distR="114300" simplePos="0" relativeHeight="251659264" behindDoc="0" locked="0" layoutInCell="1" allowOverlap="1" wp14:anchorId="2C92CBF4" wp14:editId="5E21DE40">
+                <wp:simplePos x="0" y="0"/>
+                <wp:positionH relativeFrom="margin">
+                  <wp:align>center</wp:align>
+                </wp:positionH>
+                <wp:positionV relativeFrom="paragraph">
+                  <wp:posOffset>320040</wp:posOffset>
+                </wp:positionV>
+                <wp:extent cx="2476500" cy="1926771"/>
+                <wp:effectExtent l="0" t="0" r="19050" b="16510"/>
+                <wp:wrapNone/>
+                <wp:docPr id="901451744" name="Rectangle 1"/>
+                <wp:cNvGraphicFramePr/>
+                <a:graphic xmlns:a="http://schemas.openxmlformats.org/drawingml/2006/main">
+                  <a:graphicData uri="http://schemas.microsoft.com/office/word/2010/wordprocessingShape">
+                    <wps:wsp>
+                      <wps:cNvSpPr/>
+                      <wps:spPr>
+                        <a:xfrm>
+                          <a:off x="0" y="0"/>
+                          <a:ext cx="2476500" cy="1926771"/>
+                        </a:xfrm>
+                        <a:prstGeom prst="rect">
+                          <a:avLst/>
+                        </a:prstGeom>
+                      </wps:spPr>
+                      <wps:style>
+                        <a:lnRef idx="2">
+                          <a:schemeClr val="dk1"/>
+                        </a:lnRef>
+                        <a:fillRef idx="1">
+                          <a:schemeClr val="lt1"/>
+                        </a:fillRef>
+                        <a:effectRef idx="0">
+                          <a:schemeClr val="dk1"/>
+                        </a:effectRef>
+                        <a:fontRef idx="minor">
+                          <a:schemeClr val="dk1"/>
+                        </a:fontRef>
+                      </wps:style>
+                      <wps:bodyPr rot="0" spcFirstLastPara="0" vertOverflow="overflow" horzOverflow="overflow" vert="horz" wrap="square" lIns="91440" tIns="45720" rIns="91440" bIns="45720" numCol="1" spcCol="0" rtlCol="0" fromWordArt="0" anchor="ctr" anchorCtr="0" forceAA="0" compatLnSpc="1">
+                        <a:prstTxWarp prst="textNoShape">
+                          <a:avLst/>
+                        </a:prstTxWarp>
+                        <a:noAutofit/>
+                      </wps:bodyPr>
+                    </wps:wsp>
+                  </a:graphicData>
+                </a:graphic>
+                <wp14:sizeRelH relativeFrom="margin">
+                  <wp14:pctWidth>0</wp14:pctWidth>
+                </wp14:sizeRelH>
+                <wp14:sizeRelV relativeFrom="margin">
+                  <wp14:pctHeight>0</wp14:pctHeight>
+                </wp14:sizeRelV>
+              </wp:anchor>
+            </w:drawing>
+          </mc:Choice>
+          <mc:Fallback>
+            <w:pict>
+              <v:rect w14:anchorId="74D1DA35" id="Rectangle 1" o:spid="_x0000_s1026" style="position:absolute;margin-left:0;margin-top:25.2pt;width:195pt;height:151.7pt;z-index:251659264;visibility:visible;mso-wrap-style:square;mso-width-percent:0;mso-height-percent:0;mso-wrap-distance-left:9pt;mso-wrap-distance-top:0;mso-wrap-distance-right:9pt;mso-wrap-distance-bottom:0;mso-position-horizontal:center;mso-position-horizontal-relative:margin;mso-position-vertical:absolute;mso-position-vertical-relative:text;mso-width-percent:0;mso-height-percent:0;mso-width-relative:margin;mso-height-relative:margin;v-text-anchor:middle" o:gfxdata="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" fillcolor="white [3201]" strokecolor="black [3200]" strokeweight="1pt">
+                <w10:wrap anchorx="margin"/>
+              </v:rect>
+            </w:pict>
+          </mc:Fallback>
+        </mc:AlternateContent>
+      </w:r>
+      <w:r>
+        <w:rPr>
+          <w:b/>
+          <w:bCs/>
+          <w:noProof/>
+        </w:rPr>
+        <mc:AlternateContent>
+          <mc:Choice Requires="wps">
+            <w:drawing>
+              <wp:anchor distT="0" distB="0" distL="114300" distR="114300" simplePos="0" relativeHeight="251708416" behindDoc="0" locked="0" layoutInCell="1" allowOverlap="1" wp14:anchorId="515ECC08" wp14:editId="4E027EF5">
+                <wp:simplePos x="0" y="0"/>
+                <wp:positionH relativeFrom="column">
+                  <wp:posOffset>6705600</wp:posOffset>
+                </wp:positionH>
+                <wp:positionV relativeFrom="paragraph">
+                  <wp:posOffset>4475117</wp:posOffset>
+                </wp:positionV>
+                <wp:extent cx="2252254" cy="2121626"/>
+                <wp:effectExtent l="0" t="0" r="15240" b="12065"/>
+                <wp:wrapNone/>
+                <wp:docPr id="9926827" name="Text Box 19"/>
+                <wp:cNvGraphicFramePr/>
+                <a:graphic xmlns:a="http://schemas.openxmlformats.org/drawingml/2006/main">
+                  <a:graphicData uri="http://schemas.microsoft.com/office/word/2010/wordprocessingShape">
+                    <wps:wsp>
+                      <wps:cNvSpPr txBox="1"/>
+                      <wps:spPr>
+                        <a:xfrm>
+                          <a:off x="0" y="0"/>
+                          <a:ext cx="2252254" cy="2121626"/>
+                        </a:xfrm>
+                        <a:prstGeom prst="rect">
+                          <a:avLst/>
+                        </a:prstGeom>
+                        <a:solidFill>
+                          <a:schemeClr val="lt1"/>
+                        </a:solidFill>
+                        <a:ln w="6350">
+                          <a:solidFill>
+                            <a:prstClr val="black"/>
+                          </a:solidFill>
+                        </a:ln>
+                      </wps:spPr>
+                      <wps:txbx>
+                        <w:txbxContent>
+                          <w:p>
+                            <w:r>
+                              <w:t>EventEntranceID {PK}</w:t>
+                            </w:r>
+                          </w:p>
+                          <w:p>
+                            <w:r>
+                              <w:t>ParticipantID {FK}</w:t>
+                            </w:r>
+                          </w:p>
+                          <w:p>
+                            <w:r>
+                              <w:t>CategoryID {FK}</w:t>
+                            </w:r>
+                          </w:p>
+                          <w:p>
+                            <w:r>
+                              <w:t>ResultID {FK}</w:t>
+                            </w:r>
+                          </w:p>
+                          <w:p>
+                            <w:r>
+                              <w:t>Event_Entrance_Description</w:t>
+                            </w:r>
+                          </w:p>
+                        </w:txbxContent>
+                      </wps:txbx>
+                      <wps:bodyPr rot="0" spcFirstLastPara="0" vertOverflow="overflow" horzOverflow="overflow" vert="horz" wrap="square" lIns="91440" tIns="45720" rIns="91440" bIns="45720" numCol="1" spcCol="0" rtlCol="0" fromWordArt="0" anchor="t" anchorCtr="0" forceAA="0" compatLnSpc="1">
+                        <a:prstTxWarp prst="textNoShape">
+                          <a:avLst/>
+                        </a:prstTxWarp>
+                        <a:noAutofit/>
+                      </wps:bodyPr>
+                    </wps:wsp>
+                  </a:graphicData>
+                </a:graphic>
+              </wp:anchor>
+            </w:drawing>
+          </mc:Choice>
+          <mc:Fallback>
+            <w:pict>
+              <v:shape w14:anchorId="515ECC08" id="Text Box 19" o:spid="_x0000_s1027" type="#_x0000_t202" style="position:absolute;left:0;text-align:left;margin-left:528pt;margin-top:352.35pt;width:177.35pt;height:167.05pt;z-index:251708416;visibility:visible;mso-wrap-style:square;mso-wrap-distance-left:9pt;mso-wrap-distance-top:0;mso-wrap-distance-right:9pt;mso-wrap-distance-bottom:0;mso-position-horizontal:absolute;mso-position-horizontal-relative:text;mso-position-vertical:absolute;mso-position-vertical-relative:text;v-text-anchor:top" o:gfxdata="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" fillcolor="white [3201]" strokeweight=".5pt">
+                <v:textbox>
+                  <w:txbxContent>
+                    <w:p>
+                      <w:r>
+                        <w:t>EventEntranceID {PK}</w:t>
+                      </w:r>
+                    </w:p>
+                    <w:p>
+                      <w:r>
+                        <w:t>ParticipantID {FK}</w:t>
+                      </w:r>
+                    </w:p>
+                    <w:p>
+                      <w:r>
+                        <w:t>CategoryID {FK}</w:t>
+                      </w:r>
+                    </w:p>
+                    <w:p>
+                      <w:r>
+                        <w:t>ResultID {FK}</w:t>
+                      </w:r>
+                    </w:p>
+                    <w:p>
+                      <w:r>
+                        <w:t>Event_Entrance_Description</w:t>
+                      </w:r>
+                    </w:p>
+                  </w:txbxContent>
+                </v:textbox>
+              </v:shape>
+            </w:pict>
+          </mc:Fallback>
+        </mc:AlternateContent>
+      </w:r>
+      <w:r>
+        <w:rPr>
+          <w:b/>
+          <w:bCs/>
+          <w:noProof/>
+        </w:rPr>
+        <mc:AlternateContent>
+          <mc:Choice Requires="wps">
+            <w:drawing>
+              <wp:anchor distT="0" distB="0" distL="114300" distR="114300" simplePos="0" relativeHeight="251707392" behindDoc="0" locked="0" layoutInCell="1" allowOverlap="1" wp14:anchorId="5B63A82B" wp14:editId="31A2793F">
+                <wp:simplePos x="0" y="0"/>
+                <wp:positionH relativeFrom="column">
+                  <wp:posOffset>6738257</wp:posOffset>
+                </wp:positionH>
+                <wp:positionV relativeFrom="paragraph">
+                  <wp:posOffset>4180114</wp:posOffset>
+                </wp:positionV>
+                <wp:extent cx="2180409" cy="250372"/>
+                <wp:effectExtent l="0" t="0" r="10795" b="16510"/>
+                <wp:wrapNone/>
+                <wp:docPr id="863049478" name="Text Box 18"/>
+                <wp:cNvGraphicFramePr/>
+                <a:graphic xmlns:a="http://schemas.openxmlformats.org/drawingml/2006/main">
+                  <a:graphicData uri="http://schemas.microsoft.com/office/word/2010/wordprocessingShape">
+                    <wps:wsp>
+                      <wps:cNvSpPr txBox="1"/>
+                      <wps:spPr>
+                        <a:xfrm>
+                          <a:off x="0" y="0"/>
+                          <a:ext cx="2180409" cy="250372"/>
+                        </a:xfrm>
+                        <a:prstGeom prst="rect">
+                          <a:avLst/>
+                        </a:prstGeom>
+                        <a:solidFill>
+                          <a:schemeClr val="lt1"/>
+                        </a:solidFill>
+                        <a:ln w="6350">
+                          <a:solidFill>
+                            <a:prstClr val="black"/>
+                          </a:solidFill>
+                        </a:ln>
+                      </wps:spPr>
+                      <wps:txbx>
+                        <w:txbxContent>
+                          <w:p>
+                            <w:pPr>
+                              <w:jc w:val="center"/>
+                              <w:rPr>
+                                <w:b/>
+                                <w:bCs/>
+                              </w:rPr>
+                            </w:pPr>
+                            <w:r>
+                              <w:rPr>
+                                <w:b/>
+                                <w:bCs/>
+                              </w:rPr>
+                              <w:t>EVENT</w:t>
+                            </w:r>
+                            <w:r>
+                              <w:rPr>
+                                <w:b/>
+                                <w:bCs/>
+                              </w:rPr>
+                              <w:t>_</w:t>
+                            </w:r>
+                            <w:r>
+                              <w:rPr>
+                                <w:b/>
+                                <w:bCs/>
+                              </w:rPr>
+                              <w:t>ENTRANCE</w:t>
+                            </w:r>
+                          </w:p>
+                        </w:txbxContent>
+                      </wps:txbx>
+                      <wps:bodyPr rot="0" spcFirstLastPara="0" vertOverflow="overflow" horzOverflow="overflow" vert="horz" wrap="square" lIns="91440" tIns="45720" rIns="91440" bIns="45720" numCol="1" spcCol="0" rtlCol="0" fromWordArt="0" anchor="t" anchorCtr="0" forceAA="0" compatLnSpc="1">
+                        <a:prstTxWarp prst="textNoShape">
+                          <a:avLst/>
+                        </a:prstTxWarp>
+                        <a:noAutofit/>
+                      </wps:bodyPr>
+                    </wps:wsp>
+                  </a:graphicData>
+                </a:graphic>
+              </wp:anchor>
+            </w:drawing>
+          </mc:Choice>
+          <mc:Fallback>
+            <w:pict>
+              <v:shape w14:anchorId="5B63A82B" id="Text Box 18" o:spid="_x0000_s1028" type="#_x0000_t202" style="position:absolute;left:0;text-align:left;margin-left:530.55pt;margin-top:329.15pt;width:171.7pt;height:19.7pt;z-index:251707392;visibility:visible;mso-wrap-style:square;mso-wrap-distance-left:9pt;mso-wrap-distance-top:0;mso-wrap-distance-right:9pt;mso-wrap-distance-bottom:0;mso-position-horizontal:absolute;mso-position-horizontal-relative:text;mso-position-vertical:absolute;mso-position-vertical-relative:text;v-text-anchor:top" o:gfxdata="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" fillcolor="white [3201]" strokeweight=".5pt">
+                <v:textbox>
+                  <w:txbxContent>
+                    <w:p>
+                      <w:pPr>
+                        <w:jc w:val="center"/>
+                        <w:rPr>
+                          <w:b/>
+                          <w:bCs/>
+                        </w:rPr>
+                      </w:pPr>
+                      <w:r>
+                        <w:rPr>
+                          <w:b/>
+                          <w:bCs/>
+                        </w:rPr>
+                        <w:t>EVENT</w:t>
+                      </w:r>
+                      <w:r>
+                        <w:rPr>
+                          <w:b/>
+                          <w:bCs/>
+                        </w:rPr>
+                        <w:t>_</w:t>
+                      </w:r>
+                      <w:r>
+                        <w:rPr>
+                          <w:b/>
+                          <w:bCs/>
+                        </w:rPr>
+                        <w:t>ENTRANCE</w:t>
+                      </w:r>
+                    </w:p>
+                  </w:txbxContent>
+                </v:textbox>
+              </v:shape>
+            </w:pict>
+          </mc:Fallback>
+        </mc:AlternateContent>
+      </w:r>
+      <w:r>
+        <w:rPr>
+          <w:b/>
+          <w:bCs/>
+          <w:noProof/>
+        </w:rPr>
+        <mc:AlternateContent>
+          <mc:Choice Requires="wps">
+            <w:drawing>
+              <wp:anchor distT="0" distB="0" distL="114300" distR="114300" simplePos="0" relativeHeight="251706368" behindDoc="0" locked="0" layoutInCell="1" allowOverlap="1" wp14:anchorId="2DFE223D" wp14:editId="5FE963B3">
+                <wp:simplePos x="0" y="0"/>
+                <wp:positionH relativeFrom="column">
+                  <wp:posOffset>3243943</wp:posOffset>
+                </wp:positionH>
+                <wp:positionV relativeFrom="paragraph">
+                  <wp:posOffset>4147457</wp:posOffset>
+                </wp:positionV>
+                <wp:extent cx="2286000" cy="272143"/>
+                <wp:effectExtent l="0" t="0" r="19050" b="13970"/>
+                <wp:wrapNone/>
+                <wp:docPr id="2047998901" name="Text Box 17"/>
+                <wp:cNvGraphicFramePr/>
+                <a:graphic xmlns:a="http://schemas.openxmlformats.org/drawingml/2006/main">
+                  <a:graphicData uri="http://schemas.microsoft.com/office/word/2010/wordprocessingShape">
+                    <wps:wsp>
+                      <wps:cNvSpPr txBox="1"/>
+                      <wps:spPr>
+                        <a:xfrm>
+                          <a:off x="0" y="0"/>
+                          <a:ext cx="2286000" cy="272143"/>
+                        </a:xfrm>
+                        <a:prstGeom prst="rect">
+                          <a:avLst/>
+                        </a:prstGeom>
+                        <a:solidFill>
+                          <a:schemeClr val="lt1"/>
+                        </a:solidFill>
+                        <a:ln w="6350">
+                          <a:solidFill>
+                            <a:prstClr val="black"/>
+                          </a:solidFill>
+                        </a:ln>
+                      </wps:spPr>
+                      <wps:txbx>
+                        <w:txbxContent>
+                          <w:p>
+                            <w:pPr>
+                              <w:jc w:val="center"/>
+                              <w:rPr>
+                                <w:b/>
+                                <w:bCs/>
+                              </w:rPr>
+                            </w:pPr>
+                            <w:r>
+                              <w:rPr>
+                                <w:b/>
+                                <w:bCs/>
+                              </w:rPr>
+                              <w:t>CATEGORY</w:t>
+                            </w:r>
+                          </w:p>
+                        </w:txbxContent>
+                      </wps:txbx>
+                      <wps:bodyPr rot="0" spcFirstLastPara="0" vertOverflow="overflow" horzOverflow="overflow" vert="horz" wrap="square" lIns="91440" tIns="45720" rIns="91440" bIns="45720" numCol="1" spcCol="0" rtlCol="0" fromWordArt="0" anchor="t" anchorCtr="0" forceAA="0" compatLnSpc="1">
+                        <a:prstTxWarp prst="textNoShape">
+                          <a:avLst/>
+                        </a:prstTxWarp>
+                        <a:noAutofit/>
+                      </wps:bodyPr>
+                    </wps:wsp>
+                  </a:graphicData>
+                </a:graphic>
+              </wp:anchor>
+            </w:drawing>
+          </mc:Choice>
+          <mc:Fallback>
+            <w:pict>
+              <v:shape w14:anchorId="2DFE223D" id="Text Box 17" o:spid="_x0000_s1029" type="#_x0000_t202" style="position:absolute;left:0;text-align:left;margin-left:255.45pt;margin-top:326.55pt;width:180pt;height:21.45pt;z-index:251706368;visibility:visible;mso-wrap-style:square;mso-wrap-distance-left:9pt;mso-wrap-distance-top:0;mso-wrap-distance-right:9pt;mso-wrap-distance-bottom:0;mso-position-horizontal:absolute;mso-position-horizontal-relative:text;mso-position-vertical:absolute;mso-position-vertical-relative:text;v-text-anchor:top" o:gfxdata="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" fillcolor="white [3201]" strokeweight=".5pt">
+                <v:textbox>
+                  <w:txbxContent>
+                    <w:p>
+                      <w:pPr>
+                        <w:jc w:val="center"/>
+                        <w:rPr>
+                          <w:b/>
+                          <w:bCs/>
+                        </w:rPr>
+                      </w:pPr>
+                      <w:r>
+                        <w:rPr>
+                          <w:b/>
+                          <w:bCs/>
+                        </w:rPr>
+                        <w:t>CATEGORY</w:t>
+                      </w:r>
+                    </w:p>
+                  </w:txbxContent>
+                </v:textbox>
+              </v:shape>
+            </w:pict>
+          </mc:Fallback>
+        </mc:AlternateContent>
+      </w:r>
+      <w:r>
+        <w:rPr>
+          <w:b/>
+          <w:bCs/>
+          <w:noProof/>
+        </w:rPr>
+        <mc:AlternateContent>
+          <mc:Choice Requires="wps">
+            <w:drawing>
+              <wp:anchor distT="0" distB="0" distL="114300" distR="114300" simplePos="0" relativeHeight="251705344" behindDoc="0" locked="0" layoutInCell="1" allowOverlap="1" wp14:anchorId="7DF68EB8" wp14:editId="0C7E481E">
+                <wp:simplePos x="0" y="0"/>
+                <wp:positionH relativeFrom="column">
+                  <wp:posOffset>3243943</wp:posOffset>
+                </wp:positionH>
+                <wp:positionV relativeFrom="paragraph">
+                  <wp:posOffset>4495800</wp:posOffset>
+                </wp:positionV>
+                <wp:extent cx="2286000" cy="2147751"/>
+                <wp:effectExtent l="0" t="0" r="19050" b="24130"/>
+                <wp:wrapNone/>
+                <wp:docPr id="244214812" name="Text Box 16"/>
+                <wp:cNvGraphicFramePr/>
+                <a:graphic xmlns:a="http://schemas.openxmlformats.org/drawingml/2006/main">
+                  <a:graphicData uri="http://schemas.microsoft.com/office/word/2010/wordprocessingShape">
+                    <wps:wsp>
+                      <wps:cNvSpPr txBox="1"/>
+                      <wps:spPr>
+                        <a:xfrm>
+                          <a:off x="0" y="0"/>
+                          <a:ext cx="2286000" cy="2147751"/>
+                        </a:xfrm>
+                        <a:prstGeom prst="rect">
+                          <a:avLst/>
+                        </a:prstGeom>
+                        <a:solidFill>
+                          <a:schemeClr val="lt1"/>
+                        </a:solidFill>
+                        <a:ln w="6350">
+                          <a:solidFill>
+                            <a:prstClr val="black"/>
+                          </a:solidFill>
+                        </a:ln>
+                      </wps:spPr>
+                      <wps:txbx>
+                        <w:txbxContent>
+                          <w:p>
+                            <w:pPr>
+                              <w:spacing w:line="240" w:lineRule="auto"/>
+                            </w:pPr>
+                            <w:r>
+                              <w:t>Category</w:t>
+                            </w:r>
+                            <w:r>
+                              <w:t>ID {PK}</w:t>
+                            </w:r>
+                          </w:p>
+                          <w:p>
+                            <w:pPr>
+                              <w:spacing w:line="240" w:lineRule="auto"/>
+                            </w:pPr>
+                            <w:r>
+                              <w:t>Category</w:t>
+                            </w:r>
+                            <w:r>
+                              <w:t>Name</w:t>
+                            </w:r>
+                          </w:p>
+                          <w:p>
+                            <w:pPr>
+                              <w:spacing w:line="240" w:lineRule="auto"/>
+                            </w:pPr>
+                            <w:r>
+                              <w:t>CategoryDescription</w:t>
+                            </w:r>
+                          </w:p>
+                          <w:p>
+                            <w:pPr>
+                              <w:spacing w:line="240" w:lineRule="auto"/>
+                            </w:pPr>
+                            <w:r>
+                              <w:t>EventID</w:t>
+                            </w:r>
+                            <w:r>
+                              <w:t xml:space="preserve"> {FK}</w:t>
+                            </w:r>
+                          </w:p>
+                          <w:p>
+                            <w:pPr>
+                              <w:spacing w:line="240" w:lineRule="auto"/>
+                            </w:pPr>
+                          </w:p>
+                          <w:p/>
+                        </w:txbxContent>
+                      </wps:txbx>
+                      <wps:bodyPr rot="0" spcFirstLastPara="0" vertOverflow="overflow" horzOverflow="overflow" vert="horz" wrap="square" lIns="91440" tIns="45720" rIns="91440" bIns="45720" numCol="1" spcCol="0" rtlCol="0" fromWordArt="0" anchor="t" anchorCtr="0" forceAA="0" compatLnSpc="1">
+                        <a:prstTxWarp prst="textNoShape">
+                          <a:avLst/>
+                        </a:prstTxWarp>
+                        <a:noAutofit/>
+                      </wps:bodyPr>
+                    </wps:wsp>
+                  </a:graphicData>
+                </a:graphic>
+              </wp:anchor>
+            </w:drawing>
+          </mc:Choice>
+          <mc:Fallback>
+            <w:pict>
+              <v:shape w14:anchorId="7DF68EB8" id="Text Box 16" o:spid="_x0000_s1030" type="#_x0000_t202" style="position:absolute;left:0;text-align:left;margin-left:255.45pt;margin-top:354pt;width:180pt;height:169.1pt;z-index:251705344;visibility:visible;mso-wrap-style:square;mso-wrap-distance-left:9pt;mso-wrap-distance-top:0;mso-wrap-distance-right:9pt;mso-wrap-distance-bottom:0;mso-position-horizontal:absolute;mso-position-horizontal-relative:text;mso-position-vertical:absolute;mso-position-vertical-relative:text;v-text-anchor:top" o:gfxdata="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" fillcolor="white [3201]" strokeweight=".5pt">
+                <v:textbox>
+                  <w:txbxContent>
+                    <w:p>
+                      <w:pPr>
+                        <w:spacing w:line="240" w:lineRule="auto"/>
+                      </w:pPr>
+                      <w:r>
+                        <w:t>Category</w:t>
+                      </w:r>
+                      <w:r>
+                        <w:t>ID {PK}</w:t>
+                      </w:r>
+                    </w:p>
+                    <w:p>
+                      <w:pPr>
+                        <w:spacing w:line="240" w:lineRule="auto"/>
+                      </w:pPr>
+                      <w:r>
+                        <w:t>Category</w:t>
+                      </w:r>
+                      <w:r>
+                        <w:t>Name</w:t>
+                      </w:r>
+                    </w:p>
+                    <w:p>
+                      <w:pPr>
+                        <w:spacing w:line="240" w:lineRule="auto"/>
+                      </w:pPr>
+                      <w:r>
+                        <w:t>CategoryDescription</w:t>
+                      </w:r>
+                    </w:p>
+                    <w:p>
+                      <w:pPr>
+                        <w:spacing w:line="240" w:lineRule="auto"/>
+                      </w:pPr>
+                      <w:r>
+                        <w:t>EventID</w:t>
+                      </w:r>
+                      <w:r>
+                        <w:t xml:space="preserve"> {FK}</w:t>
+                      </w:r>
+                    </w:p>
+                    <w:p>
+                      <w:pPr>
+                        <w:spacing w:line="240" w:lineRule="auto"/>
+                      </w:pPr>
+                    </w:p>
+                    <w:p/>
+                  </w:txbxContent>
+                </v:textbox>
+              </v:shape>
+            </w:pict>
+          </mc:Fallback>
+        </mc:AlternateContent>
+      </w:r>
+      <w:r>
+        <w:rPr>
+          <w:b/>
+          <w:bCs/>
+          <w:noProof/>
+        </w:rPr>
+        <mc:AlternateContent>
+          <mc:Choice Requires="wps">
+            <w:drawing>
+              <wp:anchor distT="0" distB="0" distL="114300" distR="114300" simplePos="0" relativeHeight="251704320" behindDoc="0" locked="0" layoutInCell="1" allowOverlap="1" wp14:anchorId="7A3C48CB" wp14:editId="3A968D98">
+                <wp:simplePos x="0" y="0"/>
+                <wp:positionH relativeFrom="column">
+                  <wp:posOffset>-533400</wp:posOffset>
+                </wp:positionH>
+                <wp:positionV relativeFrom="paragraph">
+                  <wp:posOffset>4626429</wp:posOffset>
+                </wp:positionV>
+                <wp:extent cx="2623457" cy="2002971"/>
+                <wp:effectExtent l="0" t="0" r="24765" b="16510"/>
+                <wp:wrapNone/>
+                <wp:docPr id="1230462976" name="Text Box 15"/>
+                <wp:cNvGraphicFramePr/>
+                <a:graphic xmlns:a="http://schemas.openxmlformats.org/drawingml/2006/main">
+                  <a:graphicData uri="http://schemas.microsoft.com/office/word/2010/wordprocessingShape">
+                    <wps:wsp>
+                      <wps:cNvSpPr txBox="1"/>
+                      <wps:spPr>
+                        <a:xfrm>
+                          <a:off x="0" y="0"/>
+                          <a:ext cx="2623457" cy="2002971"/>
+                        </a:xfrm>
+                        <a:prstGeom prst="rect">
+                          <a:avLst/>
+                        </a:prstGeom>
+                        <a:solidFill>
+                          <a:schemeClr val="lt1"/>
+                        </a:solidFill>
+                        <a:ln w="6350">
+                          <a:solidFill>
+                            <a:prstClr val="black"/>
+                          </a:solidFill>
+                        </a:ln>
+                      </wps:spPr>
+                      <wps:txbx>
+                        <w:txbxContent>
+                          <w:p>
+                            <w:pPr>
+                              <w:spacing w:line="240" w:lineRule="auto"/>
+                            </w:pPr>
+                            <w:r>
+                              <w:t>Event</w:t>
+                            </w:r>
+                            <w:r>
+                              <w:t>ID {PK}</w:t>
+                            </w:r>
+                          </w:p>
+                          <w:p>
+                            <w:pPr>
+                              <w:spacing w:line="240" w:lineRule="auto"/>
+                            </w:pPr>
+                            <w:r>
+                              <w:t>Even</w:t>
+                            </w:r>
+                            <w:r>
+                              <w:t>tName</w:t>
+                            </w:r>
+                          </w:p>
+                          <w:p>
+                            <w:pPr>
+                              <w:spacing w:line="240" w:lineRule="auto"/>
+                            </w:pPr>
+                            <w:r>
+                              <w:t>EventDate</w:t>
+                            </w:r>
+                          </w:p>
+                          <w:p>
+                            <w:pPr>
+                              <w:spacing w:line="240" w:lineRule="auto"/>
+                            </w:pPr>
+                            <w:r>
+                              <w:t>OrganiserID {FK}</w:t>
+                            </w:r>
+                          </w:p>
+                          <w:p>
+                            <w:pPr>
+                              <w:spacing w:line="240" w:lineRule="auto"/>
+                            </w:pPr>
+                            <w:r>
+                              <w:t>CategoryID {FK}</w:t>
+                            </w:r>
+                          </w:p>
+                          <w:p/>
+                        </w:txbxContent>
+                      </wps:txbx>
+                      <wps:bodyPr rot="0" spcFirstLastPara="0" vertOverflow="overflow" horzOverflow="overflow" vert="horz" wrap="square" lIns="91440" tIns="45720" rIns="91440" bIns="45720" numCol="1" spcCol="0" rtlCol="0" fromWordArt="0" anchor="t" anchorCtr="0" forceAA="0" compatLnSpc="1">
+                        <a:prstTxWarp prst="textNoShape">
+                          <a:avLst/>
+                        </a:prstTxWarp>
+                        <a:noAutofit/>
+                      </wps:bodyPr>
+                    </wps:wsp>
+                  </a:graphicData>
+                </a:graphic>
+              </wp:anchor>
+            </w:drawing>
+          </mc:Choice>
+          <mc:Fallback>
+            <w:pict>
+              <v:shape w14:anchorId="7A3C48CB" id="Text Box 15" o:spid="_x0000_s1031" type="#_x0000_t202" style="position:absolute;left:0;text-align:left;margin-left:-42pt;margin-top:364.3pt;width:206.55pt;height:157.7pt;z-index:251704320;visibility:visible;mso-wrap-style:square;mso-wrap-distance-left:9pt;mso-wrap-distance-top:0;mso-wrap-distance-right:9pt;mso-wrap-distance-bottom:0;mso-position-horizontal:absolute;mso-position-horizontal-relative:text;mso-position-vertical:absolute;mso-position-vertical-relative:text;v-text-anchor:top" o:gfxdata="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" fillcolor="white [3201]" strokeweight=".5pt">
+                <v:textbox>
+                  <w:txbxContent>
+                    <w:p>
+                      <w:pPr>
+                        <w:spacing w:line="240" w:lineRule="auto"/>
+                      </w:pPr>
+                      <w:r>
+                        <w:t>Event</w:t>
+                      </w:r>
+                      <w:r>
+                        <w:t>ID {PK}</w:t>
+                      </w:r>
+                    </w:p>
+                    <w:p>
+                      <w:pPr>
+                        <w:spacing w:line="240" w:lineRule="auto"/>
+                      </w:pPr>
+                      <w:r>
+                        <w:t>Even</w:t>
+                      </w:r>
+                      <w:r>
+                        <w:t>tName</w:t>
+                      </w:r>
+                    </w:p>
+                    <w:p>
+                      <w:pPr>
+                        <w:spacing w:line="240" w:lineRule="auto"/>
+                      </w:pPr>
+                      <w:r>
+                        <w:t>EventDate</w:t>
+                      </w:r>
+                    </w:p>
+                    <w:p>
+                      <w:pPr>
+                        <w:spacing w:line="240" w:lineRule="auto"/>
+                      </w:pPr>
+                      <w:r>
+                        <w:t>OrganiserID {FK}</w:t>
+                      </w:r>
+                    </w:p>
+                    <w:p>
+                      <w:pPr>
+                        <w:spacing w:line="240" w:lineRule="auto"/>
+                      </w:pPr>
+                      <w:r>
+                        <w:t>CategoryID {FK}</w:t>
+                      </w:r>
+                    </w:p>
+                    <w:p/>
+                  </w:txbxContent>
+                </v:textbox>
+              </v:shape>
+            </w:pict>
+          </mc:Fallback>
+        </mc:AlternateContent>
+      </w:r>
+      <w:r>
+        <w:rPr>
+          <w:b/>
+          <w:bCs/>
+          <w:noProof/>
+        </w:rPr>
+        <mc:AlternateContent>
+          <mc:Choice Requires="wps">
+            <w:drawing>
+              <wp:anchor distT="0" distB="0" distL="114300" distR="114300" simplePos="0" relativeHeight="251703296" behindDoc="0" locked="0" layoutInCell="1" allowOverlap="1" wp14:anchorId="7ABDF40A" wp14:editId="7CA10D30">
+                <wp:simplePos x="0" y="0"/>
+                <wp:positionH relativeFrom="column">
+                  <wp:posOffset>-522514</wp:posOffset>
+                </wp:positionH>
+                <wp:positionV relativeFrom="paragraph">
+                  <wp:posOffset>4201886</wp:posOffset>
+                </wp:positionV>
+                <wp:extent cx="2645228" cy="359228"/>
+                <wp:effectExtent l="0" t="0" r="22225" b="22225"/>
+                <wp:wrapNone/>
+                <wp:docPr id="1652911610" name="Text Box 14"/>
+                <wp:cNvGraphicFramePr/>
+                <a:graphic xmlns:a="http://schemas.openxmlformats.org/drawingml/2006/main">
+                  <a:graphicData uri="http://schemas.microsoft.com/office/word/2010/wordprocessingShape">
+                    <wps:wsp>
+                      <wps:cNvSpPr txBox="1"/>
+                      <wps:spPr>
+                        <a:xfrm>
+                          <a:off x="0" y="0"/>
+                          <a:ext cx="2645228" cy="359228"/>
+                        </a:xfrm>
+                        <a:prstGeom prst="rect">
+                          <a:avLst/>
+                        </a:prstGeom>
+                        <a:solidFill>
+                          <a:schemeClr val="lt1"/>
+                        </a:solidFill>
+                        <a:ln w="6350">
+                          <a:solidFill>
+                            <a:prstClr val="black"/>
+                          </a:solidFill>
+                        </a:ln>
+                      </wps:spPr>
+                      <wps:txbx>
+                        <w:txbxContent>
+                          <w:p>
+                            <w:pPr>
+                              <w:jc w:val="center"/>
+                              <w:rPr>
+                                <w:b/>
+                                <w:bCs/>
+                              </w:rPr>
+                            </w:pPr>
+                            <w:r>
+                              <w:rPr>
+                                <w:b/>
+                                <w:bCs/>
+                              </w:rPr>
+                              <w:t>EVENT</w:t>
+                            </w:r>
+                          </w:p>
+                        </w:txbxContent>
+                      </wps:txbx>
+                      <wps:bodyPr rot="0" spcFirstLastPara="0" vertOverflow="overflow" horzOverflow="overflow" vert="horz" wrap="square" lIns="91440" tIns="45720" rIns="91440" bIns="45720" numCol="1" spcCol="0" rtlCol="0" fromWordArt="0" anchor="t" anchorCtr="0" forceAA="0" compatLnSpc="1">
+                        <a:prstTxWarp prst="textNoShape">
+                          <a:avLst/>
+                        </a:prstTxWarp>
+                        <a:noAutofit/>
+                      </wps:bodyPr>
+                    </wps:wsp>
+                  </a:graphicData>
+                </a:graphic>
+              </wp:anchor>
+            </w:drawing>
+          </mc:Choice>
+          <mc:Fallback>
+            <w:pict>
+              <v:shape w14:anchorId="7ABDF40A" id="Text Box 14" o:spid="_x0000_s1032" type="#_x0000_t202" style="position:absolute;left:0;text-align:left;margin-left:-41.15pt;margin-top:330.85pt;width:208.3pt;height:28.3pt;z-index:251703296;visibility:visible;mso-wrap-style:square;mso-wrap-distance-left:9pt;mso-wrap-distance-top:0;mso-wrap-distance-right:9pt;mso-wrap-distance-bottom:0;mso-position-horizontal:absolute;mso-position-horizontal-relative:text;mso-position-vertical:absolute;mso-position-vertical-relative:text;v-text-anchor:top" o:gfxdata="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" fillcolor="white [3201]" strokeweight=".5pt">
+                <v:textbox>
+                  <w:txbxContent>
+                    <w:p>
+                      <w:pPr>
+                        <w:jc w:val="center"/>
+                        <w:rPr>
+                          <w:b/>
+                          <w:bCs/>
+                        </w:rPr>
+                      </w:pPr>
+                      <w:r>
+                        <w:rPr>
+                          <w:b/>
+                          <w:bCs/>
+                        </w:rPr>
+                        <w:t>EVENT</w:t>
+                      </w:r>
+                    </w:p>
+                  </w:txbxContent>
+                </v:textbox>
+              </v:shape>
+            </w:pict>
+          </mc:Fallback>
+        </mc:AlternateContent>
+      </w:r>
+      <w:r>
+        <w:rPr>
+          <w:b/>
+          <w:bCs/>
+          <w:noProof/>
+        </w:rPr>
+        <mc:AlternateContent>
+          <mc:Choice Requires="wps">
+            <w:drawing>
+              <wp:anchor distT="0" distB="0" distL="114300" distR="114300" simplePos="0" relativeHeight="251701248" behindDoc="0" locked="0" layoutInCell="1" allowOverlap="1" wp14:anchorId="711C1B42" wp14:editId="648D3662">
+                <wp:simplePos x="0" y="0"/>
+                <wp:positionH relativeFrom="column">
+                  <wp:posOffset>5834743</wp:posOffset>
+                </wp:positionH>
+                <wp:positionV relativeFrom="paragraph">
+                  <wp:posOffset>1665514</wp:posOffset>
+                </wp:positionV>
+                <wp:extent cx="3026228" cy="1578429"/>
+                <wp:effectExtent l="0" t="0" r="22225" b="22225"/>
+                <wp:wrapNone/>
+                <wp:docPr id="1197698506" name="Text Box 12"/>
+                <wp:cNvGraphicFramePr/>
+                <a:graphic xmlns:a="http://schemas.openxmlformats.org/drawingml/2006/main">
+                  <a:graphicData uri="http://schemas.microsoft.com/office/word/2010/wordprocessingShape">
+                    <wps:wsp>
+                      <wps:cNvSpPr txBox="1"/>
+                      <wps:spPr>
+                        <a:xfrm>
+                          <a:off x="0" y="0"/>
+                          <a:ext cx="3026228" cy="1578429"/>
+                        </a:xfrm>
+                        <a:prstGeom prst="rect">
+                          <a:avLst/>
+                        </a:prstGeom>
+                        <a:solidFill>
+                          <a:schemeClr val="lt1"/>
+                        </a:solidFill>
+                        <a:ln w="6350">
+                          <a:solidFill>
+                            <a:prstClr val="black"/>
+                          </a:solidFill>
+                        </a:ln>
+                      </wps:spPr>
+                      <wps:txbx>
+                        <w:txbxContent>
+                          <w:p>
+                            <w:pPr>
+                              <w:spacing w:line="240" w:lineRule="auto"/>
+                            </w:pPr>
+                            <w:r>
+                              <w:t>Result</w:t>
+                            </w:r>
+                            <w:r>
+                              <w:t>ID {PK}</w:t>
+                            </w:r>
+                          </w:p>
+                          <w:p>
+                            <w:pPr>
+                              <w:spacing w:line="240" w:lineRule="auto"/>
+                            </w:pPr>
+                            <w:r>
+                              <w:t>ResultDescription</w:t>
+                            </w:r>
+                          </w:p>
+                          <w:p>
+                            <w:pPr>
+                              <w:spacing w:line="240" w:lineRule="auto"/>
+                            </w:pPr>
+                            <w:r>
+                              <w:t>EventEntranceID</w:t>
+                            </w:r>
+                            <w:r>
+                              <w:t xml:space="preserve"> {FK}</w:t>
+                            </w:r>
+                          </w:p>
+                          <w:p/>
+                        </w:txbxContent>
+                      </wps:txbx>
+                      <wps:bodyPr rot="0" spcFirstLastPara="0" vertOverflow="overflow" horzOverflow="overflow" vert="horz" wrap="square" lIns="91440" tIns="45720" rIns="91440" bIns="45720" numCol="1" spcCol="0" rtlCol="0" fromWordArt="0" anchor="t" anchorCtr="0" forceAA="0" compatLnSpc="1">
+                        <a:prstTxWarp prst="textNoShape">
+                          <a:avLst/>
+                        </a:prstTxWarp>
+                        <a:noAutofit/>
+                      </wps:bodyPr>
+                    </wps:wsp>
+                  </a:graphicData>
+                </a:graphic>
+              </wp:anchor>
+            </w:drawing>
+          </mc:Choice>
+          <mc:Fallback>
+            <w:pict>
+              <v:shape w14:anchorId="711C1B42" id="Text Box 12" o:spid="_x0000_s1033" type="#_x0000_t202" style="position:absolute;left:0;text-align:left;margin-left:459.45pt;margin-top:131.15pt;width:238.3pt;height:124.3pt;z-index:251701248;visibility:visible;mso-wrap-style:square;mso-wrap-distance-left:9pt;mso-wrap-distance-top:0;mso-wrap-distance-right:9pt;mso-wrap-distance-bottom:0;mso-position-horizontal:absolute;mso-position-horizontal-relative:text;mso-position-vertical:absolute;mso-position-vertical-relative:text;v-text-anchor:top" o:gfxdata="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" fillcolor="white [3201]" strokeweight=".5pt">
+                <v:textbox>
+                  <w:txbxContent>
+                    <w:p>
+                      <w:pPr>
+                        <w:spacing w:line="240" w:lineRule="auto"/>
+                      </w:pPr>
+                      <w:r>
+                        <w:t>Result</w:t>
+                      </w:r>
+                      <w:r>
+                        <w:t>ID {PK}</w:t>
+                      </w:r>
+                    </w:p>
+                    <w:p>
+                      <w:pPr>
+                        <w:spacing w:line="240" w:lineRule="auto"/>
+                      </w:pPr>
+                      <w:r>
+                        <w:t>ResultDescription</w:t>
+                      </w:r>
+                    </w:p>
+                    <w:p>
+                      <w:pPr>
+                        <w:spacing w:line="240" w:lineRule="auto"/>
+                      </w:pPr>
+                      <w:r>
+                        <w:t>EventEntranceID</w:t>
+                      </w:r>
+                      <w:r>
+                        <w:t xml:space="preserve"> {FK}</w:t>
+                      </w:r>
+                    </w:p>
+                    <w:p/>
+                  </w:txbxContent>
+                </v:textbox>
+              </v:shape>
+            </w:pict>
+          </mc:Fallback>
+        </mc:AlternateContent>
+      </w:r>
+      <w:r>
+        <w:rPr>
+          <w:b/>
+          <w:bCs/>
+          <w:noProof/>
+        </w:rPr>
+        <mc:AlternateContent>
+          <mc:Choice Requires="wps">
+            <w:drawing>
+              <wp:anchor distT="0" distB="0" distL="114300" distR="114300" simplePos="0" relativeHeight="251700224" behindDoc="0" locked="0" layoutInCell="1" allowOverlap="1" wp14:anchorId="661B9D2A" wp14:editId="1D06B56E">
+                <wp:simplePos x="0" y="0"/>
+                <wp:positionH relativeFrom="column">
+                  <wp:posOffset>5834743</wp:posOffset>
+                </wp:positionH>
+                <wp:positionV relativeFrom="paragraph">
+                  <wp:posOffset>1295400</wp:posOffset>
+                </wp:positionV>
+                <wp:extent cx="3004457" cy="293914"/>
+                <wp:effectExtent l="0" t="0" r="24765" b="11430"/>
+                <wp:wrapNone/>
+                <wp:docPr id="945878571" name="Text Box 11"/>
+                <wp:cNvGraphicFramePr/>
+                <a:graphic xmlns:a="http://schemas.openxmlformats.org/drawingml/2006/main">
+                  <a:graphicData uri="http://schemas.microsoft.com/office/word/2010/wordprocessingShape">
+                    <wps:wsp>
+                      <wps:cNvSpPr txBox="1"/>
+                      <wps:spPr>
+                        <a:xfrm>
+                          <a:off x="0" y="0"/>
+                          <a:ext cx="3004457" cy="293914"/>
+                        </a:xfrm>
+                        <a:prstGeom prst="rect">
+                          <a:avLst/>
+                        </a:prstGeom>
+                        <a:solidFill>
+                          <a:schemeClr val="lt1"/>
+                        </a:solidFill>
+                        <a:ln w="6350">
+                          <a:solidFill>
+                            <a:prstClr val="black"/>
+                          </a:solidFill>
+                        </a:ln>
+                      </wps:spPr>
+                      <wps:txbx>
+                        <w:txbxContent>
+                          <w:p>
+                            <w:pPr>
+                              <w:jc w:val="center"/>
+                              <w:rPr>
+                                <w:b/>
+                                <w:bCs/>
+                              </w:rPr>
+                            </w:pPr>
+                            <w:r>
+                              <w:rPr>
+                                <w:b/>
+                                <w:bCs/>
+                              </w:rPr>
+                              <w:t>RESULT</w:t>
+                            </w:r>
+                          </w:p>
+                        </w:txbxContent>
+                      </wps:txbx>
+                      <wps:bodyPr rot="0" spcFirstLastPara="0" vertOverflow="overflow" horzOverflow="overflow" vert="horz" wrap="square" lIns="91440" tIns="45720" rIns="91440" bIns="45720" numCol="1" spcCol="0" rtlCol="0" fromWordArt="0" anchor="t" anchorCtr="0" forceAA="0" compatLnSpc="1">
+                        <a:prstTxWarp prst="textNoShape">
+                          <a:avLst/>
+                        </a:prstTxWarp>
+                        <a:noAutofit/>
+                      </wps:bodyPr>
+                    </wps:wsp>
+                  </a:graphicData>
+                </a:graphic>
+              </wp:anchor>
+            </w:drawing>
+          </mc:Choice>
+          <mc:Fallback>
+            <w:pict>
+              <v:shape w14:anchorId="661B9D2A" id="Text Box 11" o:spid="_x0000_s1034" type="#_x0000_t202" style="position:absolute;left:0;text-align:left;margin-left:459.45pt;margin-top:102pt;width:236.55pt;height:23.15pt;z-index:251700224;visibility:visible;mso-wrap-style:square;mso-wrap-distance-left:9pt;mso-wrap-distance-top:0;mso-wrap-distance-right:9pt;mso-wrap-distance-bottom:0;mso-position-horizontal:absolute;mso-position-horizontal-relative:text;mso-position-vertical:absolute;mso-position-vertical-relative:text;v-text-anchor:top" o:gfxdata="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" fillcolor="white [3201]" strokeweight=".5pt">
+                <v:textbox>
+                  <w:txbxContent>
+                    <w:p>
+                      <w:pPr>
+                        <w:jc w:val="center"/>
+                        <w:rPr>
+                          <w:b/>
+                          <w:bCs/>
+                        </w:rPr>
+                      </w:pPr>
+                      <w:r>
+                        <w:rPr>
+                          <w:b/>
+                          <w:bCs/>
+                        </w:rPr>
+                        <w:t>RESULT</w:t>
+                      </w:r>
+                    </w:p>
+                  </w:txbxContent>
+                </v:textbox>
+              </v:shape>
+            </w:pict>
+          </mc:Fallback>
+        </mc:AlternateContent>
+      </w:r>
+      <w:r>
+        <w:rPr>
+          <w:b/>
+          <w:bCs/>
+          <w:noProof/>
+        </w:rPr>
+        <mc:AlternateContent>
+          <mc:Choice Requires="wps">
+            <w:drawing>
+              <wp:anchor distT="0" distB="0" distL="114300" distR="114300" simplePos="0" relativeHeight="251698176" behindDoc="0" locked="0" layoutInCell="1" allowOverlap="1" wp14:anchorId="787FC653" wp14:editId="3DD473E5">
+                <wp:simplePos x="0" y="0"/>
+                <wp:positionH relativeFrom="column">
+                  <wp:posOffset>2906486</wp:posOffset>
+                </wp:positionH>
+                <wp:positionV relativeFrom="paragraph">
+                  <wp:posOffset>348343</wp:posOffset>
+                </wp:positionV>
+                <wp:extent cx="2416628" cy="283028"/>
+                <wp:effectExtent l="0" t="0" r="22225" b="22225"/>
+                <wp:wrapNone/>
+                <wp:docPr id="48376269" name="Text Box 9"/>
+                <wp:cNvGraphicFramePr/>
+                <a:graphic xmlns:a="http://schemas.openxmlformats.org/drawingml/2006/main">
+                  <a:graphicData uri="http://schemas.microsoft.com/office/word/2010/wordprocessingShape">
+                    <wps:wsp>
+                      <wps:cNvSpPr txBox="1"/>
+                      <wps:spPr>
+                        <a:xfrm>
+                          <a:off x="0" y="0"/>
+                          <a:ext cx="2416628" cy="283028"/>
+                        </a:xfrm>
+                        <a:prstGeom prst="rect">
+                          <a:avLst/>
+                        </a:prstGeom>
+                        <a:solidFill>
+                          <a:schemeClr val="lt1"/>
+                        </a:solidFill>
+                        <a:ln w="6350">
+                          <a:solidFill>
+                            <a:prstClr val="black"/>
+                          </a:solidFill>
+                        </a:ln>
+                      </wps:spPr>
+                      <wps:txbx>
+                        <w:txbxContent>
+                          <w:p>
+                            <w:pPr>
+                              <w:jc w:val="center"/>
+                              <w:rPr>
+                                <w:b/>
+                                <w:bCs/>
+                              </w:rPr>
+                            </w:pPr>
+                            <w:r>
+                              <w:rPr>
+                                <w:b/>
+                                <w:bCs/>
+                              </w:rPr>
+                              <w:t>PARTI</w:t>
+                            </w:r>
+                            <w:r>
+                              <w:rPr>
+                                <w:b/>
+                                <w:bCs/>
+                              </w:rPr>
+                              <w:t>CIPANT</w:t>
+                            </w:r>
+                          </w:p>
+                        </w:txbxContent>
+                      </wps:txbx>
+                      <wps:bodyPr rot="0" spcFirstLastPara="0" vertOverflow="overflow" horzOverflow="overflow" vert="horz" wrap="square" lIns="91440" tIns="45720" rIns="91440" bIns="45720" numCol="1" spcCol="0" rtlCol="0" fromWordArt="0" anchor="t" anchorCtr="0" forceAA="0" compatLnSpc="1">
+                        <a:prstTxWarp prst="textNoShape">
+                          <a:avLst/>
+                        </a:prstTxWarp>
+                        <a:noAutofit/>
+                      </wps:bodyPr>
+                    </wps:wsp>
+                  </a:graphicData>
+                </a:graphic>
+              </wp:anchor>
+            </w:drawing>
+          </mc:Choice>
+          <mc:Fallback>
+            <w:pict>
+              <v:shape w14:anchorId="787FC653" id="Text Box 9" o:spid="_x0000_s1035" type="#_x0000_t202" style="position:absolute;left:0;text-align:left;margin-left:228.85pt;margin-top:27.45pt;width:190.3pt;height:22.3pt;z-index:251698176;visibility:visible;mso-wrap-style:square;mso-wrap-distance-left:9pt;mso-wrap-distance-top:0;mso-wrap-distance-right:9pt;mso-wrap-distance-bottom:0;mso-position-horizontal:absolute;mso-position-horizontal-relative:text;mso-position-vertical:absolute;mso-position-vertical-relative:text;v-text-anchor:top" o:gfxdata="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" fillcolor="white [3201]" strokeweight=".5pt">
+                <v:textbox>
+                  <w:txbxContent>
+                    <w:p>
+                      <w:pPr>
+                        <w:jc w:val="center"/>
+                        <w:rPr>
+                          <w:b/>
+                          <w:bCs/>
+                        </w:rPr>
+                      </w:pPr>
+                      <w:r>
+                        <w:rPr>
+                          <w:b/>
+                          <w:bCs/>
+                        </w:rPr>
+                        <w:t>PARTI</w:t>
+                      </w:r>
+                      <w:r>
+                        <w:rPr>
+                          <w:b/>
+                          <w:bCs/>
+                        </w:rPr>
+                        <w:t>CIPANT</w:t>
+                      </w:r>
+                    </w:p>
+                  </w:txbxContent>
+                </v:textbox>
+              </v:shape>
+            </w:pict>
+          </mc:Fallback>
+        </mc:AlternateContent>
+      </w:r>
+      <w:r>
+        <w:rPr>
+          <w:b/>
+          <w:bCs/>
+          <w:noProof/>
+        </w:rPr>
+        <mc:AlternateContent>
+          <mc:Choice Requires="wps">
+            <w:drawing>
+              <wp:anchor distT="0" distB="0" distL="114300" distR="114300" simplePos="0" relativeHeight="251697152" behindDoc="0" locked="0" layoutInCell="1" allowOverlap="1" wp14:anchorId="23814BC1" wp14:editId="17B61F18">
+                <wp:simplePos x="0" y="0"/>
+                <wp:positionH relativeFrom="column">
+                  <wp:posOffset>-478971</wp:posOffset>
+                </wp:positionH>
+                <wp:positionV relativeFrom="paragraph">
+                  <wp:posOffset>1277983</wp:posOffset>
+                </wp:positionV>
+                <wp:extent cx="3003550" cy="300446"/>
+                <wp:effectExtent l="0" t="0" r="25400" b="23495"/>
+                <wp:wrapNone/>
+                <wp:docPr id="751209387" name="Text Box 8"/>
+                <wp:cNvGraphicFramePr/>
+                <a:graphic xmlns:a="http://schemas.openxmlformats.org/drawingml/2006/main">
+                  <a:graphicData uri="http://schemas.microsoft.com/office/word/2010/wordprocessingShape">
+                    <wps:wsp>
+                      <wps:cNvSpPr txBox="1"/>
+                      <wps:spPr>
+                        <a:xfrm>
+                          <a:off x="0" y="0"/>
+                          <a:ext cx="3003550" cy="300446"/>
+                        </a:xfrm>
+                        <a:prstGeom prst="rect">
+                          <a:avLst/>
+                        </a:prstGeom>
+                        <a:solidFill>
+                          <a:schemeClr val="lt1"/>
+                        </a:solidFill>
+                        <a:ln w="6350">
+                          <a:solidFill>
+                            <a:prstClr val="black"/>
+                          </a:solidFill>
+                        </a:ln>
+                      </wps:spPr>
+                      <wps:txbx>
+                        <w:txbxContent>
+                          <w:p>
+                            <w:pPr>
+                              <w:jc w:val="center"/>
+                              <w:rPr>
+                                <w:b/>
+                                <w:bCs/>
+                              </w:rPr>
+                            </w:pPr>
+                            <w:r>
+                              <w:rPr>
+                                <w:b/>
+                                <w:bCs/>
+                              </w:rPr>
+                              <w:t>ORGANISER</w:t>
+                            </w:r>
+                          </w:p>
+                        </w:txbxContent>
+                      </wps:txbx>
+                      <wps:bodyPr rot="0" spcFirstLastPara="0" vertOverflow="overflow" horzOverflow="overflow" vert="horz" wrap="square" lIns="91440" tIns="45720" rIns="91440" bIns="45720" numCol="1" spcCol="0" rtlCol="0" fromWordArt="0" anchor="t" anchorCtr="0" forceAA="0" compatLnSpc="1">
+                        <a:prstTxWarp prst="textNoShape">
+                          <a:avLst/>
+                        </a:prstTxWarp>
+                        <a:noAutofit/>
+                      </wps:bodyPr>
+                    </wps:wsp>
+                  </a:graphicData>
+                </a:graphic>
+              </wp:anchor>
+            </w:drawing>
+          </mc:Choice>
+          <mc:Fallback>
+            <w:pict>
+              <v:shape w14:anchorId="23814BC1" id="Text Box 8" o:spid="_x0000_s1036" type="#_x0000_t202" style="position:absolute;left:0;text-align:left;margin-left:-37.7pt;margin-top:100.65pt;width:236.5pt;height:23.65pt;z-index:251697152;visibility:visible;mso-wrap-style:square;mso-wrap-distance-left:9pt;mso-wrap-distance-top:0;mso-wrap-distance-right:9pt;mso-wrap-distance-bottom:0;mso-position-horizontal:absolute;mso-position-horizontal-relative:text;mso-position-vertical:absolute;mso-position-vertical-relative:text;v-text-anchor:top" o:gfxdata="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" fillcolor="white [3201]" strokeweight=".5pt">
+                <v:textbox>
+                  <w:txbxContent>
+                    <w:p>
+                      <w:pPr>
+                        <w:jc w:val="center"/>
+                        <w:rPr>
+                          <w:b/>
+                          <w:bCs/>
+                        </w:rPr>
+                      </w:pPr>
+                      <w:r>
+                        <w:rPr>
+                          <w:b/>
+                          <w:bCs/>
+                        </w:rPr>
+                        <w:t>ORGANISER</w:t>
+                      </w:r>
+                    </w:p>
+                  </w:txbxContent>
+                </v:textbox>
+              </v:shape>
+            </w:pict>
+          </mc:Fallback>
+        </mc:AlternateContent>
+      </w:r>
+      <w:r>
+        <w:rPr>
+          <w:b/>
+          <w:bCs/>
+          <w:noProof/>
+        </w:rPr>
+        <mc:AlternateContent>
+          <mc:Choice Requires="wps">
+            <w:drawing>
+              <wp:anchor distT="0" distB="0" distL="114300" distR="114300" simplePos="0" relativeHeight="251696128" behindDoc="0" locked="0" layoutInCell="1" allowOverlap="1" wp14:anchorId="4AA4C1FB" wp14:editId="40AC08D0">
+                <wp:simplePos x="0" y="0"/>
+                <wp:positionH relativeFrom="column">
+                  <wp:posOffset>-478971</wp:posOffset>
+                </wp:positionH>
+                <wp:positionV relativeFrom="paragraph">
+                  <wp:posOffset>1621970</wp:posOffset>
+                </wp:positionV>
+                <wp:extent cx="3003912" cy="1589315"/>
+                <wp:effectExtent l="0" t="0" r="25400" b="11430"/>
+                <wp:wrapNone/>
+                <wp:docPr id="1564047725" name="Text Box 7"/>
+                <wp:cNvGraphicFramePr/>
+                <a:graphic xmlns:a="http://schemas.openxmlformats.org/drawingml/2006/main">
+                  <a:graphicData uri="http://schemas.microsoft.com/office/word/2010/wordprocessingShape">
+                    <wps:wsp>
+                      <wps:cNvSpPr txBox="1"/>
+                      <wps:spPr>
+                        <a:xfrm>
+                          <a:off x="0" y="0"/>
+                          <a:ext cx="3003912" cy="1589315"/>
+                        </a:xfrm>
+                        <a:prstGeom prst="rect">
+                          <a:avLst/>
+                        </a:prstGeom>
+                        <a:solidFill>
+                          <a:schemeClr val="lt1"/>
+                        </a:solidFill>
+                        <a:ln w="6350">
+                          <a:solidFill>
+                            <a:prstClr val="black"/>
+                          </a:solidFill>
+                        </a:ln>
+                      </wps:spPr>
+                      <wps:txbx>
+                        <w:txbxContent>
+                          <w:p>
+                            <w:pPr>
+                              <w:spacing w:line="240" w:lineRule="auto"/>
+                            </w:pPr>
+                            <w:r>
+                              <w:t>Organiser</w:t>
+                            </w:r>
+                            <w:r>
+                              <w:t>ID {PK}</w:t>
+                            </w:r>
+                          </w:p>
+                          <w:p>
+                            <w:pPr>
+                              <w:spacing w:line="240" w:lineRule="auto"/>
+                            </w:pPr>
+                            <w:r>
+                              <w:t>Organiser</w:t>
+                            </w:r>
+                            <w:r>
+                              <w:t>FirstName</w:t>
+                            </w:r>
+                          </w:p>
+                          <w:p>
+                            <w:pPr>
+                              <w:spacing w:line="240" w:lineRule="auto"/>
+                            </w:pPr>
+                            <w:r>
+                              <w:t>Organiser</w:t>
+                            </w:r>
+                            <w:r>
+                              <w:t>LastName</w:t>
+                            </w:r>
+                          </w:p>
+                          <w:p>
+                            <w:pPr>
+                              <w:spacing w:line="240" w:lineRule="auto"/>
+                            </w:pPr>
+                            <w:r>
+                              <w:t>OrganiserEmailAddress</w:t>
+                            </w:r>
+                          </w:p>
+                          <w:p/>
+                        </w:txbxContent>
+                      </wps:txbx>
+                      <wps:bodyPr rot="0" spcFirstLastPara="0" vertOverflow="overflow" horzOverflow="overflow" vert="horz" wrap="square" lIns="91440" tIns="45720" rIns="91440" bIns="45720" numCol="1" spcCol="0" rtlCol="0" fromWordArt="0" anchor="t" anchorCtr="0" forceAA="0" compatLnSpc="1">
+                        <a:prstTxWarp prst="textNoShape">
+                          <a:avLst/>
+                        </a:prstTxWarp>
+                        <a:noAutofit/>
+                      </wps:bodyPr>
+                    </wps:wsp>
+                  </a:graphicData>
+                </a:graphic>
+                <wp14:sizeRelH relativeFrom="margin">
+                  <wp14:pctWidth>0</wp14:pctWidth>
+                </wp14:sizeRelH>
+                <wp14:sizeRelV relativeFrom="margin">
+                  <wp14:pctHeight>0</wp14:pctHeight>
+                </wp14:sizeRelV>
+              </wp:anchor>
+            </w:drawing>
+          </mc:Choice>
+          <mc:Fallback>
+            <w:pict>
+              <v:shape w14:anchorId="4AA4C1FB" id="Text Box 7" o:spid="_x0000_s1037" type="#_x0000_t202" style="position:absolute;left:0;text-align:left;margin-left:-37.7pt;margin-top:127.7pt;width:236.55pt;height:125.15pt;z-index:251696128;visibility:visible;mso-wrap-style:square;mso-width-percent:0;mso-height-percent:0;mso-wrap-distance-left:9pt;mso-wrap-distance-top:0;mso-wrap-distance-right:9pt;mso-wrap-distance-bottom:0;mso-position-horizontal:absolute;mso-position-horizontal-relative:text;mso-position-vertical:absolute;mso-position-vertical-relative:text;mso-width-percent:0;mso-height-percent:0;mso-width-relative:margin;mso-height-relative:margin;v-text-anchor:top" o:gfxdata="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" fillcolor="white [3201]" strokeweight=".5pt">
+                <v:textbox>
+                  <w:txbxContent>
+                    <w:p>
+                      <w:pPr>
+                        <w:spacing w:line="240" w:lineRule="auto"/>
+                      </w:pPr>
+                      <w:r>
+                        <w:t>Organiser</w:t>
+                      </w:r>
+                      <w:r>
+                        <w:t>ID {PK}</w:t>
+                      </w:r>
+                    </w:p>
+                    <w:p>
+                      <w:pPr>
+                        <w:spacing w:line="240" w:lineRule="auto"/>
+                      </w:pPr>
+                      <w:r>
+                        <w:t>Organiser</w:t>
+                      </w:r>
+                      <w:r>
+                        <w:t>FirstName</w:t>
+                      </w:r>
+                    </w:p>
+                    <w:p>
+                      <w:pPr>
+                        <w:spacing w:line="240" w:lineRule="auto"/>
+                      </w:pPr>
+                      <w:r>
+                        <w:t>Organiser</w:t>
+                      </w:r>
+                      <w:r>
+                        <w:t>LastName</w:t>
+                      </w:r>
+                    </w:p>
+                    <w:p>
+                      <w:pPr>
+                        <w:spacing w:line="240" w:lineRule="auto"/>
+                      </w:pPr>
+                      <w:r>
+                        <w:t>OrganiserEmailAddress</w:t>
+                      </w:r>
+                    </w:p>
+                    <w:p/>
+                  </w:txbxContent>
+                </v:textbox>
+              </v:shape>
+            </w:pict>
+          </mc:Fallback>
+        </mc:AlternateContent>
+      </w:r>
+      <w:r>
+        <w:rPr>
+          <w:b/>
+          <w:bCs/>
+          <w:noProof/>
+        </w:rPr>
+        <mc:AlternateContent>
+          <mc:Choice Requires="wps">
+            <w:drawing>
+              <wp:anchor distT="0" distB="0" distL="114300" distR="114300" simplePos="0" relativeHeight="251695104" behindDoc="0" locked="0" layoutInCell="1" allowOverlap="1" wp14:anchorId="44BD1D76" wp14:editId="7D46060F">
+                <wp:simplePos x="0" y="0"/>
+                <wp:positionH relativeFrom="column">
+                  <wp:posOffset>6864984</wp:posOffset>
+                </wp:positionH>
+                <wp:positionV relativeFrom="paragraph">
+                  <wp:posOffset>3680460</wp:posOffset>
+                </wp:positionV>
+                <wp:extent cx="45719" cy="449580"/>
+                <wp:effectExtent l="38100" t="0" r="50165" b="64770"/>
+                <wp:wrapNone/>
+                <wp:docPr id="766146593" name="Straight Arrow Connector 5"/>
+                <wp:cNvGraphicFramePr/>
+                <a:graphic xmlns:a="http://schemas.openxmlformats.org/drawingml/2006/main">
+                  <a:graphicData uri="http://schemas.microsoft.com/office/word/2010/wordprocessingShape">
+                    <wps:wsp>
+                      <wps:cNvCnPr/>
+                      <wps:spPr>
+                        <a:xfrm>
+                          <a:off x="0" y="0"/>
+                          <a:ext cx="45719" cy="449580"/>
+                        </a:xfrm>
+                        <a:prstGeom prst="straightConnector1">
+                          <a:avLst/>
+                        </a:prstGeom>
+                        <a:ln>
+                          <a:tailEnd type="triangle"/>
+                        </a:ln>
+                      </wps:spPr>
+                      <wps:style>
+                        <a:lnRef idx="1">
+                          <a:schemeClr val="accent1"/>
+                        </a:lnRef>
+                        <a:fillRef idx="0">
+                          <a:schemeClr val="accent1"/>
+                        </a:fillRef>
+                        <a:effectRef idx="0">
+                          <a:schemeClr val="accent1"/>
+                        </a:effectRef>
+                        <a:fontRef idx="minor">
+                          <a:schemeClr val="tx1"/>
+                        </a:fontRef>
+                      </wps:style>
+                      <wps:bodyPr/>
+                    </wps:wsp>
+                  </a:graphicData>
+                </a:graphic>
+                <wp14:sizeRelH relativeFrom="margin">
+                  <wp14:pctWidth>0</wp14:pctWidth>
+                </wp14:sizeRelH>
+                <wp14:sizeRelV relativeFrom="margin">
+                  <wp14:pctHeight>0</wp14:pctHeight>
+                </wp14:sizeRelV>
+              </wp:anchor>
+            </w:drawing>
+          </mc:Choice>
+          <mc:Fallback>
+            <w:pict>
+              <v:shapetype w14:anchorId="23233ABB" id="_x0000_t32" coordsize="21600,21600" o:spt="32" o:oned="t" path="m,l21600,21600e" filled="f">
+                <v:path arrowok="t" fillok="f" o:connecttype="none"/>
+                <o:lock v:ext="edit" shapetype="t"/>
+              </v:shapetype>
+              <v:shape id="Straight Arrow Connector 5" o:spid="_x0000_s1026" type="#_x0000_t32" style="position:absolute;margin-left:540.55pt;margin-top:289.8pt;width:3.6pt;height:35.4pt;z-index:251695104;visibility:visible;mso-wrap-style:square;mso-width-percent:0;mso-height-percent:0;mso-wrap-distance-left:9pt;mso-wrap-distance-top:0;mso-wrap-distance-right:9pt;mso-wrap-distance-bottom:0;mso-position-horizontal:absolute;mso-position-horizontal-relative:text;mso-position-vertical:absolute;mso-position-vertical-relative:text;mso-width-percent:0;mso-height-percent:0;mso-width-relative:margin;mso-height-relative:margin" o:gfxdata="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" strokecolor="#156082 [3204]" strokeweight=".5pt">
+                <v:stroke endarrow="block" joinstyle="miter"/>
+              </v:shape>
+            </w:pict>
+          </mc:Fallback>
+        </mc:AlternateContent>
+      </w:r>
+      <w:r>
+        <w:rPr>
+          <w:b/>
+          <w:bCs/>
+          <w:noProof/>
+        </w:rPr>
+        <mc:AlternateContent>
+          <mc:Choice Requires="wps">
+            <w:drawing>
+              <wp:anchor distT="0" distB="0" distL="114300" distR="114300" simplePos="0" relativeHeight="251693056" behindDoc="0" locked="0" layoutInCell="1" allowOverlap="1" wp14:anchorId="022BF9A2" wp14:editId="5780C5AE">
+                <wp:simplePos x="0" y="0"/>
+                <wp:positionH relativeFrom="margin">
+                  <wp:posOffset>4023360</wp:posOffset>
+                </wp:positionH>
+                <wp:positionV relativeFrom="paragraph">
+                  <wp:posOffset>3680460</wp:posOffset>
+                </wp:positionV>
+                <wp:extent cx="2880360" cy="15240"/>
+                <wp:effectExtent l="0" t="0" r="15240" b="22860"/>
+                <wp:wrapNone/>
+                <wp:docPr id="1539173831" name="Straight Connector 6"/>
+                <wp:cNvGraphicFramePr/>
+                <a:graphic xmlns:a="http://schemas.openxmlformats.org/drawingml/2006/main">
+                  <a:graphicData uri="http://schemas.microsoft.com/office/word/2010/wordprocessingShape">
+                    <wps:wsp>
+                      <wps:cNvCnPr/>
+                      <wps:spPr>
+                        <a:xfrm flipH="1">
+                          <a:off x="0" y="0"/>
+                          <a:ext cx="2880360" cy="15240"/>
+                        </a:xfrm>
+                        <a:prstGeom prst="line">
+                          <a:avLst/>
+                        </a:prstGeom>
+                      </wps:spPr>
+                      <wps:style>
+                        <a:lnRef idx="1">
+                          <a:schemeClr val="accent1"/>
+                        </a:lnRef>
+                        <a:fillRef idx="0">
+                          <a:schemeClr val="accent1"/>
+                        </a:fillRef>
+                        <a:effectRef idx="0">
+                          <a:schemeClr val="accent1"/>
+                        </a:effectRef>
+                        <a:fontRef idx="minor">
+                          <a:schemeClr val="tx1"/>
+                        </a:fontRef>
+                      </wps:style>
+                      <wps:bodyPr/>
+                    </wps:wsp>
+                  </a:graphicData>
+                </a:graphic>
+                <wp14:sizeRelH relativeFrom="margin">
+                  <wp14:pctWidth>0</wp14:pctWidth>
+                </wp14:sizeRelH>
+                <wp14:sizeRelV relativeFrom="margin">
+                  <wp14:pctHeight>0</wp14:pctHeight>
+                </wp14:sizeRelV>
+              </wp:anchor>
+            </w:drawing>
+          </mc:Choice>
+          <mc:Fallback>
+            <w:pict>
+              <v:line w14:anchorId="440B4F66" id="Straight Connector 6" o:spid="_x0000_s1026" style="position:absolute;flip:x;z-index:251693056;visibility:visible;mso-wrap-style:square;mso-width-percent:0;mso-height-percent:0;mso-wrap-distance-left:9pt;mso-wrap-distance-top:0;mso-wrap-distance-right:9pt;mso-wrap-distance-bottom:0;mso-position-horizontal:absolute;mso-position-horizontal-relative:margin;mso-position-vertical:absolute;mso-position-vertical-relative:text;mso-width-percent:0;mso-height-percent:0;mso-width-relative:margin;mso-height-relative:margin" from="316.8pt,289.8pt" to="543.6pt,291pt" o:gfxdata="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" strokecolor="#156082 [3204]" strokeweight=".5pt">
+                <v:stroke joinstyle="miter"/>
+                <w10:wrap anchorx="margin"/>
+              </v:line>
+            </w:pict>
+          </mc:Fallback>
+        </mc:AlternateContent>
+      </w:r>
+      <w:r>
+        <w:rPr>
+          <w:b/>
+          <w:bCs/>
+          <w:noProof/>
+        </w:rPr>
+        <mc:AlternateContent>
+          <mc:Choice Requires="wps">
+            <w:drawing>
+              <wp:anchor distT="0" distB="0" distL="114300" distR="114300" simplePos="0" relativeHeight="251691008" behindDoc="0" locked="0" layoutInCell="1" allowOverlap="1" wp14:anchorId="1171A8CF" wp14:editId="00E0324D">
+                <wp:simplePos x="0" y="0"/>
+                <wp:positionH relativeFrom="column">
+                  <wp:posOffset>4030980</wp:posOffset>
+                </wp:positionH>
+                <wp:positionV relativeFrom="paragraph">
+                  <wp:posOffset>1844040</wp:posOffset>
+                </wp:positionV>
+                <wp:extent cx="22860" cy="1866900"/>
+                <wp:effectExtent l="0" t="0" r="34290" b="19050"/>
+                <wp:wrapNone/>
+                <wp:docPr id="6586270" name="Straight Connector 6"/>
+                <wp:cNvGraphicFramePr/>
+                <a:graphic xmlns:a="http://schemas.openxmlformats.org/drawingml/2006/main">
+                  <a:graphicData uri="http://schemas.microsoft.com/office/word/2010/wordprocessingShape">
+                    <wps:wsp>
+                      <wps:cNvCnPr/>
+                      <wps:spPr>
+                        <a:xfrm>
+                          <a:off x="0" y="0"/>
+                          <a:ext cx="22860" cy="1866900"/>
+                        </a:xfrm>
+                        <a:prstGeom prst="line">
+                          <a:avLst/>
+                        </a:prstGeom>
+                      </wps:spPr>
+                      <wps:style>
+                        <a:lnRef idx="1">
+                          <a:schemeClr val="accent1"/>
+                        </a:lnRef>
+                        <a:fillRef idx="0">
+                          <a:schemeClr val="accent1"/>
+                        </a:fillRef>
+                        <a:effectRef idx="0">
+                          <a:schemeClr val="accent1"/>
+                        </a:effectRef>
+                        <a:fontRef idx="minor">
+                          <a:schemeClr val="tx1"/>
+                        </a:fontRef>
+                      </wps:style>
+                      <wps:bodyPr/>
+                    </wps:wsp>
+                  </a:graphicData>
+                </a:graphic>
+              </wp:anchor>
+            </w:drawing>
+          </mc:Choice>
+          <mc:Fallback>
+            <w:pict>
+              <v:line w14:anchorId="5E99A8B1" id="Straight Connector 6" o:spid="_x0000_s1026" style="position:absolute;z-index:251691008;visibility:visible;mso-wrap-style:square;mso-wrap-distance-left:9pt;mso-wrap-distance-top:0;mso-wrap-distance-right:9pt;mso-wrap-distance-bottom:0;mso-position-horizontal:absolute;mso-position-horizontal-relative:text;mso-position-vertical:absolute;mso-position-vertical-relative:text" from="317.4pt,145.2pt" to="319.2pt,292.2pt" o:gfxdata="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" strokecolor="#156082 [3204]" strokeweight=".5pt">
+                <v:stroke joinstyle="miter"/>
+              </v:line>
+            </w:pict>
+          </mc:Fallback>
+        </mc:AlternateContent>
+      </w:r>
+      <w:r>
+        <w:rPr>
+          <w:b/>
+          <w:bCs/>
+          <w:noProof/>
+        </w:rPr>
+        <mc:AlternateContent>
+          <mc:Choice Requires="wps">
+            <w:drawing>
+              <wp:anchor distT="0" distB="0" distL="114300" distR="114300" simplePos="0" relativeHeight="251689984" behindDoc="0" locked="0" layoutInCell="1" allowOverlap="1" wp14:anchorId="33003704" wp14:editId="119A4EB3">
+                <wp:simplePos x="0" y="0"/>
+                <wp:positionH relativeFrom="column">
+                  <wp:posOffset>7771765</wp:posOffset>
+                </wp:positionH>
+                <wp:positionV relativeFrom="paragraph">
+                  <wp:posOffset>3314700</wp:posOffset>
+                </wp:positionV>
+                <wp:extent cx="45719" cy="792480"/>
+                <wp:effectExtent l="76200" t="38100" r="50165" b="26670"/>
+                <wp:wrapNone/>
+                <wp:docPr id="1945563128" name="Straight Arrow Connector 5"/>
+                <wp:cNvGraphicFramePr/>
+                <a:graphic xmlns:a="http://schemas.openxmlformats.org/drawingml/2006/main">
+                  <a:graphicData uri="http://schemas.microsoft.com/office/word/2010/wordprocessingShape">
+                    <wps:wsp>
+                      <wps:cNvCnPr/>
+                      <wps:spPr>
+                        <a:xfrm flipH="1" flipV="1">
+                          <a:off x="0" y="0"/>
+                          <a:ext cx="45719" cy="792480"/>
+                        </a:xfrm>
+                        <a:prstGeom prst="straightConnector1">
+                          <a:avLst/>
+                        </a:prstGeom>
+                        <a:ln>
+                          <a:tailEnd type="triangle"/>
+                        </a:ln>
+                      </wps:spPr>
+                      <wps:style>
+                        <a:lnRef idx="1">
+                          <a:schemeClr val="accent1"/>
+                        </a:lnRef>
+                        <a:fillRef idx="0">
+                          <a:schemeClr val="accent1"/>
+                        </a:fillRef>
+                        <a:effectRef idx="0">
+                          <a:schemeClr val="accent1"/>
+                        </a:effectRef>
+                        <a:fontRef idx="minor">
+                          <a:schemeClr val="tx1"/>
+                        </a:fontRef>
+                      </wps:style>
+                      <wps:bodyPr/>
+                    </wps:wsp>
+                  </a:graphicData>
+                </a:graphic>
+                <wp14:sizeRelH relativeFrom="margin">
+                  <wp14:pctWidth>0</wp14:pctWidth>
+                </wp14:sizeRelH>
+                <wp14:sizeRelV relativeFrom="margin">
+                  <wp14:pctHeight>0</wp14:pctHeight>
+                </wp14:sizeRelV>
+              </wp:anchor>
+            </w:drawing>
+          </mc:Choice>
+          <mc:Fallback>
+            <w:pict>
+              <v:shape w14:anchorId="2E0F5050" id="Straight Arrow Connector 5" o:spid="_x0000_s1026" type="#_x0000_t32" style="position:absolute;margin-left:611.95pt;margin-top:261pt;width:3.6pt;height:62.4pt;flip:x y;z-index:251689984;visibility:visible;mso-wrap-style:square;mso-width-percent:0;mso-height-percent:0;mso-wrap-distance-left:9pt;mso-wrap-distance-top:0;mso-wrap-distance-right:9pt;mso-wrap-distance-bottom:0;mso-position-horizontal:absolute;mso-position-horizontal-relative:text;mso-position-vertical:absolute;mso-position-vertical-relative:text;mso-width-percent:0;mso-height-percent:0;mso-width-relative:margin;mso-height-relative:margin" o:gfxdata="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" strokecolor="#156082 [3204]" strokeweight=".5pt">
+                <v:stroke endarrow="block" joinstyle="miter"/>
+              </v:shape>
+            </w:pict>
+          </mc:Fallback>
+        </mc:AlternateContent>
+      </w:r>
+      <w:r>
+        <w:rPr>
+          <w:b/>
+          <w:bCs/>
+          <w:noProof/>
+        </w:rPr>
+        <mc:AlternateContent>
+          <mc:Choice Requires="wps">
+            <w:drawing>
+              <wp:anchor distT="0" distB="0" distL="114300" distR="114300" simplePos="0" relativeHeight="251687936" behindDoc="0" locked="0" layoutInCell="1" allowOverlap="1" wp14:anchorId="4F8114B0" wp14:editId="3A87843D">
+                <wp:simplePos x="0" y="0"/>
+                <wp:positionH relativeFrom="column">
+                  <wp:posOffset>5585460</wp:posOffset>
+                </wp:positionH>
+                <wp:positionV relativeFrom="paragraph">
+                  <wp:posOffset>5181600</wp:posOffset>
+                </wp:positionV>
+                <wp:extent cx="1089660" cy="45719"/>
+                <wp:effectExtent l="38100" t="38100" r="15240" b="88265"/>
+                <wp:wrapNone/>
+                <wp:docPr id="608668836" name="Straight Arrow Connector 5"/>
+                <wp:cNvGraphicFramePr/>
+                <a:graphic xmlns:a="http://schemas.openxmlformats.org/drawingml/2006/main">
+                  <a:graphicData uri="http://schemas.microsoft.com/office/word/2010/wordprocessingShape">
+                    <wps:wsp>
+                      <wps:cNvCnPr/>
+                      <wps:spPr>
+                        <a:xfrm flipH="1">
+                          <a:off x="0" y="0"/>
+                          <a:ext cx="1089660" cy="45719"/>
+                        </a:xfrm>
+                        <a:prstGeom prst="straightConnector1">
+                          <a:avLst/>
+                        </a:prstGeom>
+                        <a:ln>
+                          <a:tailEnd type="triangle"/>
+                        </a:ln>
+                      </wps:spPr>
+                      <wps:style>
+                        <a:lnRef idx="1">
+                          <a:schemeClr val="accent1"/>
+                        </a:lnRef>
+                        <a:fillRef idx="0">
+                          <a:schemeClr val="accent1"/>
+                        </a:fillRef>
+                        <a:effectRef idx="0">
+                          <a:schemeClr val="accent1"/>
+                        </a:effectRef>
+                        <a:fontRef idx="minor">
+                          <a:schemeClr val="tx1"/>
+                        </a:fontRef>
+                      </wps:style>
+                      <wps:bodyPr/>
+                    </wps:wsp>
+                  </a:graphicData>
+                </a:graphic>
+                <wp14:sizeRelH relativeFrom="margin">
+                  <wp14:pctWidth>0</wp14:pctWidth>
+                </wp14:sizeRelH>
+                <wp14:sizeRelV relativeFrom="margin">
+                  <wp14:pctHeight>0</wp14:pctHeight>
+                </wp14:sizeRelV>
+              </wp:anchor>
+            </w:drawing>
+          </mc:Choice>
+          <mc:Fallback>
+            <w:pict>
+              <v:shape w14:anchorId="40365584" id="Straight Arrow Connector 5" o:spid="_x0000_s1026" type="#_x0000_t32" style="position:absolute;margin-left:439.8pt;margin-top:408pt;width:85.8pt;height:3.6pt;flip:x;z-index:251687936;visibility:visible;mso-wrap-style:square;mso-width-percent:0;mso-height-percent:0;mso-wrap-distance-left:9pt;mso-wrap-distance-top:0;mso-wrap-distance-right:9pt;mso-wrap-distance-bottom:0;mso-position-horizontal:absolute;mso-position-horizontal-relative:text;mso-position-vertical:absolute;mso-position-vertical-relative:text;mso-width-percent:0;mso-height-percent:0;mso-width-relative:margin;mso-height-relative:margin" o:gfxdata="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" strokecolor="#156082 [3204]" strokeweight=".5pt">
+                <v:stroke endarrow="block" joinstyle="miter"/>
+              </v:shape>
+            </w:pict>
+          </mc:Fallback>
+        </mc:AlternateContent>
+      </w:r>
+      <w:r>
+        <w:rPr>
+          <w:b/>
+          <w:bCs/>
+          <w:noProof/>
+        </w:rPr>
+        <mc:AlternateContent>
+          <mc:Choice Requires="wps">
+            <w:drawing>
+              <wp:anchor distT="0" distB="0" distL="114300" distR="114300" simplePos="0" relativeHeight="251685888" behindDoc="0" locked="0" layoutInCell="1" allowOverlap="1" wp14:anchorId="32AD5D08" wp14:editId="60FA4116">
+                <wp:simplePos x="0" y="0"/>
+                <wp:positionH relativeFrom="column">
+                  <wp:posOffset>2125980</wp:posOffset>
+                </wp:positionH>
+                <wp:positionV relativeFrom="paragraph">
+                  <wp:posOffset>5250181</wp:posOffset>
+                </wp:positionV>
+                <wp:extent cx="1043940" cy="45719"/>
+                <wp:effectExtent l="0" t="76200" r="3810" b="50165"/>
+                <wp:wrapNone/>
+                <wp:docPr id="1316318411" name="Straight Arrow Connector 5"/>
+                <wp:cNvGraphicFramePr/>
+                <a:graphic xmlns:a="http://schemas.openxmlformats.org/drawingml/2006/main">
+                  <a:graphicData uri="http://schemas.microsoft.com/office/word/2010/wordprocessingShape">
+                    <wps:wsp>
+                      <wps:cNvCnPr/>
+                      <wps:spPr>
+                        <a:xfrm flipV="1">
+                          <a:off x="0" y="0"/>
+                          <a:ext cx="1043940" cy="45719"/>
+                        </a:xfrm>
+                        <a:prstGeom prst="straightConnector1">
+                          <a:avLst/>
+                        </a:prstGeom>
+                        <a:ln>
+                          <a:tailEnd type="triangle"/>
+                        </a:ln>
+                      </wps:spPr>
+                      <wps:style>
+                        <a:lnRef idx="1">
+                          <a:schemeClr val="accent1"/>
+                        </a:lnRef>
+                        <a:fillRef idx="0">
+                          <a:schemeClr val="accent1"/>
+                        </a:fillRef>
+                        <a:effectRef idx="0">
+                          <a:schemeClr val="accent1"/>
+                        </a:effectRef>
+                        <a:fontRef idx="minor">
+                          <a:schemeClr val="tx1"/>
+                        </a:fontRef>
+                      </wps:style>
+                      <wps:bodyPr/>
+                    </wps:wsp>
+                  </a:graphicData>
+                </a:graphic>
+                <wp14:sizeRelH relativeFrom="margin">
+                  <wp14:pctWidth>0</wp14:pctWidth>
+                </wp14:sizeRelH>
+                <wp14:sizeRelV relativeFrom="margin">
+                  <wp14:pctHeight>0</wp14:pctHeight>
+                </wp14:sizeRelV>
+              </wp:anchor>
+            </w:drawing>
+          </mc:Choice>
+          <mc:Fallback>
+            <w:pict>
+              <v:shape w14:anchorId="6451062F" id="Straight Arrow Connector 5" o:spid="_x0000_s1026" type="#_x0000_t32" style="position:absolute;margin-left:167.4pt;margin-top:413.4pt;width:82.2pt;height:3.6pt;flip:y;z-index:251685888;visibility:visible;mso-wrap-style:square;mso-width-percent:0;mso-height-percent:0;mso-wrap-distance-left:9pt;mso-wrap-distance-top:0;mso-wrap-distance-right:9pt;mso-wrap-distance-bottom:0;mso-position-horizontal:absolute;mso-position-horizontal-relative:text;mso-position-vertical:absolute;mso-position-vertical-relative:text;mso-width-percent:0;mso-height-percent:0;mso-width-relative:margin;mso-height-relative:margin" o:gfxdata="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" strokecolor="#156082 [3204]" strokeweight=".5pt">
+                <v:stroke endarrow="block" joinstyle="miter"/>
+              </v:shape>
+            </w:pict>
+          </mc:Fallback>
+        </mc:AlternateContent>
+      </w:r>
+      <w:r>
+        <w:rPr>
+          <w:b/>
+          <w:bCs/>
+          <w:noProof/>
+        </w:rPr>
+        <mc:AlternateContent>
+          <mc:Choice Requires="wps">
+            <w:drawing>
+              <wp:anchor distT="0" distB="0" distL="114300" distR="114300" simplePos="0" relativeHeight="251683840" behindDoc="0" locked="0" layoutInCell="1" allowOverlap="1" wp14:anchorId="52311715" wp14:editId="3E0B073E">
+                <wp:simplePos x="0" y="0"/>
+                <wp:positionH relativeFrom="column">
+                  <wp:posOffset>693420</wp:posOffset>
+                </wp:positionH>
+                <wp:positionV relativeFrom="paragraph">
+                  <wp:posOffset>3284220</wp:posOffset>
+                </wp:positionV>
+                <wp:extent cx="7620" cy="899160"/>
+                <wp:effectExtent l="76200" t="0" r="68580" b="53340"/>
+                <wp:wrapNone/>
+                <wp:docPr id="668635945" name="Straight Arrow Connector 5"/>
+                <wp:cNvGraphicFramePr/>
+                <a:graphic xmlns:a="http://schemas.openxmlformats.org/drawingml/2006/main">
+                  <a:graphicData uri="http://schemas.microsoft.com/office/word/2010/wordprocessingShape">
+                    <wps:wsp>
+                      <wps:cNvCnPr/>
+                      <wps:spPr>
+                        <a:xfrm flipH="1">
+                          <a:off x="0" y="0"/>
+                          <a:ext cx="7620" cy="899160"/>
+                        </a:xfrm>
+                        <a:prstGeom prst="straightConnector1">
+                          <a:avLst/>
+                        </a:prstGeom>
+                        <a:ln>
+                          <a:tailEnd type="triangle"/>
+                        </a:ln>
+                      </wps:spPr>
+                      <wps:style>
+                        <a:lnRef idx="1">
+                          <a:schemeClr val="accent1"/>
+                        </a:lnRef>
+                        <a:fillRef idx="0">
+                          <a:schemeClr val="accent1"/>
+                        </a:fillRef>
+                        <a:effectRef idx="0">
+                          <a:schemeClr val="accent1"/>
+                        </a:effectRef>
+                        <a:fontRef idx="minor">
+                          <a:schemeClr val="tx1"/>
+                        </a:fontRef>
+                      </wps:style>
+                      <wps:bodyPr/>
+                    </wps:wsp>
+                  </a:graphicData>
+                </a:graphic>
+              </wp:anchor>
+            </w:drawing>
+          </mc:Choice>
+          <mc:Fallback>
+            <w:pict>
+              <v:shape w14:anchorId="009F8CC6" id="Straight Arrow Connector 5" o:spid="_x0000_s1026" type="#_x0000_t32" style="position:absolute;margin-left:54.6pt;margin-top:258.6pt;width:.6pt;height:70.8pt;flip:x;z-index:251683840;visibility:visible;mso-wrap-style:square;mso-wrap-distance-left:9pt;mso-wrap-distance-top:0;mso-wrap-distance-right:9pt;mso-wrap-distance-bottom:0;mso-position-horizontal:absolute;mso-position-horizontal-relative:text;mso-position-vertical:absolute;mso-position-vertical-relative:text" o:gfxdata="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" strokecolor="#156082 [3204]" strokeweight=".5pt">
+                <v:stroke endarrow="block" joinstyle="miter"/>
+              </v:shape>
+            </w:pict>
+          </mc:Fallback>
+        </mc:AlternateContent>
+      </w:r>
+      <w:r>
+        <w:rPr>
+          <w:b/>
+          <w:bCs/>
+          <w:noProof/>
+        </w:rPr>
+        <mc:AlternateContent>
+          <mc:Choice Requires="wps">
+            <w:drawing>
+              <wp:anchor distT="0" distB="0" distL="114300" distR="114300" simplePos="0" relativeHeight="251682816" behindDoc="0" locked="0" layoutInCell="1" allowOverlap="1" wp14:anchorId="56682A1D" wp14:editId="61B8B398">
+                <wp:simplePos x="0" y="0"/>
+                <wp:positionH relativeFrom="margin">
+                  <wp:posOffset>6621780</wp:posOffset>
+                </wp:positionH>
+                <wp:positionV relativeFrom="paragraph">
+                  <wp:posOffset>4450080</wp:posOffset>
+                </wp:positionV>
+                <wp:extent cx="2407920" cy="22860"/>
+                <wp:effectExtent l="0" t="0" r="30480" b="34290"/>
+                <wp:wrapNone/>
+                <wp:docPr id="1609798100" name="Straight Connector 3"/>
+                <wp:cNvGraphicFramePr/>
+                <a:graphic xmlns:a="http://schemas.openxmlformats.org/drawingml/2006/main">
+                  <a:graphicData uri="http://schemas.microsoft.com/office/word/2010/wordprocessingShape">
+                    <wps:wsp>
+                      <wps:cNvCnPr/>
+                      <wps:spPr>
+                        <a:xfrm flipV="1">
+                          <a:off x="0" y="0"/>
+                          <a:ext cx="2407920" cy="22860"/>
+                        </a:xfrm>
+                        <a:prstGeom prst="line">
+                          <a:avLst/>
+                        </a:prstGeom>
+                      </wps:spPr>
+                      <wps:style>
+                        <a:lnRef idx="1">
+                          <a:schemeClr val="dk1"/>
+                        </a:lnRef>
+                        <a:fillRef idx="0">
+                          <a:schemeClr val="dk1"/>
+                        </a:fillRef>
+                        <a:effectRef idx="0">
+                          <a:schemeClr val="dk1"/>
+                        </a:effectRef>
+                        <a:fontRef idx="minor">
+                          <a:schemeClr val="tx1"/>
+                        </a:fontRef>
+                      </wps:style>
+                      <wps:bodyPr/>
+                    </wps:wsp>
+                  </a:graphicData>
+                </a:graphic>
+                <wp14:sizeRelH relativeFrom="margin">
+                  <wp14:pctWidth>0</wp14:pctWidth>
+                </wp14:sizeRelH>
+                <wp14:sizeRelV relativeFrom="margin">
+                  <wp14:pctHeight>0</wp14:pctHeight>
+                </wp14:sizeRelV>
+              </wp:anchor>
+            </w:drawing>
+          </mc:Choice>
+          <mc:Fallback>
+            <w:pict>
+              <v:line w14:anchorId="561C1F98" id="Straight Connector 3" o:spid="_x0000_s1026" style="position:absolute;flip:y;z-index:251682816;visibility:visible;mso-wrap-style:square;mso-width-percent:0;mso-height-percent:0;mso-wrap-distance-left:9pt;mso-wrap-distance-top:0;mso-wrap-distance-right:9pt;mso-wrap-distance-bottom:0;mso-position-horizontal:absolute;mso-position-horizontal-relative:margin;mso-position-vertical:absolute;mso-position-vertical-relative:text;mso-width-percent:0;mso-height-percent:0;mso-width-relative:margin;mso-height-relative:margin" from="521.4pt,350.4pt" to="711pt,352.2pt" o:gfxdata="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" strokecolor="black [3200]" strokeweight=".5pt">
+                <v:stroke joinstyle="miter"/>
+                <w10:wrap anchorx="margin"/>
+              </v:line>
+            </w:pict>
+          </mc:Fallback>
+        </mc:AlternateContent>
+      </w:r>
+      <w:r>
+        <w:rPr>
+          <w:b/>
+          <w:bCs/>
+          <w:noProof/>
+        </w:rPr>
+        <mc:AlternateContent>
+          <mc:Choice Requires="wps">
+            <w:drawing>
+              <wp:anchor distT="0" distB="0" distL="114300" distR="114300" simplePos="0" relativeHeight="251680768" behindDoc="0" locked="0" layoutInCell="1" allowOverlap="1" wp14:anchorId="2929C5C0" wp14:editId="136B3F7A">
+                <wp:simplePos x="0" y="0"/>
+                <wp:positionH relativeFrom="column">
+                  <wp:posOffset>3230880</wp:posOffset>
+                </wp:positionH>
+                <wp:positionV relativeFrom="paragraph">
+                  <wp:posOffset>4465320</wp:posOffset>
+                </wp:positionV>
+                <wp:extent cx="2339340" cy="7620"/>
+                <wp:effectExtent l="0" t="0" r="22860" b="30480"/>
+                <wp:wrapNone/>
+                <wp:docPr id="992315484" name="Straight Connector 3"/>
+                <wp:cNvGraphicFramePr/>
+                <a:graphic xmlns:a="http://schemas.openxmlformats.org/drawingml/2006/main">
+                  <a:graphicData uri="http://schemas.microsoft.com/office/word/2010/wordprocessingShape">
+                    <wps:wsp>
+                      <wps:cNvCnPr/>
+                      <wps:spPr>
+                        <a:xfrm flipV="1">
+                          <a:off x="0" y="0"/>
+                          <a:ext cx="2339340" cy="7620"/>
+                        </a:xfrm>
+                        <a:prstGeom prst="line">
+                          <a:avLst/>
+                        </a:prstGeom>
+                      </wps:spPr>
+                      <wps:style>
+                        <a:lnRef idx="1">
+                          <a:schemeClr val="dk1"/>
+                        </a:lnRef>
+                        <a:fillRef idx="0">
+                          <a:schemeClr val="dk1"/>
+                        </a:fillRef>
+                        <a:effectRef idx="0">
+                          <a:schemeClr val="dk1"/>
+                        </a:effectRef>
+                        <a:fontRef idx="minor">
+                          <a:schemeClr val="tx1"/>
+                        </a:fontRef>
+                      </wps:style>
+                      <wps:bodyPr/>
+                    </wps:wsp>
+                  </a:graphicData>
+                </a:graphic>
+                <wp14:sizeRelH relativeFrom="margin">
+                  <wp14:pctWidth>0</wp14:pctWidth>
+                </wp14:sizeRelH>
+                <wp14:sizeRelV relativeFrom="margin">
+                  <wp14:pctHeight>0</wp14:pctHeight>
+                </wp14:sizeRelV>
+              </wp:anchor>
+            </w:drawing>
+          </mc:Choice>
+          <mc:Fallback>
+            <w:pict>
+              <v:line w14:anchorId="47250883" id="Straight Connector 3" o:spid="_x0000_s1026" style="position:absolute;flip:y;z-index:251680768;visibility:visible;mso-wrap-style:square;mso-width-percent:0;mso-height-percent:0;mso-wrap-distance-left:9pt;mso-wrap-distance-top:0;mso-wrap-distance-right:9pt;mso-wrap-distance-bottom:0;mso-position-horizontal:absolute;mso-position-horizontal-relative:text;mso-position-vertical:absolute;mso-position-vertical-relative:text;mso-width-percent:0;mso-height-percent:0;mso-width-relative:margin;mso-height-relative:margin" from="254.4pt,351.6pt" to="438.6pt,352.2pt" o:gfxdata="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" strokecolor="black [3200]" strokeweight=".5pt">
+                <v:stroke joinstyle="miter"/>
+              </v:line>
+            </w:pict>
+          </mc:Fallback>
+        </mc:AlternateContent>
+      </w:r>
+      <w:r>
+        <w:rPr>
+          <w:b/>
+          <w:bCs/>
+          <w:noProof/>
+        </w:rPr>
+        <mc:AlternateContent>
+          <mc:Choice Requires="wps">
+            <w:drawing>
+              <wp:anchor distT="0" distB="0" distL="114300" distR="114300" simplePos="0" relativeHeight="251678720" behindDoc="0" locked="0" layoutInCell="1" allowOverlap="1" wp14:anchorId="11FC831E" wp14:editId="0550E7D5">
+                <wp:simplePos x="0" y="0"/>
+                <wp:positionH relativeFrom="margin">
+                  <wp:posOffset>-571500</wp:posOffset>
+                </wp:positionH>
+                <wp:positionV relativeFrom="paragraph">
+                  <wp:posOffset>4564380</wp:posOffset>
+                </wp:positionV>
+                <wp:extent cx="2712720" cy="22860"/>
+                <wp:effectExtent l="0" t="0" r="30480" b="34290"/>
+                <wp:wrapNone/>
+                <wp:docPr id="485689512" name="Straight Connector 3"/>
+                <wp:cNvGraphicFramePr/>
+                <a:graphic xmlns:a="http://schemas.openxmlformats.org/drawingml/2006/main">
+                  <a:graphicData uri="http://schemas.microsoft.com/office/word/2010/wordprocessingShape">
+                    <wps:wsp>
+                      <wps:cNvCnPr/>
+                      <wps:spPr>
+                        <a:xfrm flipV="1">
+                          <a:off x="0" y="0"/>
+                          <a:ext cx="2712720" cy="22860"/>
+                        </a:xfrm>
+                        <a:prstGeom prst="line">
+                          <a:avLst/>
+                        </a:prstGeom>
+                      </wps:spPr>
+                      <wps:style>
+                        <a:lnRef idx="1">
+                          <a:schemeClr val="dk1"/>
+                        </a:lnRef>
+                        <a:fillRef idx="0">
+                          <a:schemeClr val="dk1"/>
+                        </a:fillRef>
+                        <a:effectRef idx="0">
+                          <a:schemeClr val="dk1"/>
+                        </a:effectRef>
+                        <a:fontRef idx="minor">
+                          <a:schemeClr val="tx1"/>
+                        </a:fontRef>
+                      </wps:style>
+                      <wps:bodyPr/>
+                    </wps:wsp>
+                  </a:graphicData>
+                </a:graphic>
+                <wp14:sizeRelH relativeFrom="margin">
+                  <wp14:pctWidth>0</wp14:pctWidth>
+                </wp14:sizeRelH>
+                <wp14:sizeRelV relativeFrom="margin">
+                  <wp14:pctHeight>0</wp14:pctHeight>
+                </wp14:sizeRelV>
+              </wp:anchor>
+            </w:drawing>
+          </mc:Choice>
+          <mc:Fallback>
+            <w:pict>
+              <v:line w14:anchorId="234C9A8A" id="Straight Connector 3" o:spid="_x0000_s1026" style="position:absolute;flip:y;z-index:251678720;visibility:visible;mso-wrap-style:square;mso-width-percent:0;mso-height-percent:0;mso-wrap-distance-left:9pt;mso-wrap-distance-top:0;mso-wrap-distance-right:9pt;mso-wrap-distance-bottom:0;mso-position-horizontal:absolute;mso-position-horizontal-relative:margin;mso-position-vertical:absolute;mso-position-vertical-relative:text;mso-width-percent:0;mso-height-percent:0;mso-width-relative:margin;mso-height-relative:margin" from="-45pt,359.4pt" to="168.6pt,361.2pt" o:gfxdata="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" strokecolor="black [3200]" strokeweight=".5pt">
+                <v:stroke joinstyle="miter"/>
+                <w10:wrap anchorx="margin"/>
+              </v:line>
+            </w:pict>
+          </mc:Fallback>
+        </mc:AlternateContent>
+      </w:r>
+      <w:r>
+        <w:rPr>
+          <w:b/>
+          <w:bCs/>
+          <w:noProof/>
+        </w:rPr>
+        <mc:AlternateContent>
+          <mc:Choice Requires="wps">
+            <w:drawing>
+              <wp:anchor distT="0" distB="0" distL="114300" distR="114300" simplePos="0" relativeHeight="251676672" behindDoc="0" locked="0" layoutInCell="1" allowOverlap="1" wp14:anchorId="45A2A8D6" wp14:editId="1377D7C3">
+                <wp:simplePos x="0" y="0"/>
+                <wp:positionH relativeFrom="margin">
+                  <wp:posOffset>5798820</wp:posOffset>
+                </wp:positionH>
+                <wp:positionV relativeFrom="paragraph">
+                  <wp:posOffset>1623060</wp:posOffset>
+                </wp:positionV>
+                <wp:extent cx="3116580" cy="0"/>
+                <wp:effectExtent l="0" t="0" r="0" b="0"/>
+                <wp:wrapNone/>
+                <wp:docPr id="1403810345" name="Straight Connector 3"/>
+                <wp:cNvGraphicFramePr/>
+                <a:graphic xmlns:a="http://schemas.openxmlformats.org/drawingml/2006/main">
+                  <a:graphicData uri="http://schemas.microsoft.com/office/word/2010/wordprocessingShape">
+                    <wps:wsp>
+                      <wps:cNvCnPr/>
+                      <wps:spPr>
+                        <a:xfrm flipV="1">
+                          <a:off x="0" y="0"/>
+                          <a:ext cx="3116580" cy="0"/>
+                        </a:xfrm>
+                        <a:prstGeom prst="line">
+                          <a:avLst/>
+                        </a:prstGeom>
+                      </wps:spPr>
+                      <wps:style>
+                        <a:lnRef idx="1">
+                          <a:schemeClr val="dk1"/>
+                        </a:lnRef>
+                        <a:fillRef idx="0">
+                          <a:schemeClr val="dk1"/>
+                        </a:fillRef>
+                        <a:effectRef idx="0">
+                          <a:schemeClr val="dk1"/>
+                        </a:effectRef>
+                        <a:fontRef idx="minor">
+                          <a:schemeClr val="tx1"/>
+                        </a:fontRef>
+                      </wps:style>
+                      <wps:bodyPr/>
+                    </wps:wsp>
+                  </a:graphicData>
+                </a:graphic>
+                <wp14:sizeRelH relativeFrom="margin">
+                  <wp14:pctWidth>0</wp14:pctWidth>
+                </wp14:sizeRelH>
+                <wp14:sizeRelV relativeFrom="margin">
+                  <wp14:pctHeight>0</wp14:pctHeight>
+                </wp14:sizeRelV>
+              </wp:anchor>
+            </w:drawing>
+          </mc:Choice>
+          <mc:Fallback>
+            <w:pict>
+              <v:line w14:anchorId="740C9460" id="Straight Connector 3" o:spid="_x0000_s1026" style="position:absolute;flip:y;z-index:251676672;visibility:visible;mso-wrap-style:square;mso-width-percent:0;mso-height-percent:0;mso-wrap-distance-left:9pt;mso-wrap-distance-top:0;mso-wrap-distance-right:9pt;mso-wrap-distance-bottom:0;mso-position-horizontal:absolute;mso-position-horizontal-relative:margin;mso-position-vertical:absolute;mso-position-vertical-relative:text;mso-width-percent:0;mso-height-percent:0;mso-width-relative:margin;mso-height-relative:margin" from="456.6pt,127.8pt" to="702pt,127.8pt" o:gfxdata="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" strokecolor="black [3200]" strokeweight=".5pt">
+                <v:stroke joinstyle="miter"/>
+                <w10:wrap anchorx="margin"/>
+              </v:line>
+            </w:pict>
+          </mc:Fallback>
+        </mc:AlternateContent>
+      </w:r>
+      <w:r>
+        <w:rPr>
+          <w:b/>
+          <w:bCs/>
+          <w:noProof/>
+        </w:rPr>
+        <mc:AlternateContent>
+          <mc:Choice Requires="wps">
+            <w:drawing>
+              <wp:anchor distT="0" distB="0" distL="114300" distR="114300" simplePos="0" relativeHeight="251674624" behindDoc="0" locked="0" layoutInCell="1" allowOverlap="1" wp14:anchorId="0C12B65F" wp14:editId="0B111102">
+                <wp:simplePos x="0" y="0"/>
+                <wp:positionH relativeFrom="margin">
+                  <wp:posOffset>-541020</wp:posOffset>
+                </wp:positionH>
+                <wp:positionV relativeFrom="paragraph">
+                  <wp:posOffset>1600200</wp:posOffset>
+                </wp:positionV>
+                <wp:extent cx="3116580" cy="0"/>
+                <wp:effectExtent l="0" t="0" r="0" b="0"/>
+                <wp:wrapNone/>
+                <wp:docPr id="889650749" name="Straight Connector 3"/>
+                <wp:cNvGraphicFramePr/>
+                <a:graphic xmlns:a="http://schemas.openxmlformats.org/drawingml/2006/main">
+                  <a:graphicData uri="http://schemas.microsoft.com/office/word/2010/wordprocessingShape">
+                    <wps:wsp>
+                      <wps:cNvCnPr/>
+                      <wps:spPr>
+                        <a:xfrm flipV="1">
+                          <a:off x="0" y="0"/>
+                          <a:ext cx="3116580" cy="0"/>
+                        </a:xfrm>
+                        <a:prstGeom prst="line">
+                          <a:avLst/>
+                        </a:prstGeom>
+                      </wps:spPr>
+                      <wps:style>
+                        <a:lnRef idx="1">
+                          <a:schemeClr val="dk1"/>
+                        </a:lnRef>
+                        <a:fillRef idx="0">
+                          <a:schemeClr val="dk1"/>
+                        </a:fillRef>
+                        <a:effectRef idx="0">
+                          <a:schemeClr val="dk1"/>
+                        </a:effectRef>
+                        <a:fontRef idx="minor">
+                          <a:schemeClr val="tx1"/>
+                        </a:fontRef>
+                      </wps:style>
+                      <wps:bodyPr/>
+                    </wps:wsp>
+                  </a:graphicData>
+                </a:graphic>
+                <wp14:sizeRelH relativeFrom="margin">
+                  <wp14:pctWidth>0</wp14:pctWidth>
+                </wp14:sizeRelH>
+                <wp14:sizeRelV relativeFrom="margin">
+                  <wp14:pctHeight>0</wp14:pctHeight>
+                </wp14:sizeRelV>
+              </wp:anchor>
+            </w:drawing>
+          </mc:Choice>
+          <mc:Fallback>
+            <w:pict>
+              <v:line w14:anchorId="4D82A10E" id="Straight Connector 3" o:spid="_x0000_s1026" style="position:absolute;flip:y;z-index:251674624;visibility:visible;mso-wrap-style:square;mso-width-percent:0;mso-height-percent:0;mso-wrap-distance-left:9pt;mso-wrap-distance-top:0;mso-wrap-distance-right:9pt;mso-wrap-distance-bottom:0;mso-position-horizontal:absolute;mso-position-horizontal-relative:margin;mso-position-vertical:absolute;mso-position-vertical-relative:text;mso-width-percent:0;mso-height-percent:0;mso-width-relative:margin;mso-height-relative:margin" from="-42.6pt,126pt" to="202.8pt,126pt" o:gfxdata="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" strokecolor="black [3200]" strokeweight=".5pt">
+                <v:stroke joinstyle="miter"/>
+                <w10:wrap anchorx="margin"/>
+              </v:line>
+            </w:pict>
+          </mc:Fallback>
+        </mc:AlternateContent>
+      </w:r>
+      <w:r>
+        <w:rPr>
+          <w:b/>
+          <w:bCs/>
+          <w:noProof/>
+        </w:rPr>
+        <mc:AlternateContent>
+          <mc:Choice Requires="wps">
+            <w:drawing>
+              <wp:anchor distT="0" distB="0" distL="114300" distR="114300" simplePos="0" relativeHeight="251672576" behindDoc="0" locked="0" layoutInCell="1" allowOverlap="1" wp14:anchorId="4AE8917F" wp14:editId="572282FC">
+                <wp:simplePos x="0" y="0"/>
+                <wp:positionH relativeFrom="column">
+                  <wp:posOffset>-518160</wp:posOffset>
+                </wp:positionH>
+                <wp:positionV relativeFrom="paragraph">
+                  <wp:posOffset>1264920</wp:posOffset>
+                </wp:positionV>
+                <wp:extent cx="2468880" cy="15240"/>
+                <wp:effectExtent l="0" t="0" r="26670" b="22860"/>
+                <wp:wrapNone/>
+                <wp:docPr id="887199073" name="Straight Connector 3"/>
+                <wp:cNvGraphicFramePr/>
+                <a:graphic xmlns:a="http://schemas.openxmlformats.org/drawingml/2006/main">
+                  <a:graphicData uri="http://schemas.microsoft.com/office/word/2010/wordprocessingShape">
+                    <wps:wsp>
+                      <wps:cNvCnPr/>
+                      <wps:spPr>
+                        <a:xfrm flipV="1">
+                          <a:off x="0" y="0"/>
+                          <a:ext cx="2468880" cy="15240"/>
+                        </a:xfrm>
+                        <a:prstGeom prst="line">
+                          <a:avLst/>
+                        </a:prstGeom>
+                      </wps:spPr>
+                      <wps:style>
+                        <a:lnRef idx="1">
+                          <a:schemeClr val="dk1"/>
+                        </a:lnRef>
+                        <a:fillRef idx="0">
+                          <a:schemeClr val="dk1"/>
+                        </a:fillRef>
+                        <a:effectRef idx="0">
+                          <a:schemeClr val="dk1"/>
+                        </a:effectRef>
+                        <a:fontRef idx="minor">
+                          <a:schemeClr val="tx1"/>
+                        </a:fontRef>
+                      </wps:style>
+                      <wps:bodyPr/>
+                    </wps:wsp>
+                  </a:graphicData>
+                </a:graphic>
+              </wp:anchor>
+            </w:drawing>
+          </mc:Choice>
+          <mc:Fallback>
+            <w:pict>
+              <v:line w14:anchorId="1664C08D" id="Straight Connector 3" o:spid="_x0000_s1026" style="position:absolute;flip:y;z-index:251672576;visibility:visible;mso-wrap-style:square;mso-wrap-distance-left:9pt;mso-wrap-distance-top:0;mso-wrap-distance-right:9pt;mso-wrap-distance-bottom:0;mso-position-horizontal:absolute;mso-position-horizontal-relative:text;mso-position-vertical:absolute;mso-position-vertical-relative:text" from="-40.8pt,99.6pt" to="153.6pt,100.8pt" o:gfxdata="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" strokecolor="black [3200]" strokeweight=".5pt">
+                <v:stroke joinstyle="miter"/>
+              </v:line>
+            </w:pict>
+          </mc:Fallback>
+        </mc:AlternateContent>
+      </w:r>
+      <w:r>
+        <w:rPr>
+          <w:b/>
+          <w:bCs/>
+          <w:noProof/>
+        </w:rPr>
+        <mc:AlternateContent>
+          <mc:Choice Requires="wps">
+            <w:drawing>
+              <wp:anchor distT="0" distB="0" distL="114300" distR="114300" simplePos="0" relativeHeight="251670528" behindDoc="0" locked="0" layoutInCell="1" allowOverlap="1" wp14:anchorId="3A47A99C" wp14:editId="3A04DD10">
+                <wp:simplePos x="0" y="0"/>
+                <wp:positionH relativeFrom="column">
+                  <wp:posOffset>2872740</wp:posOffset>
+                </wp:positionH>
+                <wp:positionV relativeFrom="paragraph">
+                  <wp:posOffset>632460</wp:posOffset>
+                </wp:positionV>
+                <wp:extent cx="2468880" cy="15240"/>
+                <wp:effectExtent l="0" t="0" r="26670" b="22860"/>
+                <wp:wrapNone/>
+                <wp:docPr id="1846528498" name="Straight Connector 3"/>
+                <wp:cNvGraphicFramePr/>
+                <a:graphic xmlns:a="http://schemas.openxmlformats.org/drawingml/2006/main">
+                  <a:graphicData uri="http://schemas.microsoft.com/office/word/2010/wordprocessingShape">
+                    <wps:wsp>
+                      <wps:cNvCnPr/>
+                      <wps:spPr>
+                        <a:xfrm flipV="1">
+                          <a:off x="0" y="0"/>
+                          <a:ext cx="2468880" cy="15240"/>
+                        </a:xfrm>
+                        <a:prstGeom prst="line">
+                          <a:avLst/>
+                        </a:prstGeom>
+                      </wps:spPr>
+                      <wps:style>
+                        <a:lnRef idx="1">
+                          <a:schemeClr val="dk1"/>
+                        </a:lnRef>
+                        <a:fillRef idx="0">
+                          <a:schemeClr val="dk1"/>
+                        </a:fillRef>
+                        <a:effectRef idx="0">
+                          <a:schemeClr val="dk1"/>
+                        </a:effectRef>
+                        <a:fontRef idx="minor">
+                          <a:schemeClr val="tx1"/>
+                        </a:fontRef>
+                      </wps:style>
+                      <wps:bodyPr/>
+                    </wps:wsp>
+                  </a:graphicData>
+                </a:graphic>
+              </wp:anchor>
+            </w:drawing>
+          </mc:Choice>
+          <mc:Fallback>
+            <w:pict>
+              <v:line w14:anchorId="3D1983E4" id="Straight Connector 3" o:spid="_x0000_s1026" style="position:absolute;flip:y;z-index:251670528;visibility:visible;mso-wrap-style:square;mso-wrap-distance-left:9pt;mso-wrap-distance-top:0;mso-wrap-distance-right:9pt;mso-wrap-distance-bottom:0;mso-position-horizontal:absolute;mso-position-horizontal-relative:text;mso-position-vertical:absolute;mso-position-vertical-relative:text" from="226.2pt,49.8pt" to="420.6pt,51pt" o:gfxdata="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" strokecolor="black [3200]" strokeweight=".5pt">
+                <v:stroke joinstyle="miter"/>
+              </v:line>
+            </w:pict>
+          </mc:Fallback>
+        </mc:AlternateContent>
+      </w:r>
+      <w:r>
+        <w:rPr>
+          <w:b/>
+          <w:bCs/>
+          <w:noProof/>
+        </w:rPr>
+        <mc:AlternateContent>
+          <mc:Choice Requires="wps">
+            <w:drawing>
+              <wp:anchor distT="0" distB="0" distL="114300" distR="114300" simplePos="0" relativeHeight="251667456" behindDoc="0" locked="0" layoutInCell="1" allowOverlap="1" wp14:anchorId="3BDD1A95" wp14:editId="188F5A88">
+                <wp:simplePos x="0" y="0"/>
+                <wp:positionH relativeFrom="column">
+                  <wp:posOffset>3208020</wp:posOffset>
+                </wp:positionH>
+                <wp:positionV relativeFrom="paragraph">
+                  <wp:posOffset>4122420</wp:posOffset>
+                </wp:positionV>
+                <wp:extent cx="2354580" cy="2560320"/>
+                <wp:effectExtent l="0" t="0" r="26670" b="11430"/>
+                <wp:wrapNone/>
+                <wp:docPr id="1117573603" name="Rectangle 1"/>
+                <wp:cNvGraphicFramePr/>
+                <a:graphic xmlns:a="http://schemas.openxmlformats.org/drawingml/2006/main">
+                  <a:graphicData uri="http://schemas.microsoft.com/office/word/2010/wordprocessingShape">
+                    <wps:wsp>
+                      <wps:cNvSpPr/>
+                      <wps:spPr>
+                        <a:xfrm>
+                          <a:off x="0" y="0"/>
+                          <a:ext cx="2354580" cy="2560320"/>
+                        </a:xfrm>
+                        <a:prstGeom prst="rect">
+                          <a:avLst/>
+                        </a:prstGeom>
+                      </wps:spPr>
+                      <wps:style>
+                        <a:lnRef idx="2">
+                          <a:schemeClr val="dk1"/>
+                        </a:lnRef>
+                        <a:fillRef idx="1">
+                          <a:schemeClr val="lt1"/>
+                        </a:fillRef>
+                        <a:effectRef idx="0">
+                          <a:schemeClr val="dk1"/>
+                        </a:effectRef>
+                        <a:fontRef idx="minor">
+                          <a:schemeClr val="dk1"/>
+                        </a:fontRef>
+                      </wps:style>
+                      <wps:bodyPr rot="0" spcFirstLastPara="0" vertOverflow="overflow" horzOverflow="overflow" vert="horz" wrap="square" lIns="91440" tIns="45720" rIns="91440" bIns="45720" numCol="1" spcCol="0" rtlCol="0" fromWordArt="0" anchor="ctr" anchorCtr="0" forceAA="0" compatLnSpc="1">
+                        <a:prstTxWarp prst="textNoShape">
+                          <a:avLst/>
+                        </a:prstTxWarp>
+                        <a:noAutofit/>
+                      </wps:bodyPr>
+                    </wps:wsp>
+                  </a:graphicData>
+                </a:graphic>
+                <wp14:sizeRelH relativeFrom="margin">
+                  <wp14:pctWidth>0</wp14:pctWidth>
+                </wp14:sizeRelH>
+                <wp14:sizeRelV relativeFrom="margin">
+                  <wp14:pctHeight>0</wp14:pctHeight>
+                </wp14:sizeRelV>
+              </wp:anchor>
+            </w:drawing>
+          </mc:Choice>
+          <mc:Fallback>
+            <w:pict>
+              <v:rect w14:anchorId="53345114" id="Rectangle 1" o:spid="_x0000_s1026" style="position:absolute;margin-left:252.6pt;margin-top:324.6pt;width:185.4pt;height:201.6pt;z-index:251667456;visibility:visible;mso-wrap-style:square;mso-width-percent:0;mso-height-percent:0;mso-wrap-distance-left:9pt;mso-wrap-distance-top:0;mso-wrap-distance-right:9pt;mso-wrap-distance-bottom:0;mso-position-horizontal:absolute;mso-position-horizontal-relative:text;mso-position-vertical:absolute;mso-position-vertical-relative:text;mso-width-percent:0;mso-height-percent:0;mso-width-relative:margin;mso-height-relative:margin;v-text-anchor:middle" o:gfxdata="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" fillcolor="white [3201]" strokecolor="black [3200]" strokeweight="1pt"/>
+            </w:pict>
+          </mc:Fallback>
+        </mc:AlternateContent>
+      </w:r>
+      <w:r>
+        <w:rPr>
+          <w:b/>
+          <w:bCs/>
+          <w:noProof/>
+        </w:rPr>
+        <mc:AlternateContent>
+          <mc:Choice Requires="wps">
+            <w:drawing>
+              <wp:anchor distT="0" distB="0" distL="114300" distR="114300" simplePos="0" relativeHeight="251669504" behindDoc="0" locked="0" layoutInCell="1" allowOverlap="1" wp14:anchorId="6A3B6376" wp14:editId="1CEC4FCA">
+                <wp:simplePos x="0" y="0"/>
+                <wp:positionH relativeFrom="column">
+                  <wp:posOffset>6690360</wp:posOffset>
+                </wp:positionH>
+                <wp:positionV relativeFrom="paragraph">
+                  <wp:posOffset>4137660</wp:posOffset>
+                </wp:positionV>
+                <wp:extent cx="2263140" cy="2506980"/>
+                <wp:effectExtent l="0" t="0" r="22860" b="26670"/>
+                <wp:wrapNone/>
+                <wp:docPr id="1399592903" name="Rectangle 1"/>
+                <wp:cNvGraphicFramePr/>
+                <a:graphic xmlns:a="http://schemas.openxmlformats.org/drawingml/2006/main">
+                  <a:graphicData uri="http://schemas.microsoft.com/office/word/2010/wordprocessingShape">
+                    <wps:wsp>
+                      <wps:cNvSpPr/>
+                      <wps:spPr>
+                        <a:xfrm>
+                          <a:off x="0" y="0"/>
+                          <a:ext cx="2263140" cy="2506980"/>
+                        </a:xfrm>
+                        <a:prstGeom prst="rect">
+                          <a:avLst/>
+                        </a:prstGeom>
+                      </wps:spPr>
+                      <wps:style>
+                        <a:lnRef idx="2">
+                          <a:schemeClr val="dk1"/>
+                        </a:lnRef>
+                        <a:fillRef idx="1">
+                          <a:schemeClr val="lt1"/>
+                        </a:fillRef>
+                        <a:effectRef idx="0">
+                          <a:schemeClr val="dk1"/>
+                        </a:effectRef>
+                        <a:fontRef idx="minor">
+                          <a:schemeClr val="dk1"/>
+                        </a:fontRef>
+                      </wps:style>
+                      <wps:bodyPr rot="0" spcFirstLastPara="0" vertOverflow="overflow" horzOverflow="overflow" vert="horz" wrap="square" lIns="91440" tIns="45720" rIns="91440" bIns="45720" numCol="1" spcCol="0" rtlCol="0" fromWordArt="0" anchor="ctr" anchorCtr="0" forceAA="0" compatLnSpc="1">
+                        <a:prstTxWarp prst="textNoShape">
+                          <a:avLst/>
+                        </a:prstTxWarp>
+                        <a:noAutofit/>
+                      </wps:bodyPr>
+                    </wps:wsp>
+                  </a:graphicData>
+                </a:graphic>
+                <wp14:sizeRelH relativeFrom="margin">
+                  <wp14:pctWidth>0</wp14:pctWidth>
+                </wp14:sizeRelH>
+                <wp14:sizeRelV relativeFrom="margin">
+                  <wp14:pctHeight>0</wp14:pctHeight>
+                </wp14:sizeRelV>
+              </wp:anchor>
+            </w:drawing>
+          </mc:Choice>
+          <mc:Fallback>
+            <w:pict>
+              <v:rect w14:anchorId="29C603CB" id="Rectangle 1" o:spid="_x0000_s1026" style="position:absolute;margin-left:526.8pt;margin-top:325.8pt;width:178.2pt;height:197.4pt;z-index:251669504;visibility:visible;mso-wrap-style:square;mso-width-percent:0;mso-height-percent:0;mso-wrap-distance-left:9pt;mso-wrap-distance-top:0;mso-wrap-distance-right:9pt;mso-wrap-distance-bottom:0;mso-position-horizontal:absolute;mso-position-horizontal-relative:text;mso-position-vertical:absolute;mso-position-vertical-relative:text;mso-width-percent:0;mso-height-percent:0;mso-width-relative:margin;mso-height-relative:margin;v-text-anchor:middle" o:gfxdata="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" fillcolor="white [3201]" strokecolor="black [3200]" strokeweight="1pt"/>
+            </w:pict>
+          </mc:Fallback>
+        </mc:AlternateContent>
+      </w:r>
+      <w:r>
+        <w:rPr>
+          <w:b/>
+          <w:bCs/>
+          <w:noProof/>
+        </w:rPr>
+        <mc:AlternateContent>
+          <mc:Choice Requires="wps">
+            <w:drawing>
+              <wp:anchor distT="0" distB="0" distL="114300" distR="114300" simplePos="0" relativeHeight="251663360" behindDoc="0" locked="0" layoutInCell="1" allowOverlap="1" wp14:anchorId="30F6989D" wp14:editId="62B0849D">
+                <wp:simplePos x="0" y="0"/>
+                <wp:positionH relativeFrom="column">
+                  <wp:posOffset>-571500</wp:posOffset>
+                </wp:positionH>
+                <wp:positionV relativeFrom="paragraph">
+                  <wp:posOffset>4175760</wp:posOffset>
+                </wp:positionV>
+                <wp:extent cx="2705100" cy="2514600"/>
+                <wp:effectExtent l="0" t="0" r="19050" b="19050"/>
+                <wp:wrapNone/>
+                <wp:docPr id="1522909282" name="Rectangle 1"/>
+                <wp:cNvGraphicFramePr/>
+                <a:graphic xmlns:a="http://schemas.openxmlformats.org/drawingml/2006/main">
+                  <a:graphicData uri="http://schemas.microsoft.com/office/word/2010/wordprocessingShape">
+                    <wps:wsp>
+                      <wps:cNvSpPr/>
+                      <wps:spPr>
+                        <a:xfrm>
+                          <a:off x="0" y="0"/>
+                          <a:ext cx="2705100" cy="2514600"/>
+                        </a:xfrm>
+                        <a:prstGeom prst="rect">
+                          <a:avLst/>
+                        </a:prstGeom>
+                      </wps:spPr>
+                      <wps:style>
+                        <a:lnRef idx="2">
+                          <a:schemeClr val="dk1"/>
+                        </a:lnRef>
+                        <a:fillRef idx="1">
+                          <a:schemeClr val="lt1"/>
+                        </a:fillRef>
+                        <a:effectRef idx="0">
+                          <a:schemeClr val="dk1"/>
+                        </a:effectRef>
+                        <a:fontRef idx="minor">
+                          <a:schemeClr val="dk1"/>
+                        </a:fontRef>
+                      </wps:style>
+                      <wps:bodyPr rot="0" spcFirstLastPara="0" vertOverflow="overflow" horzOverflow="overflow" vert="horz" wrap="square" lIns="91440" tIns="45720" rIns="91440" bIns="45720" numCol="1" spcCol="0" rtlCol="0" fromWordArt="0" anchor="ctr" anchorCtr="0" forceAA="0" compatLnSpc="1">
+                        <a:prstTxWarp prst="textNoShape">
+                          <a:avLst/>
+                        </a:prstTxWarp>
+                        <a:noAutofit/>
+                      </wps:bodyPr>
+                    </wps:wsp>
+                  </a:graphicData>
+                </a:graphic>
+                <wp14:sizeRelH relativeFrom="margin">
+                  <wp14:pctWidth>0</wp14:pctWidth>
+                </wp14:sizeRelH>
+                <wp14:sizeRelV relativeFrom="margin">
+                  <wp14:pctHeight>0</wp14:pctHeight>
+                </wp14:sizeRelV>
+              </wp:anchor>
+            </w:drawing>
+          </mc:Choice>
+          <mc:Fallback>
+            <w:pict>
+              <v:rect w14:anchorId="4961BB0E" id="Rectangle 1" o:spid="_x0000_s1026" style="position:absolute;margin-left:-45pt;margin-top:328.8pt;width:213pt;height:198pt;z-index:251663360;visibility:visible;mso-wrap-style:square;mso-width-percent:0;mso-height-percent:0;mso-wrap-distance-left:9pt;mso-wrap-distance-top:0;mso-wrap-distance-right:9pt;mso-wrap-distance-bottom:0;mso-position-horizontal:absolute;mso-position-horizontal-relative:text;mso-position-vertical:absolute;mso-position-vertical-relative:text;mso-width-percent:0;mso-height-percent:0;mso-width-relative:margin;mso-height-relative:margin;v-text-anchor:middle" o:gfxdata="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" fillcolor="white [3201]" strokecolor="black [3200]" strokeweight="1pt"/>
+            </w:pict>
+          </mc:Fallback>
+        </mc:AlternateContent>
+      </w:r>
+      <w:r>
+        <w:rPr>
+          <w:b/>
+          <w:bCs/>
+          <w:noProof/>
+        </w:rPr>
+        <mc:AlternateContent>
+          <mc:Choice Requires="wps">
+            <w:drawing>
+              <wp:anchor distT="0" distB="0" distL="114300" distR="114300" simplePos="0" relativeHeight="251665408" behindDoc="0" locked="0" layoutInCell="1" allowOverlap="1" wp14:anchorId="06DD4E6A" wp14:editId="363C3395">
+                <wp:simplePos x="0" y="0"/>
+                <wp:positionH relativeFrom="column">
+                  <wp:posOffset>5798820</wp:posOffset>
+                </wp:positionH>
+                <wp:positionV relativeFrom="paragraph">
+                  <wp:posOffset>1264920</wp:posOffset>
+                </wp:positionV>
+                <wp:extent cx="3093720" cy="2019300"/>
+                <wp:effectExtent l="0" t="0" r="11430" b="19050"/>
+                <wp:wrapNone/>
+                <wp:docPr id="1665564792" name="Rectangle 1"/>
+                <wp:cNvGraphicFramePr/>
+                <a:graphic xmlns:a="http://schemas.openxmlformats.org/drawingml/2006/main">
+                  <a:graphicData uri="http://schemas.microsoft.com/office/word/2010/wordprocessingShape">
+                    <wps:wsp>
+                      <wps:cNvSpPr/>
+                      <wps:spPr>
+                        <a:xfrm>
+                          <a:off x="0" y="0"/>
+                          <a:ext cx="3093720" cy="2019300"/>
+                        </a:xfrm>
+                        <a:prstGeom prst="rect">
+                          <a:avLst/>
+                        </a:prstGeom>
+                      </wps:spPr>
+                      <wps:style>
+                        <a:lnRef idx="2">
+                          <a:schemeClr val="dk1"/>
+                        </a:lnRef>
+                        <a:fillRef idx="1">
+                          <a:schemeClr val="lt1"/>
+                        </a:fillRef>
+                        <a:effectRef idx="0">
+                          <a:schemeClr val="dk1"/>
+                        </a:effectRef>
+                        <a:fontRef idx="minor">
+                          <a:schemeClr val="dk1"/>
+                        </a:fontRef>
+                      </wps:style>
+                      <wps:bodyPr rot="0" spcFirstLastPara="0" vertOverflow="overflow" horzOverflow="overflow" vert="horz" wrap="square" lIns="91440" tIns="45720" rIns="91440" bIns="45720" numCol="1" spcCol="0" rtlCol="0" fromWordArt="0" anchor="ctr" anchorCtr="0" forceAA="0" compatLnSpc="1">
+                        <a:prstTxWarp prst="textNoShape">
+                          <a:avLst/>
+                        </a:prstTxWarp>
+                        <a:noAutofit/>
+                      </wps:bodyPr>
+                    </wps:wsp>
+                  </a:graphicData>
+                </a:graphic>
+                <wp14:sizeRelV relativeFrom="margin">
+                  <wp14:pctHeight>0</wp14:pctHeight>
+                </wp14:sizeRelV>
+              </wp:anchor>
+            </w:drawing>
+          </mc:Choice>
+          <mc:Fallback>
+            <w:pict>
+              <v:rect w14:anchorId="3702B6AA" id="Rectangle 1" o:spid="_x0000_s1026" style="position:absolute;margin-left:456.6pt;margin-top:99.6pt;width:243.6pt;height:159pt;z-index:251665408;visibility:visible;mso-wrap-style:square;mso-height-percent:0;mso-wrap-distance-left:9pt;mso-wrap-distance-top:0;mso-wrap-distance-right:9pt;mso-wrap-distance-bottom:0;mso-position-horizontal:absolute;mso-position-horizontal-relative:text;mso-position-vertical:absolute;mso-position-vertical-relative:text;mso-height-percent:0;mso-height-relative:margin;v-text-anchor:middle" o:gfxdata="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" fillcolor="white [3201]" strokecolor="black [3200]" strokeweight="1pt"/>
+            </w:pict>
+          </mc:Fallback>
+        </mc:AlternateContent>
+      </w:r>
+      <w:r>
+        <w:rPr>
+          <w:b/>
+          <w:bCs/>
+          <w:noProof/>
+        </w:rPr>
+        <mc:AlternateContent>
+          <mc:Choice Requires="wps">
+            <w:drawing>
+              <wp:anchor distT="0" distB="0" distL="114300" distR="114300" simplePos="0" relativeHeight="251661312" behindDoc="0" locked="0" layoutInCell="1" allowOverlap="1" wp14:anchorId="3DF5D0D2" wp14:editId="768DA9C9">
+                <wp:simplePos x="0" y="0"/>
+                <wp:positionH relativeFrom="column">
+                  <wp:posOffset>-518160</wp:posOffset>
+                </wp:positionH>
+                <wp:positionV relativeFrom="paragraph">
+                  <wp:posOffset>1264920</wp:posOffset>
+                </wp:positionV>
+                <wp:extent cx="3093720" cy="1996440"/>
+                <wp:effectExtent l="0" t="0" r="11430" b="22860"/>
+                <wp:wrapNone/>
+                <wp:docPr id="236898278" name="Rectangle 1"/>
+                <wp:cNvGraphicFramePr/>
+                <a:graphic xmlns:a="http://schemas.openxmlformats.org/drawingml/2006/main">
+                  <a:graphicData uri="http://schemas.microsoft.com/office/word/2010/wordprocessingShape">
+                    <wps:wsp>
+                      <wps:cNvSpPr/>
+                      <wps:spPr>
+                        <a:xfrm>
+                          <a:off x="0" y="0"/>
+                          <a:ext cx="3093720" cy="1996440"/>
+                        </a:xfrm>
+                        <a:prstGeom prst="rect">
+                          <a:avLst/>
+                        </a:prstGeom>
+                      </wps:spPr>
+                      <wps:style>
+                        <a:lnRef idx="2">
+                          <a:schemeClr val="dk1"/>
+                        </a:lnRef>
+                        <a:fillRef idx="1">
+                          <a:schemeClr val="lt1"/>
+                        </a:fillRef>
+                        <a:effectRef idx="0">
+                          <a:schemeClr val="dk1"/>
+                        </a:effectRef>
+                        <a:fontRef idx="minor">
+                          <a:schemeClr val="dk1"/>
+                        </a:fontRef>
+                      </wps:style>
+                      <wps:bodyPr rot="0" spcFirstLastPara="0" vertOverflow="overflow" horzOverflow="overflow" vert="horz" wrap="square" lIns="91440" tIns="45720" rIns="91440" bIns="45720" numCol="1" spcCol="0" rtlCol="0" fromWordArt="0" anchor="ctr" anchorCtr="0" forceAA="0" compatLnSpc="1">
+                        <a:prstTxWarp prst="textNoShape">
+                          <a:avLst/>
+                        </a:prstTxWarp>
+                        <a:noAutofit/>
+                      </wps:bodyPr>
+                    </wps:wsp>
+                  </a:graphicData>
+                </a:graphic>
+                <wp14:sizeRelV relativeFrom="margin">
+                  <wp14:pctHeight>0</wp14:pctHeight>
+                </wp14:sizeRelV>
+              </wp:anchor>
+            </w:drawing>
+          </mc:Choice>
+          <mc:Fallback>
+            <w:pict>
+              <v:rect w14:anchorId="2A09B880" id="Rectangle 1" o:spid="_x0000_s1026" style="position:absolute;margin-left:-40.8pt;margin-top:99.6pt;width:243.6pt;height:157.2pt;z-index:251661312;visibility:visible;mso-wrap-style:square;mso-height-percent:0;mso-wrap-distance-left:9pt;mso-wrap-distance-top:0;mso-wrap-distance-right:9pt;mso-wrap-distance-bottom:0;mso-position-horizontal:absolute;mso-position-horizontal-relative:text;mso-position-vertical:absolute;mso-position-vertical-relative:text;mso-height-percent:0;mso-height-relative:margin;v-text-anchor:middle" o:gfxdata="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" fillcolor="white [3201]" strokecolor="black [3200]" strokeweight="1pt"/>
+            </w:pict>
+          </mc:Fallback>
+        </mc:AlternateContent>
+      </w:r>
+      <w:r>
         <w:rPr>
           <w:b/>
           <w:bCs/>
         </w:rPr>
-      </w:pPr>
-      <w:r>
-        <w:rPr>
-          <w:b/>
-          <w:bCs/>
-        </w:rPr>
-        <w:lastRenderedPageBreak/>
         <w:t>ENTITY RELATIONSHIP DIAGRAM</w:t>
       </w:r>
       <w:r>
@@ -227,7 +3272,7 @@
     <w:p/>
     <w:p/>
     <w:sectPr>
-      <w:pgSz w:w="12240" w:h="15840"/>
+      <w:pgSz w:w="15840" w:h="12240" w:orient="landscape"/>
       <w:pgMar w:top="1440" w:right="1440" w:bottom="1440" w:left="1440" w:header="720" w:footer="720" w:gutter="0"/>
       <w:cols w:space="720"/>
       <w:docGrid w:linePitch="360"/>

--- a/ST10496771 - STEFFI TANGANYIKA - PROG62121 PART 1.docx
+++ b/ST10496771 - STEFFI TANGANYIKA - PROG62121 PART 1.docx
@@ -886,10 +886,7 @@
                               <w:spacing w:line="240" w:lineRule="auto"/>
                             </w:pPr>
                             <w:r>
-                              <w:t>Category</w:t>
-                            </w:r>
-                            <w:r>
-                              <w:t>ID {PK}</w:t>
+                              <w:t>CategoryID {PK}</w:t>
                             </w:r>
                           </w:p>
                           <w:p>
@@ -897,10 +894,7 @@
                               <w:spacing w:line="240" w:lineRule="auto"/>
                             </w:pPr>
                             <w:r>
-                              <w:t>Category</w:t>
-                            </w:r>
-                            <w:r>
-                              <w:t>Name</w:t>
+                              <w:t>CategoryName</w:t>
                             </w:r>
                           </w:p>
                           <w:p>
@@ -952,10 +946,7 @@
                         <w:spacing w:line="240" w:lineRule="auto"/>
                       </w:pPr>
                       <w:r>
-                        <w:t>Category</w:t>
-                      </w:r>
-                      <w:r>
-                        <w:t>ID {PK}</w:t>
+                        <w:t>CategoryID {PK}</w:t>
                       </w:r>
                     </w:p>
                     <w:p>
@@ -963,10 +954,7 @@
                         <w:spacing w:line="240" w:lineRule="auto"/>
                       </w:pPr>
                       <w:r>
-                        <w:t>Category</w:t>
-                      </w:r>
-                      <w:r>
-                        <w:t>Name</w:t>
+                        <w:t>CategoryName</w:t>
                       </w:r>
                     </w:p>
                     <w:p>
@@ -1051,10 +1039,7 @@
                               <w:spacing w:line="240" w:lineRule="auto"/>
                             </w:pPr>
                             <w:r>
-                              <w:t>Event</w:t>
-                            </w:r>
-                            <w:r>
-                              <w:t>ID {PK}</w:t>
+                              <w:t>EventID {PK}</w:t>
                             </w:r>
                           </w:p>
                           <w:p>
@@ -1062,10 +1047,7 @@
                               <w:spacing w:line="240" w:lineRule="auto"/>
                             </w:pPr>
                             <w:r>
-                              <w:t>Even</w:t>
-                            </w:r>
-                            <w:r>
-                              <w:t>tName</w:t>
+                              <w:t>EventName</w:t>
                             </w:r>
                           </w:p>
                           <w:p>
@@ -1117,10 +1099,7 @@
                         <w:spacing w:line="240" w:lineRule="auto"/>
                       </w:pPr>
                       <w:r>
-                        <w:t>Event</w:t>
-                      </w:r>
-                      <w:r>
-                        <w:t>ID {PK}</w:t>
+                        <w:t>EventID {PK}</w:t>
                       </w:r>
                     </w:p>
                     <w:p>
@@ -1128,10 +1107,7 @@
                         <w:spacing w:line="240" w:lineRule="auto"/>
                       </w:pPr>
                       <w:r>
-                        <w:t>Even</w:t>
-                      </w:r>
-                      <w:r>
-                        <w:t>tName</w:t>
+                        <w:t>EventName</w:t>
                       </w:r>
                     </w:p>
                     <w:p>
@@ -1319,10 +1295,7 @@
                               <w:spacing w:line="240" w:lineRule="auto"/>
                             </w:pPr>
                             <w:r>
-                              <w:t>Result</w:t>
-                            </w:r>
-                            <w:r>
-                              <w:t>ID {PK}</w:t>
+                              <w:t>ResultID {PK}</w:t>
                             </w:r>
                           </w:p>
                           <w:p>
@@ -1369,10 +1342,7 @@
                         <w:spacing w:line="240" w:lineRule="auto"/>
                       </w:pPr>
                       <w:r>
-                        <w:t>Result</w:t>
-                      </w:r>
-                      <w:r>
-                        <w:t>ID {PK}</w:t>
+                        <w:t>ResultID {PK}</w:t>
                       </w:r>
                     </w:p>
                     <w:p>
@@ -1775,10 +1745,7 @@
                               <w:spacing w:line="240" w:lineRule="auto"/>
                             </w:pPr>
                             <w:r>
-                              <w:t>Organiser</w:t>
-                            </w:r>
-                            <w:r>
-                              <w:t>ID {PK}</w:t>
+                              <w:t>OrganiserID {PK}</w:t>
                             </w:r>
                           </w:p>
                           <w:p>
@@ -1786,10 +1753,7 @@
                               <w:spacing w:line="240" w:lineRule="auto"/>
                             </w:pPr>
                             <w:r>
-                              <w:t>Organiser</w:t>
-                            </w:r>
-                            <w:r>
-                              <w:t>FirstName</w:t>
+                              <w:t>OrganiserFirstName</w:t>
                             </w:r>
                           </w:p>
                           <w:p>
@@ -1797,10 +1761,7 @@
                               <w:spacing w:line="240" w:lineRule="auto"/>
                             </w:pPr>
                             <w:r>
-                              <w:t>Organiser</w:t>
-                            </w:r>
-                            <w:r>
-                              <w:t>LastName</w:t>
+                              <w:t>OrganiserLastName</w:t>
                             </w:r>
                           </w:p>
                           <w:p>
@@ -1842,10 +1803,7 @@
                         <w:spacing w:line="240" w:lineRule="auto"/>
                       </w:pPr>
                       <w:r>
-                        <w:t>Organiser</w:t>
-                      </w:r>
-                      <w:r>
-                        <w:t>ID {PK}</w:t>
+                        <w:t>OrganiserID {PK}</w:t>
                       </w:r>
                     </w:p>
                     <w:p>
@@ -1853,10 +1811,7 @@
                         <w:spacing w:line="240" w:lineRule="auto"/>
                       </w:pPr>
                       <w:r>
-                        <w:t>Organiser</w:t>
-                      </w:r>
-                      <w:r>
-                        <w:t>FirstName</w:t>
+                        <w:t>OrganiserFirstName</w:t>
                       </w:r>
                     </w:p>
                     <w:p>
@@ -1864,10 +1819,7 @@
                         <w:spacing w:line="240" w:lineRule="auto"/>
                       </w:pPr>
                       <w:r>
-                        <w:t>Organiser</w:t>
-                      </w:r>
-                      <w:r>
-                        <w:t>LastName</w:t>
+                        <w:t>OrganiserLastName</w:t>
                       </w:r>
                     </w:p>
                     <w:p>
@@ -3270,6 +3222,496 @@
       </w:pPr>
     </w:p>
     <w:p/>
+    <w:tbl>
+      <w:tblPr>
+        <w:tblStyle w:val="TableGrid"/>
+        <w:tblW w:w="0" w:type="auto"/>
+        <w:tblLook w:val="04A0" w:firstRow="1" w:lastRow="0" w:firstColumn="1" w:lastColumn="0" w:noHBand="0" w:noVBand="1"/>
+      </w:tblPr>
+      <w:tblGrid>
+        <w:gridCol w:w="2158"/>
+        <w:gridCol w:w="2158"/>
+        <w:gridCol w:w="2158"/>
+        <w:gridCol w:w="2158"/>
+        <w:gridCol w:w="2159"/>
+        <w:gridCol w:w="2159"/>
+      </w:tblGrid>
+      <w:tr>
+        <w:tc>
+          <w:tcPr>
+            <w:tcW w:w="2158" w:type="dxa"/>
+          </w:tcPr>
+          <w:p>
+            <w:pPr>
+              <w:rPr>
+                <w:b/>
+                <w:bCs/>
+              </w:rPr>
+            </w:pPr>
+            <w:r>
+              <w:rPr>
+                <w:b/>
+                <w:bCs/>
+              </w:rPr>
+              <w:t>HTTP Method</w:t>
+            </w:r>
+          </w:p>
+        </w:tc>
+        <w:tc>
+          <w:tcPr>
+            <w:tcW w:w="2158" w:type="dxa"/>
+          </w:tcPr>
+          <w:p>
+            <w:pPr>
+              <w:rPr>
+                <w:b/>
+                <w:bCs/>
+              </w:rPr>
+            </w:pPr>
+            <w:r>
+              <w:rPr>
+                <w:b/>
+                <w:bCs/>
+              </w:rPr>
+              <w:t>Route</w:t>
+            </w:r>
+          </w:p>
+        </w:tc>
+        <w:tc>
+          <w:tcPr>
+            <w:tcW w:w="2158" w:type="dxa"/>
+          </w:tcPr>
+          <w:p>
+            <w:pPr>
+              <w:rPr>
+                <w:b/>
+                <w:bCs/>
+              </w:rPr>
+            </w:pPr>
+            <w:r>
+              <w:rPr>
+                <w:b/>
+                <w:bCs/>
+              </w:rPr>
+              <w:t>Description</w:t>
+            </w:r>
+          </w:p>
+        </w:tc>
+        <w:tc>
+          <w:tcPr>
+            <w:tcW w:w="2158" w:type="dxa"/>
+          </w:tcPr>
+          <w:p>
+            <w:pPr>
+              <w:rPr>
+                <w:b/>
+                <w:bCs/>
+              </w:rPr>
+            </w:pPr>
+            <w:r>
+              <w:rPr>
+                <w:b/>
+                <w:bCs/>
+              </w:rPr>
+              <w:t>Rule Method</w:t>
+            </w:r>
+          </w:p>
+        </w:tc>
+        <w:tc>
+          <w:tcPr>
+            <w:tcW w:w="2159" w:type="dxa"/>
+          </w:tcPr>
+          <w:p>
+            <w:pPr>
+              <w:rPr>
+                <w:b/>
+                <w:bCs/>
+              </w:rPr>
+            </w:pPr>
+            <w:r>
+              <w:rPr>
+                <w:b/>
+                <w:bCs/>
+              </w:rPr>
+              <w:t>Request Body</w:t>
+            </w:r>
+          </w:p>
+        </w:tc>
+        <w:tc>
+          <w:tcPr>
+            <w:tcW w:w="2159" w:type="dxa"/>
+          </w:tcPr>
+          <w:p>
+            <w:pPr>
+              <w:rPr>
+                <w:b/>
+                <w:bCs/>
+              </w:rPr>
+            </w:pPr>
+            <w:r>
+              <w:rPr>
+                <w:b/>
+                <w:bCs/>
+              </w:rPr>
+              <w:t>Expected Response</w:t>
+            </w:r>
+          </w:p>
+        </w:tc>
+      </w:tr>
+      <w:tr>
+        <w:tc>
+          <w:tcPr>
+            <w:tcW w:w="2158" w:type="dxa"/>
+          </w:tcPr>
+          <w:p>
+            <w:pPr>
+              <w:rPr>
+                <w:b/>
+                <w:bCs/>
+              </w:rPr>
+            </w:pPr>
+            <w:r>
+              <w:rPr>
+                <w:b/>
+                <w:bCs/>
+              </w:rPr>
+              <w:t>The type of HTTP request</w:t>
+            </w:r>
+            <w:r>
+              <w:rPr>
+                <w:b/>
+                <w:bCs/>
+              </w:rPr>
+              <w:t>. Use GET to read, POST to create, PUT to update, DELETE to remove.</w:t>
+            </w:r>
+          </w:p>
+        </w:tc>
+        <w:tc>
+          <w:tcPr>
+            <w:tcW w:w="2158" w:type="dxa"/>
+          </w:tcPr>
+          <w:p>
+            <w:pPr>
+              <w:rPr>
+                <w:b/>
+                <w:bCs/>
+              </w:rPr>
+            </w:pPr>
+            <w:r>
+              <w:rPr>
+                <w:b/>
+                <w:bCs/>
+              </w:rPr>
+              <w:t xml:space="preserve">The URL path for this endpoint. Always </w:t>
+            </w:r>
+            <w:r>
+              <w:rPr>
+                <w:b/>
+                <w:bCs/>
+              </w:rPr>
+              <w:t>start</w:t>
+            </w:r>
+            <w:r>
+              <w:rPr>
+                <w:b/>
+                <w:bCs/>
+              </w:rPr>
+              <w:t xml:space="preserve"> with /</w:t>
+            </w:r>
+            <w:proofErr w:type="spellStart"/>
+            <w:r>
+              <w:rPr>
+                <w:b/>
+                <w:bCs/>
+              </w:rPr>
+              <w:t>api</w:t>
+            </w:r>
+            <w:proofErr w:type="spellEnd"/>
+            <w:r>
+              <w:rPr>
+                <w:b/>
+                <w:bCs/>
+              </w:rPr>
+              <w:t>/. Be specific and consistent</w:t>
+            </w:r>
+            <w:r>
+              <w:rPr>
+                <w:b/>
+                <w:bCs/>
+              </w:rPr>
+              <w:t>.</w:t>
+            </w:r>
+          </w:p>
+        </w:tc>
+        <w:tc>
+          <w:tcPr>
+            <w:tcW w:w="2158" w:type="dxa"/>
+          </w:tcPr>
+          <w:p>
+            <w:pPr>
+              <w:rPr>
+                <w:b/>
+                <w:bCs/>
+              </w:rPr>
+            </w:pPr>
+            <w:r>
+              <w:rPr>
+                <w:b/>
+                <w:bCs/>
+              </w:rPr>
+              <w:t xml:space="preserve">One sentence </w:t>
+            </w:r>
+            <w:r>
+              <w:rPr>
+                <w:b/>
+                <w:bCs/>
+              </w:rPr>
+              <w:t>explains</w:t>
+            </w:r>
+            <w:r>
+              <w:rPr>
+                <w:b/>
+                <w:bCs/>
+              </w:rPr>
+              <w:t xml:space="preserve"> what </w:t>
+            </w:r>
+            <w:r>
+              <w:rPr>
+                <w:b/>
+                <w:bCs/>
+              </w:rPr>
+              <w:t>this endpoint does and why it exists.</w:t>
+            </w:r>
+          </w:p>
+        </w:tc>
+        <w:tc>
+          <w:tcPr>
+            <w:tcW w:w="2158" w:type="dxa"/>
+          </w:tcPr>
+          <w:p>
+            <w:pPr>
+              <w:rPr>
+                <w:b/>
+                <w:bCs/>
+              </w:rPr>
+            </w:pPr>
+            <w:r>
+              <w:rPr>
+                <w:b/>
+                <w:bCs/>
+              </w:rPr>
+              <w:t>Who can call this endpoint. Options: None (public), Any (logged in), or a specific role only.</w:t>
+            </w:r>
+          </w:p>
+        </w:tc>
+        <w:tc>
+          <w:tcPr>
+            <w:tcW w:w="2159" w:type="dxa"/>
+          </w:tcPr>
+          <w:p>
+            <w:pPr>
+              <w:rPr>
+                <w:b/>
+                <w:bCs/>
+              </w:rPr>
+            </w:pPr>
+            <w:r>
+              <w:rPr>
+                <w:b/>
+                <w:bCs/>
+              </w:rPr>
+              <w:t>The JSON fields sent in the request body. GET and DELETE are usually None.</w:t>
+            </w:r>
+          </w:p>
+        </w:tc>
+        <w:tc>
+          <w:tcPr>
+            <w:tcW w:w="2159" w:type="dxa"/>
+          </w:tcPr>
+          <w:p>
+            <w:pPr>
+              <w:rPr>
+                <w:b/>
+                <w:bCs/>
+              </w:rPr>
+            </w:pPr>
+            <w:r>
+              <w:rPr>
+                <w:b/>
+                <w:bCs/>
+              </w:rPr>
+              <w:t>The HTTP</w:t>
+            </w:r>
+            <w:r>
+              <w:rPr>
+                <w:b/>
+                <w:bCs/>
+              </w:rPr>
+              <w:t xml:space="preserve"> status code and a short description of what is returned. Include failure</w:t>
+            </w:r>
+            <w:r>
+              <w:rPr>
+                <w:b/>
+                <w:bCs/>
+              </w:rPr>
+              <w:t xml:space="preserve"> codes where relevant.</w:t>
+            </w:r>
+          </w:p>
+        </w:tc>
+      </w:tr>
+      <w:tr>
+        <w:tc>
+          <w:tcPr>
+            <w:tcW w:w="2158" w:type="dxa"/>
+          </w:tcPr>
+          <w:p/>
+        </w:tc>
+        <w:tc>
+          <w:tcPr>
+            <w:tcW w:w="2158" w:type="dxa"/>
+          </w:tcPr>
+          <w:p/>
+        </w:tc>
+        <w:tc>
+          <w:tcPr>
+            <w:tcW w:w="2158" w:type="dxa"/>
+          </w:tcPr>
+          <w:p/>
+        </w:tc>
+        <w:tc>
+          <w:tcPr>
+            <w:tcW w:w="2158" w:type="dxa"/>
+          </w:tcPr>
+          <w:p/>
+        </w:tc>
+        <w:tc>
+          <w:tcPr>
+            <w:tcW w:w="2159" w:type="dxa"/>
+          </w:tcPr>
+          <w:p/>
+        </w:tc>
+        <w:tc>
+          <w:tcPr>
+            <w:tcW w:w="2159" w:type="dxa"/>
+          </w:tcPr>
+          <w:p/>
+        </w:tc>
+      </w:tr>
+      <w:tr>
+        <w:tc>
+          <w:tcPr>
+            <w:tcW w:w="2158" w:type="dxa"/>
+          </w:tcPr>
+          <w:p/>
+        </w:tc>
+        <w:tc>
+          <w:tcPr>
+            <w:tcW w:w="2158" w:type="dxa"/>
+          </w:tcPr>
+          <w:p/>
+        </w:tc>
+        <w:tc>
+          <w:tcPr>
+            <w:tcW w:w="2158" w:type="dxa"/>
+          </w:tcPr>
+          <w:p/>
+        </w:tc>
+        <w:tc>
+          <w:tcPr>
+            <w:tcW w:w="2158" w:type="dxa"/>
+          </w:tcPr>
+          <w:p/>
+        </w:tc>
+        <w:tc>
+          <w:tcPr>
+            <w:tcW w:w="2159" w:type="dxa"/>
+          </w:tcPr>
+          <w:p/>
+        </w:tc>
+        <w:tc>
+          <w:tcPr>
+            <w:tcW w:w="2159" w:type="dxa"/>
+          </w:tcPr>
+          <w:p/>
+        </w:tc>
+      </w:tr>
+      <w:tr>
+        <w:tc>
+          <w:tcPr>
+            <w:tcW w:w="2158" w:type="dxa"/>
+          </w:tcPr>
+          <w:p/>
+        </w:tc>
+        <w:tc>
+          <w:tcPr>
+            <w:tcW w:w="2158" w:type="dxa"/>
+          </w:tcPr>
+          <w:p/>
+        </w:tc>
+        <w:tc>
+          <w:tcPr>
+            <w:tcW w:w="2158" w:type="dxa"/>
+          </w:tcPr>
+          <w:p/>
+        </w:tc>
+        <w:tc>
+          <w:tcPr>
+            <w:tcW w:w="2158" w:type="dxa"/>
+          </w:tcPr>
+          <w:p/>
+        </w:tc>
+        <w:tc>
+          <w:tcPr>
+            <w:tcW w:w="2159" w:type="dxa"/>
+          </w:tcPr>
+          <w:p/>
+        </w:tc>
+        <w:tc>
+          <w:tcPr>
+            <w:tcW w:w="2159" w:type="dxa"/>
+          </w:tcPr>
+          <w:p/>
+        </w:tc>
+      </w:tr>
+      <w:tr>
+        <w:tc>
+          <w:tcPr>
+            <w:tcW w:w="2158" w:type="dxa"/>
+          </w:tcPr>
+          <w:p/>
+        </w:tc>
+        <w:tc>
+          <w:tcPr>
+            <w:tcW w:w="2158" w:type="dxa"/>
+          </w:tcPr>
+          <w:p/>
+        </w:tc>
+        <w:tc>
+          <w:tcPr>
+            <w:tcW w:w="2158" w:type="dxa"/>
+          </w:tcPr>
+          <w:p/>
+        </w:tc>
+        <w:tc>
+          <w:tcPr>
+            <w:tcW w:w="2158" w:type="dxa"/>
+          </w:tcPr>
+          <w:p/>
+        </w:tc>
+        <w:tc>
+          <w:tcPr>
+            <w:tcW w:w="2159" w:type="dxa"/>
+          </w:tcPr>
+          <w:p/>
+        </w:tc>
+        <w:tc>
+          <w:tcPr>
+            <w:tcW w:w="2159" w:type="dxa"/>
+          </w:tcPr>
+          <w:p/>
+        </w:tc>
+      </w:tr>
+    </w:tbl>
     <w:p/>
     <w:sectPr>
       <w:pgSz w:w="15840" w:h="12240" w:orient="landscape"/>
@@ -4319,6 +4761,25 @@
       <w:spacing w:val="5"/>
     </w:rPr>
   </w:style>
+  <w:style w:type="table" w:styleId="TableGrid">
+    <w:name w:val="Table Grid"/>
+    <w:basedOn w:val="TableNormal"/>
+    <w:uiPriority w:val="39"/>
+    <w:rsid w:val="008D127F"/>
+    <w:pPr>
+      <w:spacing w:after="0" w:line="240" w:lineRule="auto"/>
+    </w:pPr>
+    <w:tblPr>
+      <w:tblBorders>
+        <w:top w:val="single" w:sz="4" w:space="0" w:color="auto"/>
+        <w:left w:val="single" w:sz="4" w:space="0" w:color="auto"/>
+        <w:bottom w:val="single" w:sz="4" w:space="0" w:color="auto"/>
+        <w:right w:val="single" w:sz="4" w:space="0" w:color="auto"/>
+        <w:insideH w:val="single" w:sz="4" w:space="0" w:color="auto"/>
+        <w:insideV w:val="single" w:sz="4" w:space="0" w:color="auto"/>
+      </w:tblBorders>
+    </w:tblPr>
+  </w:style>
 </w:styles>
 </file>
 

--- a/ST10496771 - STEFFI TANGANYIKA - PROG62121 PART 1.docx
+++ b/ST10496771 - STEFFI TANGANYIKA - PROG62121 PART 1.docx
@@ -3229,17 +3229,17 @@
         <w:tblLook w:val="04A0" w:firstRow="1" w:lastRow="0" w:firstColumn="1" w:lastColumn="0" w:noHBand="0" w:noVBand="1"/>
       </w:tblPr>
       <w:tblGrid>
-        <w:gridCol w:w="2158"/>
-        <w:gridCol w:w="2158"/>
-        <w:gridCol w:w="2158"/>
-        <w:gridCol w:w="2158"/>
-        <w:gridCol w:w="2159"/>
-        <w:gridCol w:w="2159"/>
+        <w:gridCol w:w="1127"/>
+        <w:gridCol w:w="2916"/>
+        <w:gridCol w:w="2022"/>
+        <w:gridCol w:w="1912"/>
+        <w:gridCol w:w="2963"/>
+        <w:gridCol w:w="2010"/>
       </w:tblGrid>
       <w:tr>
         <w:tc>
           <w:tcPr>
-            <w:tcW w:w="2158" w:type="dxa"/>
+            <w:tcW w:w="1115" w:type="dxa"/>
           </w:tcPr>
           <w:p>
             <w:pPr>
@@ -3259,7 +3259,7 @@
         </w:tc>
         <w:tc>
           <w:tcPr>
-            <w:tcW w:w="2158" w:type="dxa"/>
+            <w:tcW w:w="2920" w:type="dxa"/>
           </w:tcPr>
           <w:p>
             <w:pPr>
@@ -3279,7 +3279,7 @@
         </w:tc>
         <w:tc>
           <w:tcPr>
-            <w:tcW w:w="2158" w:type="dxa"/>
+            <w:tcW w:w="2024" w:type="dxa"/>
           </w:tcPr>
           <w:p>
             <w:pPr>
@@ -3299,7 +3299,7 @@
         </w:tc>
         <w:tc>
           <w:tcPr>
-            <w:tcW w:w="2158" w:type="dxa"/>
+            <w:tcW w:w="1916" w:type="dxa"/>
           </w:tcPr>
           <w:p>
             <w:pPr>
@@ -3319,7 +3319,7 @@
         </w:tc>
         <w:tc>
           <w:tcPr>
-            <w:tcW w:w="2159" w:type="dxa"/>
+            <w:tcW w:w="2963" w:type="dxa"/>
           </w:tcPr>
           <w:p>
             <w:pPr>
@@ -3339,7 +3339,7 @@
         </w:tc>
         <w:tc>
           <w:tcPr>
-            <w:tcW w:w="2159" w:type="dxa"/>
+            <w:tcW w:w="2012" w:type="dxa"/>
           </w:tcPr>
           <w:p>
             <w:pPr>
@@ -3361,7 +3361,7 @@
       <w:tr>
         <w:tc>
           <w:tcPr>
-            <w:tcW w:w="2158" w:type="dxa"/>
+            <w:tcW w:w="1115" w:type="dxa"/>
           </w:tcPr>
           <w:p>
             <w:pPr>
@@ -3388,7 +3388,7 @@
         </w:tc>
         <w:tc>
           <w:tcPr>
-            <w:tcW w:w="2158" w:type="dxa"/>
+            <w:tcW w:w="2920" w:type="dxa"/>
           </w:tcPr>
           <w:p>
             <w:pPr>
@@ -3445,7 +3445,7 @@
         </w:tc>
         <w:tc>
           <w:tcPr>
-            <w:tcW w:w="2158" w:type="dxa"/>
+            <w:tcW w:w="2024" w:type="dxa"/>
           </w:tcPr>
           <w:p>
             <w:pPr>
@@ -3486,7 +3486,7 @@
         </w:tc>
         <w:tc>
           <w:tcPr>
-            <w:tcW w:w="2158" w:type="dxa"/>
+            <w:tcW w:w="1916" w:type="dxa"/>
           </w:tcPr>
           <w:p>
             <w:pPr>
@@ -3506,7 +3506,7 @@
         </w:tc>
         <w:tc>
           <w:tcPr>
-            <w:tcW w:w="2159" w:type="dxa"/>
+            <w:tcW w:w="2963" w:type="dxa"/>
           </w:tcPr>
           <w:p>
             <w:pPr>
@@ -3526,7 +3526,7 @@
         </w:tc>
         <w:tc>
           <w:tcPr>
-            <w:tcW w:w="2159" w:type="dxa"/>
+            <w:tcW w:w="2012" w:type="dxa"/>
           </w:tcPr>
           <w:p>
             <w:pPr>
@@ -3562,151 +3562,923 @@
       <w:tr>
         <w:tc>
           <w:tcPr>
-            <w:tcW w:w="2158" w:type="dxa"/>
-          </w:tcPr>
-          <w:p/>
-        </w:tc>
-        <w:tc>
-          <w:tcPr>
-            <w:tcW w:w="2158" w:type="dxa"/>
-          </w:tcPr>
-          <w:p/>
-        </w:tc>
-        <w:tc>
-          <w:tcPr>
-            <w:tcW w:w="2158" w:type="dxa"/>
-          </w:tcPr>
-          <w:p/>
-        </w:tc>
-        <w:tc>
-          <w:tcPr>
-            <w:tcW w:w="2158" w:type="dxa"/>
-          </w:tcPr>
-          <w:p/>
-        </w:tc>
-        <w:tc>
-          <w:tcPr>
-            <w:tcW w:w="2159" w:type="dxa"/>
-          </w:tcPr>
-          <w:p/>
-        </w:tc>
-        <w:tc>
-          <w:tcPr>
-            <w:tcW w:w="2159" w:type="dxa"/>
-          </w:tcPr>
-          <w:p/>
+            <w:tcW w:w="1115" w:type="dxa"/>
+          </w:tcPr>
+          <w:p>
+            <w:r>
+              <w:t>POST</w:t>
+            </w:r>
+          </w:p>
+        </w:tc>
+        <w:tc>
+          <w:tcPr>
+            <w:tcW w:w="2920" w:type="dxa"/>
+          </w:tcPr>
+          <w:p>
+            <w:r>
+              <w:t>/</w:t>
+            </w:r>
+            <w:proofErr w:type="spellStart"/>
+            <w:r>
+              <w:t>api</w:t>
+            </w:r>
+            <w:proofErr w:type="spellEnd"/>
+            <w:r>
+              <w:t>/auth/register</w:t>
+            </w:r>
+          </w:p>
+        </w:tc>
+        <w:tc>
+          <w:tcPr>
+            <w:tcW w:w="2024" w:type="dxa"/>
+          </w:tcPr>
+          <w:p>
+            <w:r>
+              <w:t>Registers a new organizer or participant account</w:t>
+            </w:r>
+          </w:p>
+        </w:tc>
+        <w:tc>
+          <w:tcPr>
+            <w:tcW w:w="1916" w:type="dxa"/>
+          </w:tcPr>
+          <w:p>
+            <w:r>
+              <w:t>None</w:t>
+            </w:r>
+          </w:p>
+          <w:p>
+            <w:r>
+              <w:t>(public)</w:t>
+            </w:r>
+          </w:p>
+        </w:tc>
+        <w:tc>
+          <w:tcPr>
+            <w:tcW w:w="2963" w:type="dxa"/>
+          </w:tcPr>
+          <w:p>
+            <w:proofErr w:type="gramStart"/>
+            <w:r>
+              <w:t>{ role</w:t>
+            </w:r>
+            <w:proofErr w:type="gramEnd"/>
+            <w:r>
+              <w:t>,</w:t>
+            </w:r>
+          </w:p>
+          <w:p>
+            <w:proofErr w:type="spellStart"/>
+            <w:r>
+              <w:t>firstName</w:t>
+            </w:r>
+            <w:proofErr w:type="spellEnd"/>
+            <w:r>
+              <w:t>/</w:t>
+            </w:r>
+            <w:proofErr w:type="spellStart"/>
+            <w:r>
+              <w:t>organiserName</w:t>
+            </w:r>
+            <w:proofErr w:type="spellEnd"/>
+            <w:r>
+              <w:t>,</w:t>
+            </w:r>
+          </w:p>
+          <w:p>
+            <w:proofErr w:type="spellStart"/>
+            <w:r>
+              <w:t>lastName</w:t>
+            </w:r>
+            <w:proofErr w:type="spellEnd"/>
+            <w:r>
+              <w:t>, email,</w:t>
+            </w:r>
+          </w:p>
+          <w:p>
+            <w:proofErr w:type="gramStart"/>
+            <w:r>
+              <w:t>password }</w:t>
+            </w:r>
+            <w:proofErr w:type="gramEnd"/>
+          </w:p>
+        </w:tc>
+        <w:tc>
+          <w:tcPr>
+            <w:tcW w:w="2012" w:type="dxa"/>
+          </w:tcPr>
+          <w:p>
+            <w:r>
+              <w:t>201 Created –</w:t>
+            </w:r>
+          </w:p>
+          <w:p>
+            <w:r>
+              <w:t>returns new</w:t>
+            </w:r>
+          </w:p>
+          <w:p>
+            <w:r>
+              <w:t>account (no</w:t>
+            </w:r>
+          </w:p>
+          <w:p>
+            <w:r>
+              <w:t>password) and</w:t>
+            </w:r>
+          </w:p>
+          <w:p>
+            <w:r>
+              <w:t>JWT. 409</w:t>
+            </w:r>
+          </w:p>
+          <w:p>
+            <w:r>
+              <w:t>Conflict –</w:t>
+            </w:r>
+          </w:p>
+          <w:p>
+            <w:r>
+              <w:t>email already</w:t>
+            </w:r>
+          </w:p>
+          <w:p>
+            <w:r>
+              <w:t>registered.</w:t>
+            </w:r>
+          </w:p>
         </w:tc>
       </w:tr>
       <w:tr>
         <w:tc>
           <w:tcPr>
-            <w:tcW w:w="2158" w:type="dxa"/>
-          </w:tcPr>
-          <w:p/>
-        </w:tc>
-        <w:tc>
-          <w:tcPr>
-            <w:tcW w:w="2158" w:type="dxa"/>
-          </w:tcPr>
-          <w:p/>
-        </w:tc>
-        <w:tc>
-          <w:tcPr>
-            <w:tcW w:w="2158" w:type="dxa"/>
-          </w:tcPr>
-          <w:p/>
-        </w:tc>
-        <w:tc>
-          <w:tcPr>
-            <w:tcW w:w="2158" w:type="dxa"/>
-          </w:tcPr>
-          <w:p/>
-        </w:tc>
-        <w:tc>
-          <w:tcPr>
-            <w:tcW w:w="2159" w:type="dxa"/>
-          </w:tcPr>
-          <w:p/>
-        </w:tc>
-        <w:tc>
-          <w:tcPr>
-            <w:tcW w:w="2159" w:type="dxa"/>
-          </w:tcPr>
-          <w:p/>
+            <w:tcW w:w="1115" w:type="dxa"/>
+          </w:tcPr>
+          <w:p>
+            <w:r>
+              <w:t>POST</w:t>
+            </w:r>
+          </w:p>
+        </w:tc>
+        <w:tc>
+          <w:tcPr>
+            <w:tcW w:w="2920" w:type="dxa"/>
+          </w:tcPr>
+          <w:p>
+            <w:r>
+              <w:t>/</w:t>
+            </w:r>
+            <w:proofErr w:type="spellStart"/>
+            <w:r>
+              <w:t>api</w:t>
+            </w:r>
+            <w:proofErr w:type="spellEnd"/>
+            <w:r>
+              <w:t>/auth/login</w:t>
+            </w:r>
+          </w:p>
+        </w:tc>
+        <w:tc>
+          <w:tcPr>
+            <w:tcW w:w="2024" w:type="dxa"/>
+          </w:tcPr>
+          <w:p>
+            <w:r>
+              <w:t xml:space="preserve">Authenticates an </w:t>
+            </w:r>
+            <w:proofErr w:type="spellStart"/>
+            <w:r>
+              <w:t>Organiser</w:t>
+            </w:r>
+            <w:proofErr w:type="spellEnd"/>
+            <w:r>
+              <w:t xml:space="preserve"> or Participant and returns an access token</w:t>
+            </w:r>
+          </w:p>
+        </w:tc>
+        <w:tc>
+          <w:tcPr>
+            <w:tcW w:w="1916" w:type="dxa"/>
+          </w:tcPr>
+          <w:p>
+            <w:r>
+              <w:t xml:space="preserve">None </w:t>
+            </w:r>
+          </w:p>
+          <w:p>
+            <w:r>
+              <w:t>(public)</w:t>
+            </w:r>
+          </w:p>
+        </w:tc>
+        <w:tc>
+          <w:tcPr>
+            <w:tcW w:w="2963" w:type="dxa"/>
+          </w:tcPr>
+          <w:p>
+            <w:proofErr w:type="gramStart"/>
+            <w:r>
+              <w:t xml:space="preserve">{ </w:t>
+            </w:r>
+            <w:proofErr w:type="spellStart"/>
+            <w:r>
+              <w:t>emal</w:t>
+            </w:r>
+            <w:proofErr w:type="spellEnd"/>
+            <w:proofErr w:type="gramEnd"/>
+            <w:r>
+              <w:t>, password}</w:t>
+            </w:r>
+          </w:p>
+        </w:tc>
+        <w:tc>
+          <w:tcPr>
+            <w:tcW w:w="2012" w:type="dxa"/>
+          </w:tcPr>
+          <w:p>
+            <w:r>
+              <w:t xml:space="preserve">200 OK </w:t>
+            </w:r>
+            <w:r>
+              <w:t>–</w:t>
+            </w:r>
+            <w:r>
+              <w:t xml:space="preserve"> returns</w:t>
+            </w:r>
+            <w:r>
+              <w:t xml:space="preserve"> </w:t>
+            </w:r>
+            <w:r>
+              <w:t>JWT and account summary. 401 Unauthorized – invalid credentials</w:t>
+            </w:r>
+          </w:p>
         </w:tc>
       </w:tr>
       <w:tr>
         <w:tc>
           <w:tcPr>
-            <w:tcW w:w="2158" w:type="dxa"/>
-          </w:tcPr>
-          <w:p/>
-        </w:tc>
-        <w:tc>
-          <w:tcPr>
-            <w:tcW w:w="2158" w:type="dxa"/>
-          </w:tcPr>
-          <w:p/>
-        </w:tc>
-        <w:tc>
-          <w:tcPr>
-            <w:tcW w:w="2158" w:type="dxa"/>
-          </w:tcPr>
-          <w:p/>
-        </w:tc>
-        <w:tc>
-          <w:tcPr>
-            <w:tcW w:w="2158" w:type="dxa"/>
-          </w:tcPr>
-          <w:p/>
-        </w:tc>
-        <w:tc>
-          <w:tcPr>
-            <w:tcW w:w="2159" w:type="dxa"/>
-          </w:tcPr>
-          <w:p/>
-        </w:tc>
-        <w:tc>
-          <w:tcPr>
-            <w:tcW w:w="2159" w:type="dxa"/>
-          </w:tcPr>
-          <w:p/>
+            <w:tcW w:w="1115" w:type="dxa"/>
+          </w:tcPr>
+          <w:p>
+            <w:r>
+              <w:lastRenderedPageBreak/>
+              <w:t>GET</w:t>
+            </w:r>
+          </w:p>
+        </w:tc>
+        <w:tc>
+          <w:tcPr>
+            <w:tcW w:w="2920" w:type="dxa"/>
+          </w:tcPr>
+          <w:p>
+            <w:r>
+              <w:t>/</w:t>
+            </w:r>
+            <w:proofErr w:type="spellStart"/>
+            <w:r>
+              <w:t>api</w:t>
+            </w:r>
+            <w:proofErr w:type="spellEnd"/>
+            <w:r>
+              <w:t>/</w:t>
+            </w:r>
+            <w:proofErr w:type="spellStart"/>
+            <w:r>
+              <w:t>organisers</w:t>
+            </w:r>
+            <w:proofErr w:type="spellEnd"/>
+            <w:r>
+              <w:t>/me</w:t>
+            </w:r>
+          </w:p>
+        </w:tc>
+        <w:tc>
+          <w:tcPr>
+            <w:tcW w:w="2024" w:type="dxa"/>
+          </w:tcPr>
+          <w:p>
+            <w:r>
+              <w:t xml:space="preserve">Retrieves the profile of the logged-in </w:t>
+            </w:r>
+            <w:proofErr w:type="spellStart"/>
+            <w:r>
+              <w:t>organiser</w:t>
+            </w:r>
+            <w:proofErr w:type="spellEnd"/>
+          </w:p>
+        </w:tc>
+        <w:tc>
+          <w:tcPr>
+            <w:tcW w:w="1916" w:type="dxa"/>
+          </w:tcPr>
+          <w:p>
+            <w:proofErr w:type="spellStart"/>
+            <w:r>
+              <w:t>Organiser</w:t>
+            </w:r>
+            <w:proofErr w:type="spellEnd"/>
+          </w:p>
+        </w:tc>
+        <w:tc>
+          <w:tcPr>
+            <w:tcW w:w="2963" w:type="dxa"/>
+          </w:tcPr>
+          <w:p>
+            <w:proofErr w:type="gramStart"/>
+            <w:r>
+              <w:t xml:space="preserve">{ </w:t>
+            </w:r>
+            <w:proofErr w:type="spellStart"/>
+            <w:r>
+              <w:t>organiserName</w:t>
+            </w:r>
+            <w:proofErr w:type="spellEnd"/>
+            <w:proofErr w:type="gramEnd"/>
+            <w:r>
+              <w:t xml:space="preserve">, </w:t>
+            </w:r>
+            <w:proofErr w:type="spellStart"/>
+            <w:r>
+              <w:t>contactDetails</w:t>
+            </w:r>
+            <w:proofErr w:type="spellEnd"/>
+            <w:r>
+              <w:t>}</w:t>
+            </w:r>
+          </w:p>
+        </w:tc>
+        <w:tc>
+          <w:tcPr>
+            <w:tcW w:w="2012" w:type="dxa"/>
+          </w:tcPr>
+          <w:p>
+            <w:r>
+              <w:t xml:space="preserve">200 OK - </w:t>
+            </w:r>
+            <w:r>
+              <w:t xml:space="preserve"> </w:t>
+            </w:r>
+          </w:p>
         </w:tc>
       </w:tr>
       <w:tr>
         <w:tc>
           <w:tcPr>
-            <w:tcW w:w="2158" w:type="dxa"/>
-          </w:tcPr>
-          <w:p/>
-        </w:tc>
-        <w:tc>
-          <w:tcPr>
-            <w:tcW w:w="2158" w:type="dxa"/>
-          </w:tcPr>
-          <w:p/>
-        </w:tc>
-        <w:tc>
-          <w:tcPr>
-            <w:tcW w:w="2158" w:type="dxa"/>
-          </w:tcPr>
-          <w:p/>
-        </w:tc>
-        <w:tc>
-          <w:tcPr>
-            <w:tcW w:w="2158" w:type="dxa"/>
-          </w:tcPr>
-          <w:p/>
-        </w:tc>
-        <w:tc>
-          <w:tcPr>
-            <w:tcW w:w="2159" w:type="dxa"/>
-          </w:tcPr>
-          <w:p/>
-        </w:tc>
-        <w:tc>
-          <w:tcPr>
-            <w:tcW w:w="2159" w:type="dxa"/>
+            <w:tcW w:w="1115" w:type="dxa"/>
+          </w:tcPr>
+          <w:p>
+            <w:r>
+              <w:t>PUT</w:t>
+            </w:r>
+          </w:p>
+        </w:tc>
+        <w:tc>
+          <w:tcPr>
+            <w:tcW w:w="2920" w:type="dxa"/>
+          </w:tcPr>
+          <w:p>
+            <w:r>
+              <w:t>/</w:t>
+            </w:r>
+            <w:proofErr w:type="spellStart"/>
+            <w:r>
+              <w:t>api</w:t>
+            </w:r>
+            <w:proofErr w:type="spellEnd"/>
+            <w:r>
+              <w:t>/</w:t>
+            </w:r>
+            <w:proofErr w:type="spellStart"/>
+            <w:r>
+              <w:t>organiser</w:t>
+            </w:r>
+            <w:r>
+              <w:t>s</w:t>
+            </w:r>
+            <w:proofErr w:type="spellEnd"/>
+            <w:r>
+              <w:t>/me</w:t>
+            </w:r>
+          </w:p>
+        </w:tc>
+        <w:tc>
+          <w:tcPr>
+            <w:tcW w:w="2024" w:type="dxa"/>
+          </w:tcPr>
+          <w:p>
+            <w:r>
+              <w:t>Updates the</w:t>
+            </w:r>
+          </w:p>
+          <w:p>
+            <w:r>
+              <w:t>logged-in</w:t>
+            </w:r>
+          </w:p>
+          <w:p>
+            <w:proofErr w:type="spellStart"/>
+            <w:r>
+              <w:t>organiser’s</w:t>
+            </w:r>
+            <w:proofErr w:type="spellEnd"/>
+          </w:p>
+          <w:p>
+            <w:r>
+              <w:t>contact details.</w:t>
+            </w:r>
+          </w:p>
+        </w:tc>
+        <w:tc>
+          <w:tcPr>
+            <w:tcW w:w="1916" w:type="dxa"/>
+          </w:tcPr>
+          <w:p>
+            <w:proofErr w:type="spellStart"/>
+            <w:r>
+              <w:t>Organiser</w:t>
+            </w:r>
+            <w:proofErr w:type="spellEnd"/>
+          </w:p>
+        </w:tc>
+        <w:tc>
+          <w:tcPr>
+            <w:tcW w:w="2963" w:type="dxa"/>
+          </w:tcPr>
+          <w:p>
+            <w:proofErr w:type="gramStart"/>
+            <w:r>
+              <w:t xml:space="preserve">{ </w:t>
+            </w:r>
+            <w:proofErr w:type="spellStart"/>
+            <w:r>
+              <w:t>organiserName</w:t>
+            </w:r>
+            <w:proofErr w:type="spellEnd"/>
+            <w:proofErr w:type="gramEnd"/>
+            <w:r>
+              <w:t xml:space="preserve">, </w:t>
+            </w:r>
+            <w:proofErr w:type="spellStart"/>
+            <w:r>
+              <w:t>contactDetails</w:t>
+            </w:r>
+            <w:proofErr w:type="spellEnd"/>
+            <w:r>
+              <w:t>}</w:t>
+            </w:r>
+          </w:p>
+        </w:tc>
+        <w:tc>
+          <w:tcPr>
+            <w:tcW w:w="2012" w:type="dxa"/>
+          </w:tcPr>
+          <w:p>
+            <w:r>
+              <w:t xml:space="preserve">200 OK - </w:t>
+            </w:r>
+            <w:r>
+              <w:t>returns</w:t>
+            </w:r>
+          </w:p>
+          <w:p>
+            <w:r>
+              <w:t>updated</w:t>
+            </w:r>
+          </w:p>
+          <w:p>
+            <w:r>
+              <w:t>profile. 400</w:t>
+            </w:r>
+          </w:p>
+          <w:p>
+            <w:r>
+              <w:t>Bad Request.</w:t>
+            </w:r>
+          </w:p>
+        </w:tc>
+      </w:tr>
+      <w:tr>
+        <w:tc>
+          <w:tcPr>
+            <w:tcW w:w="1115" w:type="dxa"/>
+          </w:tcPr>
+          <w:p>
+            <w:r>
+              <w:t>GET</w:t>
+            </w:r>
+          </w:p>
+        </w:tc>
+        <w:tc>
+          <w:tcPr>
+            <w:tcW w:w="2920" w:type="dxa"/>
+          </w:tcPr>
+          <w:p/>
+        </w:tc>
+        <w:tc>
+          <w:tcPr>
+            <w:tcW w:w="2024" w:type="dxa"/>
+          </w:tcPr>
+          <w:p/>
+        </w:tc>
+        <w:tc>
+          <w:tcPr>
+            <w:tcW w:w="1916" w:type="dxa"/>
+          </w:tcPr>
+          <w:p/>
+        </w:tc>
+        <w:tc>
+          <w:tcPr>
+            <w:tcW w:w="2963" w:type="dxa"/>
+          </w:tcPr>
+          <w:p/>
+        </w:tc>
+        <w:tc>
+          <w:tcPr>
+            <w:tcW w:w="2012" w:type="dxa"/>
+          </w:tcPr>
+          <w:p/>
+        </w:tc>
+      </w:tr>
+      <w:tr>
+        <w:tc>
+          <w:tcPr>
+            <w:tcW w:w="1115" w:type="dxa"/>
+          </w:tcPr>
+          <w:p>
+            <w:r>
+              <w:t>PUT</w:t>
+            </w:r>
+          </w:p>
+        </w:tc>
+        <w:tc>
+          <w:tcPr>
+            <w:tcW w:w="2920" w:type="dxa"/>
+          </w:tcPr>
+          <w:p/>
+        </w:tc>
+        <w:tc>
+          <w:tcPr>
+            <w:tcW w:w="2024" w:type="dxa"/>
+          </w:tcPr>
+          <w:p/>
+        </w:tc>
+        <w:tc>
+          <w:tcPr>
+            <w:tcW w:w="1916" w:type="dxa"/>
+          </w:tcPr>
+          <w:p/>
+        </w:tc>
+        <w:tc>
+          <w:tcPr>
+            <w:tcW w:w="2963" w:type="dxa"/>
+          </w:tcPr>
+          <w:p/>
+        </w:tc>
+        <w:tc>
+          <w:tcPr>
+            <w:tcW w:w="2012" w:type="dxa"/>
+          </w:tcPr>
+          <w:p/>
+        </w:tc>
+      </w:tr>
+      <w:tr>
+        <w:tc>
+          <w:tcPr>
+            <w:tcW w:w="1115" w:type="dxa"/>
+          </w:tcPr>
+          <w:p/>
+        </w:tc>
+        <w:tc>
+          <w:tcPr>
+            <w:tcW w:w="2920" w:type="dxa"/>
+          </w:tcPr>
+          <w:p/>
+        </w:tc>
+        <w:tc>
+          <w:tcPr>
+            <w:tcW w:w="2024" w:type="dxa"/>
+          </w:tcPr>
+          <w:p/>
+        </w:tc>
+        <w:tc>
+          <w:tcPr>
+            <w:tcW w:w="1916" w:type="dxa"/>
+          </w:tcPr>
+          <w:p/>
+        </w:tc>
+        <w:tc>
+          <w:tcPr>
+            <w:tcW w:w="2963" w:type="dxa"/>
+          </w:tcPr>
+          <w:p/>
+        </w:tc>
+        <w:tc>
+          <w:tcPr>
+            <w:tcW w:w="2012" w:type="dxa"/>
+          </w:tcPr>
+          <w:p/>
+        </w:tc>
+      </w:tr>
+      <w:tr>
+        <w:tc>
+          <w:tcPr>
+            <w:tcW w:w="1115" w:type="dxa"/>
+          </w:tcPr>
+          <w:p/>
+        </w:tc>
+        <w:tc>
+          <w:tcPr>
+            <w:tcW w:w="2920" w:type="dxa"/>
+          </w:tcPr>
+          <w:p/>
+        </w:tc>
+        <w:tc>
+          <w:tcPr>
+            <w:tcW w:w="2024" w:type="dxa"/>
+          </w:tcPr>
+          <w:p/>
+        </w:tc>
+        <w:tc>
+          <w:tcPr>
+            <w:tcW w:w="1916" w:type="dxa"/>
+          </w:tcPr>
+          <w:p/>
+        </w:tc>
+        <w:tc>
+          <w:tcPr>
+            <w:tcW w:w="2963" w:type="dxa"/>
+          </w:tcPr>
+          <w:p/>
+        </w:tc>
+        <w:tc>
+          <w:tcPr>
+            <w:tcW w:w="2012" w:type="dxa"/>
+          </w:tcPr>
+          <w:p/>
+        </w:tc>
+      </w:tr>
+      <w:tr>
+        <w:tc>
+          <w:tcPr>
+            <w:tcW w:w="1115" w:type="dxa"/>
+          </w:tcPr>
+          <w:p/>
+        </w:tc>
+        <w:tc>
+          <w:tcPr>
+            <w:tcW w:w="2920" w:type="dxa"/>
+          </w:tcPr>
+          <w:p/>
+        </w:tc>
+        <w:tc>
+          <w:tcPr>
+            <w:tcW w:w="2024" w:type="dxa"/>
+          </w:tcPr>
+          <w:p/>
+        </w:tc>
+        <w:tc>
+          <w:tcPr>
+            <w:tcW w:w="1916" w:type="dxa"/>
+          </w:tcPr>
+          <w:p/>
+        </w:tc>
+        <w:tc>
+          <w:tcPr>
+            <w:tcW w:w="2963" w:type="dxa"/>
+          </w:tcPr>
+          <w:p/>
+        </w:tc>
+        <w:tc>
+          <w:tcPr>
+            <w:tcW w:w="2012" w:type="dxa"/>
+          </w:tcPr>
+          <w:p/>
+        </w:tc>
+      </w:tr>
+      <w:tr>
+        <w:tc>
+          <w:tcPr>
+            <w:tcW w:w="1115" w:type="dxa"/>
+          </w:tcPr>
+          <w:p/>
+        </w:tc>
+        <w:tc>
+          <w:tcPr>
+            <w:tcW w:w="2920" w:type="dxa"/>
+          </w:tcPr>
+          <w:p/>
+        </w:tc>
+        <w:tc>
+          <w:tcPr>
+            <w:tcW w:w="2024" w:type="dxa"/>
+          </w:tcPr>
+          <w:p/>
+        </w:tc>
+        <w:tc>
+          <w:tcPr>
+            <w:tcW w:w="1916" w:type="dxa"/>
+          </w:tcPr>
+          <w:p/>
+        </w:tc>
+        <w:tc>
+          <w:tcPr>
+            <w:tcW w:w="2963" w:type="dxa"/>
+          </w:tcPr>
+          <w:p/>
+        </w:tc>
+        <w:tc>
+          <w:tcPr>
+            <w:tcW w:w="2012" w:type="dxa"/>
+          </w:tcPr>
+          <w:p/>
+        </w:tc>
+      </w:tr>
+      <w:tr>
+        <w:tc>
+          <w:tcPr>
+            <w:tcW w:w="1115" w:type="dxa"/>
+          </w:tcPr>
+          <w:p/>
+        </w:tc>
+        <w:tc>
+          <w:tcPr>
+            <w:tcW w:w="2920" w:type="dxa"/>
+          </w:tcPr>
+          <w:p/>
+        </w:tc>
+        <w:tc>
+          <w:tcPr>
+            <w:tcW w:w="2024" w:type="dxa"/>
+          </w:tcPr>
+          <w:p/>
+        </w:tc>
+        <w:tc>
+          <w:tcPr>
+            <w:tcW w:w="1916" w:type="dxa"/>
+          </w:tcPr>
+          <w:p/>
+        </w:tc>
+        <w:tc>
+          <w:tcPr>
+            <w:tcW w:w="2963" w:type="dxa"/>
+          </w:tcPr>
+          <w:p/>
+        </w:tc>
+        <w:tc>
+          <w:tcPr>
+            <w:tcW w:w="2012" w:type="dxa"/>
+          </w:tcPr>
+          <w:p/>
+        </w:tc>
+      </w:tr>
+      <w:tr>
+        <w:tc>
+          <w:tcPr>
+            <w:tcW w:w="1115" w:type="dxa"/>
+          </w:tcPr>
+          <w:p/>
+        </w:tc>
+        <w:tc>
+          <w:tcPr>
+            <w:tcW w:w="2920" w:type="dxa"/>
+          </w:tcPr>
+          <w:p/>
+        </w:tc>
+        <w:tc>
+          <w:tcPr>
+            <w:tcW w:w="2024" w:type="dxa"/>
+          </w:tcPr>
+          <w:p/>
+        </w:tc>
+        <w:tc>
+          <w:tcPr>
+            <w:tcW w:w="1916" w:type="dxa"/>
+          </w:tcPr>
+          <w:p/>
+        </w:tc>
+        <w:tc>
+          <w:tcPr>
+            <w:tcW w:w="2963" w:type="dxa"/>
+          </w:tcPr>
+          <w:p/>
+        </w:tc>
+        <w:tc>
+          <w:tcPr>
+            <w:tcW w:w="2012" w:type="dxa"/>
+          </w:tcPr>
+          <w:p/>
+        </w:tc>
+      </w:tr>
+      <w:tr>
+        <w:tc>
+          <w:tcPr>
+            <w:tcW w:w="1115" w:type="dxa"/>
+          </w:tcPr>
+          <w:p/>
+        </w:tc>
+        <w:tc>
+          <w:tcPr>
+            <w:tcW w:w="2920" w:type="dxa"/>
+          </w:tcPr>
+          <w:p/>
+        </w:tc>
+        <w:tc>
+          <w:tcPr>
+            <w:tcW w:w="2024" w:type="dxa"/>
+          </w:tcPr>
+          <w:p/>
+        </w:tc>
+        <w:tc>
+          <w:tcPr>
+            <w:tcW w:w="1916" w:type="dxa"/>
+          </w:tcPr>
+          <w:p/>
+        </w:tc>
+        <w:tc>
+          <w:tcPr>
+            <w:tcW w:w="2963" w:type="dxa"/>
+          </w:tcPr>
+          <w:p/>
+        </w:tc>
+        <w:tc>
+          <w:tcPr>
+            <w:tcW w:w="2012" w:type="dxa"/>
+          </w:tcPr>
+          <w:p/>
+        </w:tc>
+      </w:tr>
+      <w:tr>
+        <w:tc>
+          <w:tcPr>
+            <w:tcW w:w="1115" w:type="dxa"/>
+          </w:tcPr>
+          <w:p/>
+        </w:tc>
+        <w:tc>
+          <w:tcPr>
+            <w:tcW w:w="2920" w:type="dxa"/>
+          </w:tcPr>
+          <w:p/>
+        </w:tc>
+        <w:tc>
+          <w:tcPr>
+            <w:tcW w:w="2024" w:type="dxa"/>
+          </w:tcPr>
+          <w:p/>
+        </w:tc>
+        <w:tc>
+          <w:tcPr>
+            <w:tcW w:w="1916" w:type="dxa"/>
+          </w:tcPr>
+          <w:p/>
+        </w:tc>
+        <w:tc>
+          <w:tcPr>
+            <w:tcW w:w="2963" w:type="dxa"/>
+          </w:tcPr>
+          <w:p/>
+        </w:tc>
+        <w:tc>
+          <w:tcPr>
+            <w:tcW w:w="2012" w:type="dxa"/>
+          </w:tcPr>
+          <w:p/>
+        </w:tc>
+      </w:tr>
+      <w:tr>
+        <w:tc>
+          <w:tcPr>
+            <w:tcW w:w="1115" w:type="dxa"/>
+          </w:tcPr>
+          <w:p/>
+        </w:tc>
+        <w:tc>
+          <w:tcPr>
+            <w:tcW w:w="2920" w:type="dxa"/>
+          </w:tcPr>
+          <w:p/>
+        </w:tc>
+        <w:tc>
+          <w:tcPr>
+            <w:tcW w:w="2024" w:type="dxa"/>
+          </w:tcPr>
+          <w:p/>
+        </w:tc>
+        <w:tc>
+          <w:tcPr>
+            <w:tcW w:w="1916" w:type="dxa"/>
+          </w:tcPr>
+          <w:p/>
+        </w:tc>
+        <w:tc>
+          <w:tcPr>
+            <w:tcW w:w="2963" w:type="dxa"/>
+          </w:tcPr>
+          <w:p/>
+        </w:tc>
+        <w:tc>
+          <w:tcPr>
+            <w:tcW w:w="2012" w:type="dxa"/>
           </w:tcPr>
           <w:p/>
         </w:tc>
@@ -4447,7 +5219,6 @@
   <w:style w:type="character" w:default="1" w:styleId="DefaultParagraphFont">
     <w:name w:val="Default Paragraph Font"/>
     <w:uiPriority w:val="1"/>
-    <w:semiHidden/>
     <w:unhideWhenUsed/>
   </w:style>
   <w:style w:type="table" w:default="1" w:styleId="TableNormal">

--- a/ST10496771 - STEFFI TANGANYIKA - PROG62121 PART 1.docx
+++ b/ST10496771 - STEFFI TANGANYIKA - PROG62121 PART 1.docx
@@ -47,7 +47,10 @@
         </w:numPr>
       </w:pPr>
       <w:r>
-        <w:t>One or more organizers can create one or more events</w:t>
+        <w:t xml:space="preserve">One or more organizers can create one or more </w:t>
+      </w:r>
+      <w:r>
+        <w:t>events</w:t>
       </w:r>
     </w:p>
     <w:p>
@@ -83,7 +86,10 @@
         <w:t>is held</w:t>
       </w:r>
       <w:r>
-        <w:t xml:space="preserve"> independently, no two events </w:t>
+        <w:t xml:space="preserve"> independently, no two </w:t>
+      </w:r>
+      <w:r>
+        <w:t xml:space="preserve">events </w:t>
       </w:r>
       <w:r>
         <w:t>are held</w:t>
@@ -107,7 +113,10 @@
         <w:t>have</w:t>
       </w:r>
       <w:r>
-        <w:t xml:space="preserve"> one or more categories</w:t>
+        <w:t xml:space="preserve"> one or more </w:t>
+      </w:r>
+      <w:r>
+        <w:t>categories</w:t>
       </w:r>
     </w:p>
     <w:p>
@@ -119,7 +128,10 @@
         </w:numPr>
       </w:pPr>
       <w:r>
-        <w:t>A participant can take in many categories</w:t>
+        <w:t xml:space="preserve">A participant can take in many </w:t>
+      </w:r>
+      <w:r>
+        <w:t>categories</w:t>
       </w:r>
     </w:p>
     <w:p>
@@ -161,7 +173,10 @@
         </w:numPr>
       </w:pPr>
       <w:r>
-        <w:t>Results are provided for each category</w:t>
+        <w:t>Results</w:t>
+      </w:r>
+      <w:r>
+        <w:t xml:space="preserve"> are provided for each category</w:t>
       </w:r>
     </w:p>
     <w:p>
@@ -660,21 +675,7 @@
                                 <w:b/>
                                 <w:bCs/>
                               </w:rPr>
-                              <w:t>EVENT</w:t>
-                            </w:r>
-                            <w:r>
-                              <w:rPr>
-                                <w:b/>
-                                <w:bCs/>
-                              </w:rPr>
-                              <w:t>_</w:t>
-                            </w:r>
-                            <w:r>
-                              <w:rPr>
-                                <w:b/>
-                                <w:bCs/>
-                              </w:rPr>
-                              <w:t>ENTRANCE</w:t>
+                              <w:t>EVENTENTRANCE</w:t>
                             </w:r>
                           </w:p>
                         </w:txbxContent>
@@ -709,21 +710,7 @@
                           <w:b/>
                           <w:bCs/>
                         </w:rPr>
-                        <w:t>EVENT</w:t>
-                      </w:r>
-                      <w:r>
-                        <w:rPr>
-                          <w:b/>
-                          <w:bCs/>
-                        </w:rPr>
-                        <w:t>_</w:t>
-                      </w:r>
-                      <w:r>
-                        <w:rPr>
-                          <w:b/>
-                          <w:bCs/>
-                        </w:rPr>
-                        <w:t>ENTRANCE</w:t>
+                        <w:t>EVENTENTRANCE</w:t>
                       </w:r>
                     </w:p>
                   </w:txbxContent>
@@ -3225,21 +3212,22 @@
     <w:tbl>
       <w:tblPr>
         <w:tblStyle w:val="TableGrid"/>
-        <w:tblW w:w="0" w:type="auto"/>
+        <w:tblW w:w="15120" w:type="dxa"/>
+        <w:tblInd w:w="-995" w:type="dxa"/>
         <w:tblLook w:val="04A0" w:firstRow="1" w:lastRow="0" w:firstColumn="1" w:lastColumn="0" w:noHBand="0" w:noVBand="1"/>
       </w:tblPr>
       <w:tblGrid>
-        <w:gridCol w:w="1127"/>
-        <w:gridCol w:w="2916"/>
-        <w:gridCol w:w="2022"/>
-        <w:gridCol w:w="1912"/>
+        <w:gridCol w:w="1620"/>
+        <w:gridCol w:w="3989"/>
+        <w:gridCol w:w="1945"/>
+        <w:gridCol w:w="1559"/>
         <w:gridCol w:w="2963"/>
-        <w:gridCol w:w="2010"/>
+        <w:gridCol w:w="3044"/>
       </w:tblGrid>
       <w:tr>
         <w:tc>
           <w:tcPr>
-            <w:tcW w:w="1115" w:type="dxa"/>
+            <w:tcW w:w="1620" w:type="dxa"/>
           </w:tcPr>
           <w:p>
             <w:pPr>
@@ -3259,7 +3247,7 @@
         </w:tc>
         <w:tc>
           <w:tcPr>
-            <w:tcW w:w="2920" w:type="dxa"/>
+            <w:tcW w:w="3989" w:type="dxa"/>
           </w:tcPr>
           <w:p>
             <w:pPr>
@@ -3279,7 +3267,7 @@
         </w:tc>
         <w:tc>
           <w:tcPr>
-            <w:tcW w:w="2024" w:type="dxa"/>
+            <w:tcW w:w="1945" w:type="dxa"/>
           </w:tcPr>
           <w:p>
             <w:pPr>
@@ -3299,7 +3287,7 @@
         </w:tc>
         <w:tc>
           <w:tcPr>
-            <w:tcW w:w="1916" w:type="dxa"/>
+            <w:tcW w:w="1559" w:type="dxa"/>
           </w:tcPr>
           <w:p>
             <w:pPr>
@@ -3339,7 +3327,7 @@
         </w:tc>
         <w:tc>
           <w:tcPr>
-            <w:tcW w:w="2012" w:type="dxa"/>
+            <w:tcW w:w="3044" w:type="dxa"/>
           </w:tcPr>
           <w:p>
             <w:pPr>
@@ -3359,9 +3347,12 @@
         </w:tc>
       </w:tr>
       <w:tr>
-        <w:tc>
-          <w:tcPr>
-            <w:tcW w:w="1115" w:type="dxa"/>
+        <w:trPr>
+          <w:trHeight w:val="2843"/>
+        </w:trPr>
+        <w:tc>
+          <w:tcPr>
+            <w:tcW w:w="1620" w:type="dxa"/>
           </w:tcPr>
           <w:p>
             <w:pPr>
@@ -3388,7 +3379,7 @@
         </w:tc>
         <w:tc>
           <w:tcPr>
-            <w:tcW w:w="2920" w:type="dxa"/>
+            <w:tcW w:w="3989" w:type="dxa"/>
           </w:tcPr>
           <w:p>
             <w:pPr>
@@ -3445,7 +3436,7 @@
         </w:tc>
         <w:tc>
           <w:tcPr>
-            <w:tcW w:w="2024" w:type="dxa"/>
+            <w:tcW w:w="1945" w:type="dxa"/>
           </w:tcPr>
           <w:p>
             <w:pPr>
@@ -3486,7 +3477,7 @@
         </w:tc>
         <w:tc>
           <w:tcPr>
-            <w:tcW w:w="1916" w:type="dxa"/>
+            <w:tcW w:w="1559" w:type="dxa"/>
           </w:tcPr>
           <w:p>
             <w:pPr>
@@ -3526,7 +3517,7 @@
         </w:tc>
         <w:tc>
           <w:tcPr>
-            <w:tcW w:w="2012" w:type="dxa"/>
+            <w:tcW w:w="3044" w:type="dxa"/>
           </w:tcPr>
           <w:p>
             <w:pPr>
@@ -3562,7 +3553,7 @@
       <w:tr>
         <w:tc>
           <w:tcPr>
-            <w:tcW w:w="1115" w:type="dxa"/>
+            <w:tcW w:w="1620" w:type="dxa"/>
           </w:tcPr>
           <w:p>
             <w:r>
@@ -3572,44 +3563,31 @@
         </w:tc>
         <w:tc>
           <w:tcPr>
-            <w:tcW w:w="2920" w:type="dxa"/>
-          </w:tcPr>
-          <w:p>
-            <w:r>
-              <w:t>/</w:t>
-            </w:r>
-            <w:proofErr w:type="spellStart"/>
-            <w:r>
-              <w:t>api</w:t>
-            </w:r>
-            <w:proofErr w:type="spellEnd"/>
-            <w:r>
-              <w:t>/auth/register</w:t>
-            </w:r>
-          </w:p>
-        </w:tc>
-        <w:tc>
-          <w:tcPr>
-            <w:tcW w:w="2024" w:type="dxa"/>
-          </w:tcPr>
-          <w:p>
-            <w:r>
-              <w:t>Registers a new organizer or participant account</w:t>
-            </w:r>
-          </w:p>
-        </w:tc>
-        <w:tc>
-          <w:tcPr>
-            <w:tcW w:w="1916" w:type="dxa"/>
-          </w:tcPr>
-          <w:p>
-            <w:r>
-              <w:t>None</w:t>
-            </w:r>
-          </w:p>
-          <w:p>
-            <w:r>
-              <w:t>(public)</w:t>
+            <w:tcW w:w="3989" w:type="dxa"/>
+          </w:tcPr>
+          <w:p>
+            <w:r>
+              <w:t>/api/auth/register</w:t>
+            </w:r>
+          </w:p>
+        </w:tc>
+        <w:tc>
+          <w:tcPr>
+            <w:tcW w:w="1945" w:type="dxa"/>
+          </w:tcPr>
+          <w:p>
+            <w:r>
+              <w:t>Registers a new Organiser or Participant account.</w:t>
+            </w:r>
+          </w:p>
+        </w:tc>
+        <w:tc>
+          <w:tcPr>
+            <w:tcW w:w="1559" w:type="dxa"/>
+          </w:tcPr>
+          <w:p>
+            <w:r>
+              <w:t>None (public)</w:t>
             </w:r>
           </w:p>
         </w:tc>
@@ -3618,93 +3596,18 @@
             <w:tcW w:w="2963" w:type="dxa"/>
           </w:tcPr>
           <w:p>
-            <w:proofErr w:type="gramStart"/>
-            <w:r>
-              <w:t>{ role</w:t>
-            </w:r>
-            <w:proofErr w:type="gramEnd"/>
-            <w:r>
-              <w:t>,</w:t>
-            </w:r>
-          </w:p>
-          <w:p>
-            <w:proofErr w:type="spellStart"/>
-            <w:r>
-              <w:t>firstName</w:t>
-            </w:r>
-            <w:proofErr w:type="spellEnd"/>
-            <w:r>
-              <w:t>/</w:t>
-            </w:r>
-            <w:proofErr w:type="spellStart"/>
-            <w:r>
-              <w:t>organiserName</w:t>
-            </w:r>
-            <w:proofErr w:type="spellEnd"/>
-            <w:r>
-              <w:t>,</w:t>
-            </w:r>
-          </w:p>
-          <w:p>
-            <w:proofErr w:type="spellStart"/>
-            <w:r>
-              <w:t>lastName</w:t>
-            </w:r>
-            <w:proofErr w:type="spellEnd"/>
-            <w:r>
-              <w:t>, email,</w:t>
-            </w:r>
-          </w:p>
-          <w:p>
-            <w:proofErr w:type="gramStart"/>
-            <w:r>
-              <w:t>password }</w:t>
-            </w:r>
-            <w:proofErr w:type="gramEnd"/>
-          </w:p>
-        </w:tc>
-        <w:tc>
-          <w:tcPr>
-            <w:tcW w:w="2012" w:type="dxa"/>
-          </w:tcPr>
-          <w:p>
-            <w:r>
-              <w:t>201 Created –</w:t>
-            </w:r>
-          </w:p>
-          <w:p>
-            <w:r>
-              <w:t>returns new</w:t>
-            </w:r>
-          </w:p>
-          <w:p>
-            <w:r>
-              <w:t>account (no</w:t>
-            </w:r>
-          </w:p>
-          <w:p>
-            <w:r>
-              <w:t>password) and</w:t>
-            </w:r>
-          </w:p>
-          <w:p>
-            <w:r>
-              <w:t>JWT. 409</w:t>
-            </w:r>
-          </w:p>
-          <w:p>
-            <w:r>
-              <w:t>Conflict –</w:t>
-            </w:r>
-          </w:p>
-          <w:p>
-            <w:r>
-              <w:t>email already</w:t>
-            </w:r>
-          </w:p>
-          <w:p>
-            <w:r>
-              <w:t>registered.</w:t>
+            <w:r>
+              <w:t>{ role, firstName/organiserName, lastName, email, password }</w:t>
+            </w:r>
+          </w:p>
+        </w:tc>
+        <w:tc>
+          <w:tcPr>
+            <w:tcW w:w="3044" w:type="dxa"/>
+          </w:tcPr>
+          <w:p>
+            <w:r>
+              <w:t>201 Created – returns new account (no password) and JWT. 409 Conflict – email already registered.</w:t>
             </w:r>
           </w:p>
         </w:tc>
@@ -3712,7 +3615,7 @@
       <w:tr>
         <w:tc>
           <w:tcPr>
-            <w:tcW w:w="1115" w:type="dxa"/>
+            <w:tcW w:w="1620" w:type="dxa"/>
           </w:tcPr>
           <w:p>
             <w:r>
@@ -3722,7 +3625,69 @@
         </w:tc>
         <w:tc>
           <w:tcPr>
-            <w:tcW w:w="2920" w:type="dxa"/>
+            <w:tcW w:w="3989" w:type="dxa"/>
+          </w:tcPr>
+          <w:p>
+            <w:r>
+              <w:t>/api/auth/login</w:t>
+            </w:r>
+          </w:p>
+        </w:tc>
+        <w:tc>
+          <w:tcPr>
+            <w:tcW w:w="1945" w:type="dxa"/>
+          </w:tcPr>
+          <w:p>
+            <w:r>
+              <w:t>Authenticates an Organiser or Participant and returns an access token.</w:t>
+            </w:r>
+          </w:p>
+        </w:tc>
+        <w:tc>
+          <w:tcPr>
+            <w:tcW w:w="1559" w:type="dxa"/>
+          </w:tcPr>
+          <w:p>
+            <w:r>
+              <w:t>None (public)</w:t>
+            </w:r>
+          </w:p>
+        </w:tc>
+        <w:tc>
+          <w:tcPr>
+            <w:tcW w:w="2963" w:type="dxa"/>
+          </w:tcPr>
+          <w:p>
+            <w:r>
+              <w:t>{ email, password }</w:t>
+            </w:r>
+          </w:p>
+        </w:tc>
+        <w:tc>
+          <w:tcPr>
+            <w:tcW w:w="3044" w:type="dxa"/>
+          </w:tcPr>
+          <w:p>
+            <w:r>
+              <w:t>200 OK – returns JWT and account summary. 401 Unauthorized – invalid credentials.</w:t>
+            </w:r>
+          </w:p>
+        </w:tc>
+      </w:tr>
+      <w:tr>
+        <w:tc>
+          <w:tcPr>
+            <w:tcW w:w="1620" w:type="dxa"/>
+          </w:tcPr>
+          <w:p>
+            <w:r>
+              <w:t>GET</w:t>
+            </w:r>
+          </w:p>
+        </w:tc>
+        <w:tc>
+          <w:tcPr>
+            <w:tcW w:w="3989" w:type="dxa"/>
           </w:tcPr>
           <w:p>
             <w:r>
@@ -3734,40 +3699,113 @@
             </w:r>
             <w:proofErr w:type="spellEnd"/>
             <w:r>
-              <w:t>/auth/login</w:t>
-            </w:r>
-          </w:p>
-        </w:tc>
-        <w:tc>
-          <w:tcPr>
-            <w:tcW w:w="2024" w:type="dxa"/>
-          </w:tcPr>
-          <w:p>
-            <w:r>
-              <w:t xml:space="preserve">Authenticates an </w:t>
+              <w:t>/</w:t>
             </w:r>
             <w:proofErr w:type="spellStart"/>
             <w:r>
+              <w:t>organiser</w:t>
+            </w:r>
+            <w:proofErr w:type="spellEnd"/>
+            <w:r>
+              <w:t>/me</w:t>
+            </w:r>
+          </w:p>
+        </w:tc>
+        <w:tc>
+          <w:tcPr>
+            <w:tcW w:w="1945" w:type="dxa"/>
+          </w:tcPr>
+          <w:p>
+            <w:r>
+              <w:t>Retrieves the profile of the logged-in organiser.</w:t>
+            </w:r>
+          </w:p>
+        </w:tc>
+        <w:tc>
+          <w:tcPr>
+            <w:tcW w:w="1559" w:type="dxa"/>
+          </w:tcPr>
+          <w:p>
+            <w:r>
               <w:t>Organiser</w:t>
             </w:r>
+          </w:p>
+        </w:tc>
+        <w:tc>
+          <w:tcPr>
+            <w:tcW w:w="2963" w:type="dxa"/>
+          </w:tcPr>
+          <w:p>
+            <w:r>
+              <w:t>None</w:t>
+            </w:r>
+          </w:p>
+        </w:tc>
+        <w:tc>
+          <w:tcPr>
+            <w:tcW w:w="3044" w:type="dxa"/>
+          </w:tcPr>
+          <w:p>
+            <w:r>
+              <w:t>200 OK – returns organiser profile. 401 Unauthorized.</w:t>
+            </w:r>
+          </w:p>
+        </w:tc>
+      </w:tr>
+      <w:tr>
+        <w:tc>
+          <w:tcPr>
+            <w:tcW w:w="1620" w:type="dxa"/>
+          </w:tcPr>
+          <w:p>
+            <w:r>
+              <w:t>PUT</w:t>
+            </w:r>
+          </w:p>
+        </w:tc>
+        <w:tc>
+          <w:tcPr>
+            <w:tcW w:w="3989" w:type="dxa"/>
+          </w:tcPr>
+          <w:p>
+            <w:r>
+              <w:t>/</w:t>
+            </w:r>
+            <w:proofErr w:type="spellStart"/>
+            <w:r>
+              <w:t>api</w:t>
+            </w:r>
             <w:proofErr w:type="spellEnd"/>
             <w:r>
-              <w:t xml:space="preserve"> or Participant and returns an access token</w:t>
-            </w:r>
-          </w:p>
-        </w:tc>
-        <w:tc>
-          <w:tcPr>
-            <w:tcW w:w="1916" w:type="dxa"/>
-          </w:tcPr>
-          <w:p>
-            <w:r>
-              <w:t xml:space="preserve">None </w:t>
-            </w:r>
-          </w:p>
-          <w:p>
-            <w:r>
-              <w:t>(public)</w:t>
+              <w:t>/</w:t>
+            </w:r>
+            <w:proofErr w:type="spellStart"/>
+            <w:r>
+              <w:t>organiser</w:t>
+            </w:r>
+            <w:proofErr w:type="spellEnd"/>
+            <w:r>
+              <w:t>/me</w:t>
+            </w:r>
+          </w:p>
+        </w:tc>
+        <w:tc>
+          <w:tcPr>
+            <w:tcW w:w="1945" w:type="dxa"/>
+          </w:tcPr>
+          <w:p>
+            <w:r>
+              <w:t>Updates the logged-in organiser’s contact details.</w:t>
+            </w:r>
+          </w:p>
+        </w:tc>
+        <w:tc>
+          <w:tcPr>
+            <w:tcW w:w="1559" w:type="dxa"/>
+          </w:tcPr>
+          <w:p>
+            <w:r>
+              <w:t>Organiser</w:t>
             </w:r>
           </w:p>
         </w:tc>
@@ -3776,40 +3814,350 @@
             <w:tcW w:w="2963" w:type="dxa"/>
           </w:tcPr>
           <w:p>
+            <w:r>
+              <w:t>{ organiserName, contactDetails }</w:t>
+            </w:r>
+          </w:p>
+        </w:tc>
+        <w:tc>
+          <w:tcPr>
+            <w:tcW w:w="3044" w:type="dxa"/>
+          </w:tcPr>
+          <w:p>
+            <w:r>
+              <w:t>200 OK – returns updated profile. 400 Bad Request.</w:t>
+            </w:r>
+          </w:p>
+        </w:tc>
+      </w:tr>
+      <w:tr>
+        <w:tc>
+          <w:tcPr>
+            <w:tcW w:w="1620" w:type="dxa"/>
+          </w:tcPr>
+          <w:p>
+            <w:r>
+              <w:lastRenderedPageBreak/>
+              <w:t>GET</w:t>
+            </w:r>
+          </w:p>
+        </w:tc>
+        <w:tc>
+          <w:tcPr>
+            <w:tcW w:w="3989" w:type="dxa"/>
+          </w:tcPr>
+          <w:p>
+            <w:r>
+              <w:t>/</w:t>
+            </w:r>
+            <w:proofErr w:type="spellStart"/>
+            <w:r>
+              <w:t>api</w:t>
+            </w:r>
+            <w:proofErr w:type="spellEnd"/>
+            <w:r>
+              <w:t>/</w:t>
+            </w:r>
+            <w:r>
+              <w:t>participant</w:t>
+            </w:r>
+            <w:r>
+              <w:t>/me</w:t>
+            </w:r>
+          </w:p>
+        </w:tc>
+        <w:tc>
+          <w:tcPr>
+            <w:tcW w:w="1945" w:type="dxa"/>
+          </w:tcPr>
+          <w:p>
+            <w:r>
+              <w:t>Retrieves the profile of the logged-in participant.</w:t>
+            </w:r>
+          </w:p>
+        </w:tc>
+        <w:tc>
+          <w:tcPr>
+            <w:tcW w:w="1559" w:type="dxa"/>
+          </w:tcPr>
+          <w:p>
+            <w:r>
+              <w:t>Participant</w:t>
+            </w:r>
+          </w:p>
+        </w:tc>
+        <w:tc>
+          <w:tcPr>
+            <w:tcW w:w="2963" w:type="dxa"/>
+          </w:tcPr>
+          <w:p>
+            <w:r>
+              <w:t>None</w:t>
+            </w:r>
+          </w:p>
+        </w:tc>
+        <w:tc>
+          <w:tcPr>
+            <w:tcW w:w="3044" w:type="dxa"/>
+          </w:tcPr>
+          <w:p>
+            <w:r>
+              <w:t>200 OK – returns participant profile. 401 Unauthorized.</w:t>
+            </w:r>
+          </w:p>
+        </w:tc>
+      </w:tr>
+      <w:tr>
+        <w:tc>
+          <w:tcPr>
+            <w:tcW w:w="1620" w:type="dxa"/>
+          </w:tcPr>
+          <w:p>
+            <w:r>
+              <w:t>PUT</w:t>
+            </w:r>
+          </w:p>
+        </w:tc>
+        <w:tc>
+          <w:tcPr>
+            <w:tcW w:w="3989" w:type="dxa"/>
+          </w:tcPr>
+          <w:p>
+            <w:r>
+              <w:t>/</w:t>
+            </w:r>
+            <w:proofErr w:type="spellStart"/>
+            <w:r>
+              <w:t>api</w:t>
+            </w:r>
+            <w:proofErr w:type="spellEnd"/>
+            <w:r>
+              <w:t>/</w:t>
+            </w:r>
+            <w:r>
+              <w:t>participant</w:t>
+            </w:r>
+            <w:r>
+              <w:t>/me</w:t>
+            </w:r>
+          </w:p>
+        </w:tc>
+        <w:tc>
+          <w:tcPr>
+            <w:tcW w:w="1945" w:type="dxa"/>
+          </w:tcPr>
+          <w:p>
+            <w:r>
+              <w:t>Updates the logged-in participant’s details.</w:t>
+            </w:r>
+          </w:p>
+        </w:tc>
+        <w:tc>
+          <w:tcPr>
+            <w:tcW w:w="1559" w:type="dxa"/>
+          </w:tcPr>
+          <w:p>
+            <w:r>
+              <w:t>Participant</w:t>
+            </w:r>
+          </w:p>
+        </w:tc>
+        <w:tc>
+          <w:tcPr>
+            <w:tcW w:w="2963" w:type="dxa"/>
+          </w:tcPr>
+          <w:p>
+            <w:r>
+              <w:t>{ firstName, lastName }</w:t>
+            </w:r>
+          </w:p>
+        </w:tc>
+        <w:tc>
+          <w:tcPr>
+            <w:tcW w:w="3044" w:type="dxa"/>
+          </w:tcPr>
+          <w:p>
+            <w:r>
+              <w:t>200 OK – returns updated profile. 400 Bad Request.</w:t>
+            </w:r>
+          </w:p>
+        </w:tc>
+      </w:tr>
+      <w:tr>
+        <w:tc>
+          <w:tcPr>
+            <w:tcW w:w="1620" w:type="dxa"/>
+          </w:tcPr>
+          <w:p>
+            <w:r>
+              <w:t>GET</w:t>
+            </w:r>
+          </w:p>
+        </w:tc>
+        <w:tc>
+          <w:tcPr>
+            <w:tcW w:w="3989" w:type="dxa"/>
+          </w:tcPr>
+          <w:p>
+            <w:r>
+              <w:t>/</w:t>
+            </w:r>
+            <w:proofErr w:type="spellStart"/>
+            <w:r>
+              <w:t>api</w:t>
+            </w:r>
+            <w:proofErr w:type="spellEnd"/>
+            <w:r>
+              <w:t>/</w:t>
+            </w:r>
+            <w:r>
+              <w:t>event</w:t>
+            </w:r>
+          </w:p>
+        </w:tc>
+        <w:tc>
+          <w:tcPr>
+            <w:tcW w:w="1945" w:type="dxa"/>
+          </w:tcPr>
+          <w:p>
             <w:proofErr w:type="gramStart"/>
             <w:r>
-              <w:t xml:space="preserve">{ </w:t>
+              <w:t>Lists</w:t>
+            </w:r>
+            <w:proofErr w:type="gramEnd"/>
+            <w:r>
+              <w:t xml:space="preserve"> all </w:t>
+            </w:r>
+            <w:r>
+              <w:t>events</w:t>
+            </w:r>
+            <w:r>
+              <w:t>, with optional filters (date, location).</w:t>
+            </w:r>
+          </w:p>
+        </w:tc>
+        <w:tc>
+          <w:tcPr>
+            <w:tcW w:w="1559" w:type="dxa"/>
+          </w:tcPr>
+          <w:p>
+            <w:r>
+              <w:t>None (public)</w:t>
+            </w:r>
+          </w:p>
+        </w:tc>
+        <w:tc>
+          <w:tcPr>
+            <w:tcW w:w="2963" w:type="dxa"/>
+          </w:tcPr>
+          <w:p>
+            <w:r>
+              <w:t>None</w:t>
+            </w:r>
+          </w:p>
+        </w:tc>
+        <w:tc>
+          <w:tcPr>
+            <w:tcW w:w="3044" w:type="dxa"/>
+          </w:tcPr>
+          <w:p>
+            <w:r>
+              <w:t xml:space="preserve">200 OK – returns array of </w:t>
+            </w:r>
+            <w:r>
+              <w:t>event</w:t>
+            </w:r>
+            <w:r>
+              <w:t>.</w:t>
+            </w:r>
+          </w:p>
+        </w:tc>
+      </w:tr>
+      <w:tr>
+        <w:tc>
+          <w:tcPr>
+            <w:tcW w:w="1620" w:type="dxa"/>
+          </w:tcPr>
+          <w:p>
+            <w:r>
+              <w:t>GET</w:t>
+            </w:r>
+          </w:p>
+        </w:tc>
+        <w:tc>
+          <w:tcPr>
+            <w:tcW w:w="3989" w:type="dxa"/>
+          </w:tcPr>
+          <w:p>
+            <w:r>
+              <w:t>/</w:t>
             </w:r>
             <w:proofErr w:type="spellStart"/>
-            <w:r>
-              <w:t>emal</w:t>
+            <w:proofErr w:type="gramStart"/>
+            <w:r>
+              <w:t>api</w:t>
             </w:r>
             <w:proofErr w:type="spellEnd"/>
             <w:proofErr w:type="gramEnd"/>
             <w:r>
-              <w:t>, password}</w:t>
-            </w:r>
-          </w:p>
-        </w:tc>
-        <w:tc>
-          <w:tcPr>
-            <w:tcW w:w="2012" w:type="dxa"/>
-          </w:tcPr>
-          <w:p>
-            <w:r>
-              <w:t xml:space="preserve">200 OK </w:t>
-            </w:r>
-            <w:r>
-              <w:t>–</w:t>
-            </w:r>
-            <w:r>
-              <w:t xml:space="preserve"> returns</w:t>
-            </w:r>
-            <w:r>
-              <w:t xml:space="preserve"> </w:t>
-            </w:r>
-            <w:r>
-              <w:t>JWT and account summary. 401 Unauthorized – invalid credentials</w:t>
+              <w:t>/</w:t>
+            </w:r>
+            <w:proofErr w:type="gramStart"/>
+            <w:r>
+              <w:t>event</w:t>
+            </w:r>
+            <w:r>
+              <w:t>/{</w:t>
+            </w:r>
+            <w:proofErr w:type="gramEnd"/>
+            <w:r>
+              <w:t>id}</w:t>
+            </w:r>
+          </w:p>
+        </w:tc>
+        <w:tc>
+          <w:tcPr>
+            <w:tcW w:w="1945" w:type="dxa"/>
+          </w:tcPr>
+          <w:p>
+            <w:r>
+              <w:t xml:space="preserve">Retrieves full details for a single event, including its </w:t>
+            </w:r>
+            <w:r>
+              <w:t>category</w:t>
+            </w:r>
+            <w:r>
+              <w:t>.</w:t>
+            </w:r>
+          </w:p>
+        </w:tc>
+        <w:tc>
+          <w:tcPr>
+            <w:tcW w:w="1559" w:type="dxa"/>
+          </w:tcPr>
+          <w:p>
+            <w:r>
+              <w:t>None (public)</w:t>
+            </w:r>
+          </w:p>
+        </w:tc>
+        <w:tc>
+          <w:tcPr>
+            <w:tcW w:w="2963" w:type="dxa"/>
+          </w:tcPr>
+          <w:p>
+            <w:r>
+              <w:t>None</w:t>
+            </w:r>
+          </w:p>
+        </w:tc>
+        <w:tc>
+          <w:tcPr>
+            <w:tcW w:w="3044" w:type="dxa"/>
+          </w:tcPr>
+          <w:p>
+            <w:r>
+              <w:t>200 OK – returns event object. 404 Not Found.</w:t>
             </w:r>
           </w:p>
         </w:tc>
@@ -3817,7 +4165,246 @@
       <w:tr>
         <w:tc>
           <w:tcPr>
-            <w:tcW w:w="1115" w:type="dxa"/>
+            <w:tcW w:w="1620" w:type="dxa"/>
+          </w:tcPr>
+          <w:p>
+            <w:r>
+              <w:t>POST</w:t>
+            </w:r>
+          </w:p>
+        </w:tc>
+        <w:tc>
+          <w:tcPr>
+            <w:tcW w:w="3989" w:type="dxa"/>
+          </w:tcPr>
+          <w:p>
+            <w:r>
+              <w:t>/</w:t>
+            </w:r>
+            <w:proofErr w:type="spellStart"/>
+            <w:r>
+              <w:t>api</w:t>
+            </w:r>
+            <w:proofErr w:type="spellEnd"/>
+            <w:r>
+              <w:t>/</w:t>
+            </w:r>
+            <w:r>
+              <w:t>event</w:t>
+            </w:r>
+          </w:p>
+        </w:tc>
+        <w:tc>
+          <w:tcPr>
+            <w:tcW w:w="1945" w:type="dxa"/>
+          </w:tcPr>
+          <w:p>
+            <w:r>
+              <w:t>Creates a new event owned by the logged-in organiser.</w:t>
+            </w:r>
+          </w:p>
+        </w:tc>
+        <w:tc>
+          <w:tcPr>
+            <w:tcW w:w="1559" w:type="dxa"/>
+          </w:tcPr>
+          <w:p>
+            <w:r>
+              <w:t>Organiser</w:t>
+            </w:r>
+          </w:p>
+        </w:tc>
+        <w:tc>
+          <w:tcPr>
+            <w:tcW w:w="2963" w:type="dxa"/>
+          </w:tcPr>
+          <w:p>
+            <w:r>
+              <w:t>{ eventName, eventDate }</w:t>
+            </w:r>
+          </w:p>
+        </w:tc>
+        <w:tc>
+          <w:tcPr>
+            <w:tcW w:w="3044" w:type="dxa"/>
+          </w:tcPr>
+          <w:p>
+            <w:r>
+              <w:t>201 Created – returns new event. 400 Bad Request.</w:t>
+            </w:r>
+          </w:p>
+        </w:tc>
+      </w:tr>
+      <w:tr>
+        <w:tc>
+          <w:tcPr>
+            <w:tcW w:w="1620" w:type="dxa"/>
+          </w:tcPr>
+          <w:p>
+            <w:r>
+              <w:t>PUT</w:t>
+            </w:r>
+          </w:p>
+        </w:tc>
+        <w:tc>
+          <w:tcPr>
+            <w:tcW w:w="3989" w:type="dxa"/>
+          </w:tcPr>
+          <w:p>
+            <w:r>
+              <w:t>/</w:t>
+            </w:r>
+            <w:proofErr w:type="spellStart"/>
+            <w:proofErr w:type="gramStart"/>
+            <w:r>
+              <w:t>api</w:t>
+            </w:r>
+            <w:proofErr w:type="spellEnd"/>
+            <w:proofErr w:type="gramEnd"/>
+            <w:r>
+              <w:t>/</w:t>
+            </w:r>
+            <w:proofErr w:type="gramStart"/>
+            <w:r>
+              <w:t>event</w:t>
+            </w:r>
+            <w:r>
+              <w:t>/{</w:t>
+            </w:r>
+            <w:proofErr w:type="gramEnd"/>
+            <w:r>
+              <w:t>id}</w:t>
+            </w:r>
+          </w:p>
+        </w:tc>
+        <w:tc>
+          <w:tcPr>
+            <w:tcW w:w="1945" w:type="dxa"/>
+          </w:tcPr>
+          <w:p>
+            <w:r>
+              <w:t>Updates an event owned by the logged-in organiser.</w:t>
+            </w:r>
+          </w:p>
+        </w:tc>
+        <w:tc>
+          <w:tcPr>
+            <w:tcW w:w="1559" w:type="dxa"/>
+          </w:tcPr>
+          <w:p>
+            <w:r>
+              <w:t>Organiser</w:t>
+            </w:r>
+          </w:p>
+        </w:tc>
+        <w:tc>
+          <w:tcPr>
+            <w:tcW w:w="2963" w:type="dxa"/>
+          </w:tcPr>
+          <w:p>
+            <w:r>
+              <w:t>{ eventName, eventDate }</w:t>
+            </w:r>
+          </w:p>
+        </w:tc>
+        <w:tc>
+          <w:tcPr>
+            <w:tcW w:w="3044" w:type="dxa"/>
+          </w:tcPr>
+          <w:p>
+            <w:r>
+              <w:t>200 OK – returns updated event. 403 Forbidden – not the owner. 404 Not Found.</w:t>
+            </w:r>
+          </w:p>
+        </w:tc>
+      </w:tr>
+      <w:tr>
+        <w:tc>
+          <w:tcPr>
+            <w:tcW w:w="1620" w:type="dxa"/>
+          </w:tcPr>
+          <w:p>
+            <w:r>
+              <w:t>DELETE</w:t>
+            </w:r>
+          </w:p>
+        </w:tc>
+        <w:tc>
+          <w:tcPr>
+            <w:tcW w:w="3989" w:type="dxa"/>
+          </w:tcPr>
+          <w:p>
+            <w:r>
+              <w:t>/</w:t>
+            </w:r>
+            <w:proofErr w:type="spellStart"/>
+            <w:proofErr w:type="gramStart"/>
+            <w:r>
+              <w:t>api</w:t>
+            </w:r>
+            <w:proofErr w:type="spellEnd"/>
+            <w:proofErr w:type="gramEnd"/>
+            <w:r>
+              <w:t>/</w:t>
+            </w:r>
+            <w:proofErr w:type="gramStart"/>
+            <w:r>
+              <w:t>event</w:t>
+            </w:r>
+            <w:r>
+              <w:t>/{</w:t>
+            </w:r>
+            <w:proofErr w:type="gramEnd"/>
+            <w:r>
+              <w:t>id}</w:t>
+            </w:r>
+          </w:p>
+        </w:tc>
+        <w:tc>
+          <w:tcPr>
+            <w:tcW w:w="1945" w:type="dxa"/>
+          </w:tcPr>
+          <w:p>
+            <w:r>
+              <w:t>Deletes/cancels an event owned by the logged-in organiser.</w:t>
+            </w:r>
+          </w:p>
+        </w:tc>
+        <w:tc>
+          <w:tcPr>
+            <w:tcW w:w="1559" w:type="dxa"/>
+          </w:tcPr>
+          <w:p>
+            <w:r>
+              <w:t>Organiser</w:t>
+            </w:r>
+          </w:p>
+        </w:tc>
+        <w:tc>
+          <w:tcPr>
+            <w:tcW w:w="2963" w:type="dxa"/>
+          </w:tcPr>
+          <w:p>
+            <w:r>
+              <w:t>None</w:t>
+            </w:r>
+          </w:p>
+        </w:tc>
+        <w:tc>
+          <w:tcPr>
+            <w:tcW w:w="3044" w:type="dxa"/>
+          </w:tcPr>
+          <w:p>
+            <w:r>
+              <w:t>204 No Content. 403 Forbidden. 404 Not Found.</w:t>
+            </w:r>
+          </w:p>
+        </w:tc>
+      </w:tr>
+      <w:tr>
+        <w:tc>
+          <w:tcPr>
+            <w:tcW w:w="1620" w:type="dxa"/>
           </w:tcPr>
           <w:p>
             <w:r>
@@ -3828,95 +4415,92 @@
         </w:tc>
         <w:tc>
           <w:tcPr>
-            <w:tcW w:w="2920" w:type="dxa"/>
+            <w:tcW w:w="3989" w:type="dxa"/>
           </w:tcPr>
           <w:p>
             <w:r>
               <w:t>/</w:t>
             </w:r>
             <w:proofErr w:type="spellStart"/>
+            <w:proofErr w:type="gramStart"/>
             <w:r>
               <w:t>api</w:t>
-            </w:r>
-            <w:proofErr w:type="spellEnd"/>
-            <w:r>
-              <w:t>/</w:t>
-            </w:r>
-            <w:proofErr w:type="spellStart"/>
-            <w:r>
-              <w:t>organisers</w:t>
-            </w:r>
-            <w:proofErr w:type="spellEnd"/>
-            <w:r>
-              <w:t>/me</w:t>
-            </w:r>
-          </w:p>
-        </w:tc>
-        <w:tc>
-          <w:tcPr>
-            <w:tcW w:w="2024" w:type="dxa"/>
-          </w:tcPr>
-          <w:p>
-            <w:r>
-              <w:t xml:space="preserve">Retrieves the profile of the logged-in </w:t>
-            </w:r>
-            <w:proofErr w:type="spellStart"/>
-            <w:r>
-              <w:t>organiser</w:t>
-            </w:r>
-            <w:proofErr w:type="spellEnd"/>
-          </w:p>
-        </w:tc>
-        <w:tc>
-          <w:tcPr>
-            <w:tcW w:w="1916" w:type="dxa"/>
-          </w:tcPr>
-          <w:p>
-            <w:proofErr w:type="spellStart"/>
-            <w:r>
-              <w:t>Organiser</w:t>
-            </w:r>
-            <w:proofErr w:type="spellEnd"/>
-          </w:p>
-        </w:tc>
-        <w:tc>
-          <w:tcPr>
-            <w:tcW w:w="2963" w:type="dxa"/>
-          </w:tcPr>
-          <w:p>
-            <w:proofErr w:type="gramStart"/>
-            <w:r>
-              <w:t xml:space="preserve">{ </w:t>
-            </w:r>
-            <w:proofErr w:type="spellStart"/>
-            <w:r>
-              <w:t>organiserName</w:t>
             </w:r>
             <w:proofErr w:type="spellEnd"/>
             <w:proofErr w:type="gramEnd"/>
             <w:r>
-              <w:t xml:space="preserve">, </w:t>
+              <w:t>/</w:t>
+            </w:r>
+            <w:proofErr w:type="gramStart"/>
+            <w:r>
+              <w:t>event</w:t>
+            </w:r>
+            <w:r>
+              <w:t>/{</w:t>
             </w:r>
             <w:proofErr w:type="spellStart"/>
             <w:r>
-              <w:t>contactDetails</w:t>
+              <w:t>eventId</w:t>
             </w:r>
             <w:proofErr w:type="spellEnd"/>
             <w:r>
-              <w:t>}</w:t>
-            </w:r>
-          </w:p>
-        </w:tc>
-        <w:tc>
-          <w:tcPr>
-            <w:tcW w:w="2012" w:type="dxa"/>
-          </w:tcPr>
-          <w:p>
-            <w:r>
-              <w:t xml:space="preserve">200 OK - </w:t>
-            </w:r>
-            <w:r>
-              <w:t xml:space="preserve"> </w:t>
+              <w:t>}/</w:t>
+            </w:r>
+            <w:proofErr w:type="gramEnd"/>
+            <w:r>
+              <w:t>category</w:t>
+            </w:r>
+          </w:p>
+        </w:tc>
+        <w:tc>
+          <w:tcPr>
+            <w:tcW w:w="1945" w:type="dxa"/>
+          </w:tcPr>
+          <w:p>
+            <w:r>
+              <w:t xml:space="preserve">Lists all </w:t>
+            </w:r>
+            <w:r>
+              <w:t>categories</w:t>
+            </w:r>
+            <w:r>
+              <w:t xml:space="preserve"> under an event.</w:t>
+            </w:r>
+          </w:p>
+        </w:tc>
+        <w:tc>
+          <w:tcPr>
+            <w:tcW w:w="1559" w:type="dxa"/>
+          </w:tcPr>
+          <w:p>
+            <w:r>
+              <w:t>None (public)</w:t>
+            </w:r>
+          </w:p>
+        </w:tc>
+        <w:tc>
+          <w:tcPr>
+            <w:tcW w:w="2963" w:type="dxa"/>
+          </w:tcPr>
+          <w:p>
+            <w:r>
+              <w:t>None</w:t>
+            </w:r>
+          </w:p>
+        </w:tc>
+        <w:tc>
+          <w:tcPr>
+            <w:tcW w:w="3044" w:type="dxa"/>
+          </w:tcPr>
+          <w:p>
+            <w:r>
+              <w:t xml:space="preserve">200 OK – returns array of </w:t>
+            </w:r>
+            <w:r>
+              <w:t>category</w:t>
+            </w:r>
+            <w:r>
+              <w:t>. 404 Not Found.</w:t>
             </w:r>
           </w:p>
         </w:tc>
@@ -3924,135 +4508,90 @@
       <w:tr>
         <w:tc>
           <w:tcPr>
-            <w:tcW w:w="1115" w:type="dxa"/>
-          </w:tcPr>
-          <w:p>
-            <w:r>
-              <w:t>PUT</w:t>
-            </w:r>
-          </w:p>
-        </w:tc>
-        <w:tc>
-          <w:tcPr>
-            <w:tcW w:w="2920" w:type="dxa"/>
+            <w:tcW w:w="1620" w:type="dxa"/>
+          </w:tcPr>
+          <w:p>
+            <w:r>
+              <w:t>POST</w:t>
+            </w:r>
+          </w:p>
+        </w:tc>
+        <w:tc>
+          <w:tcPr>
+            <w:tcW w:w="3989" w:type="dxa"/>
           </w:tcPr>
           <w:p>
             <w:r>
               <w:t>/</w:t>
             </w:r>
             <w:proofErr w:type="spellStart"/>
+            <w:proofErr w:type="gramStart"/>
             <w:r>
               <w:t>api</w:t>
-            </w:r>
-            <w:proofErr w:type="spellEnd"/>
-            <w:r>
-              <w:t>/</w:t>
-            </w:r>
-            <w:proofErr w:type="spellStart"/>
-            <w:r>
-              <w:t>organiser</w:t>
-            </w:r>
-            <w:r>
-              <w:t>s</w:t>
-            </w:r>
-            <w:proofErr w:type="spellEnd"/>
-            <w:r>
-              <w:t>/me</w:t>
-            </w:r>
-          </w:p>
-        </w:tc>
-        <w:tc>
-          <w:tcPr>
-            <w:tcW w:w="2024" w:type="dxa"/>
-          </w:tcPr>
-          <w:p>
-            <w:r>
-              <w:t>Updates the</w:t>
-            </w:r>
-          </w:p>
-          <w:p>
-            <w:r>
-              <w:t>logged-in</w:t>
-            </w:r>
-          </w:p>
-          <w:p>
-            <w:proofErr w:type="spellStart"/>
-            <w:r>
-              <w:t>organiser’s</w:t>
-            </w:r>
-            <w:proofErr w:type="spellEnd"/>
-          </w:p>
-          <w:p>
-            <w:r>
-              <w:t>contact details.</w:t>
-            </w:r>
-          </w:p>
-        </w:tc>
-        <w:tc>
-          <w:tcPr>
-            <w:tcW w:w="1916" w:type="dxa"/>
-          </w:tcPr>
-          <w:p>
-            <w:proofErr w:type="spellStart"/>
-            <w:r>
-              <w:t>Organiser</w:t>
-            </w:r>
-            <w:proofErr w:type="spellEnd"/>
-          </w:p>
-        </w:tc>
-        <w:tc>
-          <w:tcPr>
-            <w:tcW w:w="2963" w:type="dxa"/>
-          </w:tcPr>
-          <w:p>
-            <w:proofErr w:type="gramStart"/>
-            <w:r>
-              <w:t xml:space="preserve">{ </w:t>
-            </w:r>
-            <w:proofErr w:type="spellStart"/>
-            <w:r>
-              <w:t>organiserName</w:t>
             </w:r>
             <w:proofErr w:type="spellEnd"/>
             <w:proofErr w:type="gramEnd"/>
             <w:r>
-              <w:t xml:space="preserve">, </w:t>
+              <w:t>/</w:t>
+            </w:r>
+            <w:proofErr w:type="gramStart"/>
+            <w:r>
+              <w:t>event</w:t>
+            </w:r>
+            <w:r>
+              <w:t>/{</w:t>
             </w:r>
             <w:proofErr w:type="spellStart"/>
             <w:r>
-              <w:t>contactDetails</w:t>
+              <w:t>eventId</w:t>
             </w:r>
             <w:proofErr w:type="spellEnd"/>
             <w:r>
-              <w:t>}</w:t>
-            </w:r>
-          </w:p>
-        </w:tc>
-        <w:tc>
-          <w:tcPr>
-            <w:tcW w:w="2012" w:type="dxa"/>
-          </w:tcPr>
-          <w:p>
-            <w:r>
-              <w:t xml:space="preserve">200 OK - </w:t>
-            </w:r>
-            <w:r>
-              <w:t>returns</w:t>
-            </w:r>
-          </w:p>
-          <w:p>
-            <w:r>
-              <w:t>updated</w:t>
-            </w:r>
-          </w:p>
-          <w:p>
-            <w:r>
-              <w:t>profile. 400</w:t>
-            </w:r>
-          </w:p>
-          <w:p>
-            <w:r>
-              <w:t>Bad Request.</w:t>
+              <w:t>}/</w:t>
+            </w:r>
+            <w:proofErr w:type="gramEnd"/>
+            <w:r>
+              <w:t>category</w:t>
+            </w:r>
+          </w:p>
+        </w:tc>
+        <w:tc>
+          <w:tcPr>
+            <w:tcW w:w="1945" w:type="dxa"/>
+          </w:tcPr>
+          <w:p>
+            <w:r>
+              <w:t>Adds a new category to an event.</w:t>
+            </w:r>
+          </w:p>
+        </w:tc>
+        <w:tc>
+          <w:tcPr>
+            <w:tcW w:w="1559" w:type="dxa"/>
+          </w:tcPr>
+          <w:p>
+            <w:r>
+              <w:t>Organiser</w:t>
+            </w:r>
+          </w:p>
+        </w:tc>
+        <w:tc>
+          <w:tcPr>
+            <w:tcW w:w="2963" w:type="dxa"/>
+          </w:tcPr>
+          <w:p>
+            <w:r>
+              <w:t>{ categoryName }</w:t>
+            </w:r>
+          </w:p>
+        </w:tc>
+        <w:tc>
+          <w:tcPr>
+            <w:tcW w:w="3044" w:type="dxa"/>
+          </w:tcPr>
+          <w:p>
+            <w:r>
+              <w:t>201 Created – returns new category. 403 Forbidden – not the event owner.</w:t>
             </w:r>
           </w:p>
         </w:tc>
@@ -4060,427 +4599,861 @@
       <w:tr>
         <w:tc>
           <w:tcPr>
-            <w:tcW w:w="1115" w:type="dxa"/>
-          </w:tcPr>
-          <w:p>
-            <w:r>
-              <w:t>GET</w:t>
-            </w:r>
-          </w:p>
-        </w:tc>
-        <w:tc>
-          <w:tcPr>
-            <w:tcW w:w="2920" w:type="dxa"/>
-          </w:tcPr>
-          <w:p/>
-        </w:tc>
-        <w:tc>
-          <w:tcPr>
-            <w:tcW w:w="2024" w:type="dxa"/>
-          </w:tcPr>
-          <w:p/>
-        </w:tc>
-        <w:tc>
-          <w:tcPr>
-            <w:tcW w:w="1916" w:type="dxa"/>
-          </w:tcPr>
-          <w:p/>
+            <w:tcW w:w="1620" w:type="dxa"/>
+          </w:tcPr>
+          <w:p>
+            <w:r>
+              <w:t>PUT</w:t>
+            </w:r>
+          </w:p>
+        </w:tc>
+        <w:tc>
+          <w:tcPr>
+            <w:tcW w:w="3989" w:type="dxa"/>
+          </w:tcPr>
+          <w:p>
+            <w:r>
+              <w:t>/</w:t>
+            </w:r>
+            <w:proofErr w:type="spellStart"/>
+            <w:proofErr w:type="gramStart"/>
+            <w:r>
+              <w:t>api</w:t>
+            </w:r>
+            <w:proofErr w:type="spellEnd"/>
+            <w:proofErr w:type="gramEnd"/>
+            <w:r>
+              <w:t>/</w:t>
+            </w:r>
+            <w:proofErr w:type="gramStart"/>
+            <w:r>
+              <w:t>category</w:t>
+            </w:r>
+            <w:r>
+              <w:t>/{</w:t>
+            </w:r>
+            <w:proofErr w:type="gramEnd"/>
+            <w:r>
+              <w:t>id}</w:t>
+            </w:r>
+          </w:p>
+        </w:tc>
+        <w:tc>
+          <w:tcPr>
+            <w:tcW w:w="1945" w:type="dxa"/>
+          </w:tcPr>
+          <w:p>
+            <w:r>
+              <w:t>Updates an existing category.</w:t>
+            </w:r>
+          </w:p>
+        </w:tc>
+        <w:tc>
+          <w:tcPr>
+            <w:tcW w:w="1559" w:type="dxa"/>
+          </w:tcPr>
+          <w:p>
+            <w:r>
+              <w:t>Organiser</w:t>
+            </w:r>
+          </w:p>
         </w:tc>
         <w:tc>
           <w:tcPr>
             <w:tcW w:w="2963" w:type="dxa"/>
           </w:tcPr>
-          <w:p/>
-        </w:tc>
-        <w:tc>
-          <w:tcPr>
-            <w:tcW w:w="2012" w:type="dxa"/>
-          </w:tcPr>
-          <w:p/>
+          <w:p>
+            <w:r>
+              <w:t>{ categoryName }</w:t>
+            </w:r>
+          </w:p>
+        </w:tc>
+        <w:tc>
+          <w:tcPr>
+            <w:tcW w:w="3044" w:type="dxa"/>
+          </w:tcPr>
+          <w:p>
+            <w:r>
+              <w:t>200 OK – returns updated category. 403 Forbidden. 404 Not Found.</w:t>
+            </w:r>
+          </w:p>
         </w:tc>
       </w:tr>
       <w:tr>
         <w:tc>
           <w:tcPr>
-            <w:tcW w:w="1115" w:type="dxa"/>
-          </w:tcPr>
-          <w:p>
-            <w:r>
-              <w:t>PUT</w:t>
-            </w:r>
-          </w:p>
-        </w:tc>
-        <w:tc>
-          <w:tcPr>
-            <w:tcW w:w="2920" w:type="dxa"/>
-          </w:tcPr>
-          <w:p/>
-        </w:tc>
-        <w:tc>
-          <w:tcPr>
-            <w:tcW w:w="2024" w:type="dxa"/>
-          </w:tcPr>
-          <w:p/>
-        </w:tc>
-        <w:tc>
-          <w:tcPr>
-            <w:tcW w:w="1916" w:type="dxa"/>
-          </w:tcPr>
-          <w:p/>
+            <w:tcW w:w="1620" w:type="dxa"/>
+          </w:tcPr>
+          <w:p>
+            <w:r>
+              <w:t>DELETE</w:t>
+            </w:r>
+          </w:p>
+        </w:tc>
+        <w:tc>
+          <w:tcPr>
+            <w:tcW w:w="3989" w:type="dxa"/>
+          </w:tcPr>
+          <w:p>
+            <w:r>
+              <w:t>/</w:t>
+            </w:r>
+            <w:proofErr w:type="spellStart"/>
+            <w:proofErr w:type="gramStart"/>
+            <w:r>
+              <w:t>api</w:t>
+            </w:r>
+            <w:proofErr w:type="spellEnd"/>
+            <w:proofErr w:type="gramEnd"/>
+            <w:r>
+              <w:t>/</w:t>
+            </w:r>
+            <w:proofErr w:type="gramStart"/>
+            <w:r>
+              <w:t>category</w:t>
+            </w:r>
+            <w:r>
+              <w:t>/{</w:t>
+            </w:r>
+            <w:proofErr w:type="gramEnd"/>
+            <w:r>
+              <w:t>id}</w:t>
+            </w:r>
+          </w:p>
+        </w:tc>
+        <w:tc>
+          <w:tcPr>
+            <w:tcW w:w="1945" w:type="dxa"/>
+          </w:tcPr>
+          <w:p>
+            <w:r>
+              <w:t>Removes a category from an event.</w:t>
+            </w:r>
+          </w:p>
+        </w:tc>
+        <w:tc>
+          <w:tcPr>
+            <w:tcW w:w="1559" w:type="dxa"/>
+          </w:tcPr>
+          <w:p>
+            <w:r>
+              <w:t>Organiser</w:t>
+            </w:r>
+          </w:p>
         </w:tc>
         <w:tc>
           <w:tcPr>
             <w:tcW w:w="2963" w:type="dxa"/>
           </w:tcPr>
-          <w:p/>
-        </w:tc>
-        <w:tc>
-          <w:tcPr>
-            <w:tcW w:w="2012" w:type="dxa"/>
-          </w:tcPr>
-          <w:p/>
+          <w:p>
+            <w:r>
+              <w:t>None</w:t>
+            </w:r>
+          </w:p>
+        </w:tc>
+        <w:tc>
+          <w:tcPr>
+            <w:tcW w:w="3044" w:type="dxa"/>
+          </w:tcPr>
+          <w:p>
+            <w:r>
+              <w:t>204 No Content. 403 Forbidden. 404 Not Found.</w:t>
+            </w:r>
+          </w:p>
         </w:tc>
       </w:tr>
       <w:tr>
         <w:tc>
           <w:tcPr>
-            <w:tcW w:w="1115" w:type="dxa"/>
-          </w:tcPr>
-          <w:p/>
-        </w:tc>
-        <w:tc>
-          <w:tcPr>
-            <w:tcW w:w="2920" w:type="dxa"/>
-          </w:tcPr>
-          <w:p/>
-        </w:tc>
-        <w:tc>
-          <w:tcPr>
-            <w:tcW w:w="2024" w:type="dxa"/>
-          </w:tcPr>
-          <w:p/>
-        </w:tc>
-        <w:tc>
-          <w:tcPr>
-            <w:tcW w:w="1916" w:type="dxa"/>
-          </w:tcPr>
-          <w:p/>
+            <w:tcW w:w="1620" w:type="dxa"/>
+          </w:tcPr>
+          <w:p>
+            <w:r>
+              <w:t>POST</w:t>
+            </w:r>
+          </w:p>
+        </w:tc>
+        <w:tc>
+          <w:tcPr>
+            <w:tcW w:w="3989" w:type="dxa"/>
+          </w:tcPr>
+          <w:p>
+            <w:r>
+              <w:t>/</w:t>
+            </w:r>
+            <w:proofErr w:type="spellStart"/>
+            <w:proofErr w:type="gramStart"/>
+            <w:r>
+              <w:t>api</w:t>
+            </w:r>
+            <w:proofErr w:type="spellEnd"/>
+            <w:proofErr w:type="gramEnd"/>
+            <w:r>
+              <w:t>/</w:t>
+            </w:r>
+            <w:r>
+              <w:t>category</w:t>
+            </w:r>
+            <w:r>
+              <w:t>/{id}/</w:t>
+            </w:r>
+            <w:proofErr w:type="spellStart"/>
+            <w:r>
+              <w:t>evententrance</w:t>
+            </w:r>
+            <w:proofErr w:type="spellEnd"/>
+          </w:p>
+        </w:tc>
+        <w:tc>
+          <w:tcPr>
+            <w:tcW w:w="1945" w:type="dxa"/>
+          </w:tcPr>
+          <w:p>
+            <w:r>
+              <w:t>Creates an EventEntrance linking the logged-in participant to this category.</w:t>
+            </w:r>
+          </w:p>
+        </w:tc>
+        <w:tc>
+          <w:tcPr>
+            <w:tcW w:w="1559" w:type="dxa"/>
+          </w:tcPr>
+          <w:p>
+            <w:r>
+              <w:t>Participant</w:t>
+            </w:r>
+          </w:p>
         </w:tc>
         <w:tc>
           <w:tcPr>
             <w:tcW w:w="2963" w:type="dxa"/>
           </w:tcPr>
-          <w:p/>
-        </w:tc>
-        <w:tc>
-          <w:tcPr>
-            <w:tcW w:w="2012" w:type="dxa"/>
-          </w:tcPr>
-          <w:p/>
+          <w:p>
+            <w:r>
+              <w:t>{ } (participant identified via token)</w:t>
+            </w:r>
+          </w:p>
+        </w:tc>
+        <w:tc>
+          <w:tcPr>
+            <w:tcW w:w="3044" w:type="dxa"/>
+          </w:tcPr>
+          <w:p>
+            <w:r>
+              <w:t>201 Created – returns new EventEntrance. 404 Not Found – category does not exist. 409 Conflict – already entered.</w:t>
+            </w:r>
+          </w:p>
         </w:tc>
       </w:tr>
       <w:tr>
         <w:tc>
           <w:tcPr>
-            <w:tcW w:w="1115" w:type="dxa"/>
-          </w:tcPr>
-          <w:p/>
-        </w:tc>
-        <w:tc>
-          <w:tcPr>
-            <w:tcW w:w="2920" w:type="dxa"/>
-          </w:tcPr>
-          <w:p/>
-        </w:tc>
-        <w:tc>
-          <w:tcPr>
-            <w:tcW w:w="2024" w:type="dxa"/>
-          </w:tcPr>
-          <w:p/>
-        </w:tc>
-        <w:tc>
-          <w:tcPr>
-            <w:tcW w:w="1916" w:type="dxa"/>
-          </w:tcPr>
-          <w:p/>
+            <w:tcW w:w="1620" w:type="dxa"/>
+          </w:tcPr>
+          <w:p>
+            <w:r>
+              <w:t>GET</w:t>
+            </w:r>
+          </w:p>
+        </w:tc>
+        <w:tc>
+          <w:tcPr>
+            <w:tcW w:w="3989" w:type="dxa"/>
+          </w:tcPr>
+          <w:p>
+            <w:r>
+              <w:t>/</w:t>
+            </w:r>
+            <w:proofErr w:type="spellStart"/>
+            <w:r>
+              <w:t>api</w:t>
+            </w:r>
+            <w:proofErr w:type="spellEnd"/>
+            <w:r>
+              <w:t>/</w:t>
+            </w:r>
+            <w:r>
+              <w:t>participant</w:t>
+            </w:r>
+            <w:r>
+              <w:t>/me/</w:t>
+            </w:r>
+            <w:proofErr w:type="spellStart"/>
+            <w:r>
+              <w:t>evententrance</w:t>
+            </w:r>
+            <w:proofErr w:type="spellEnd"/>
+          </w:p>
+        </w:tc>
+        <w:tc>
+          <w:tcPr>
+            <w:tcW w:w="1945" w:type="dxa"/>
+          </w:tcPr>
+          <w:p>
+            <w:r>
+              <w:t>Lists the logged-in participant’s event entries, past and upcoming.</w:t>
+            </w:r>
+          </w:p>
+        </w:tc>
+        <w:tc>
+          <w:tcPr>
+            <w:tcW w:w="1559" w:type="dxa"/>
+          </w:tcPr>
+          <w:p>
+            <w:r>
+              <w:t>Participant</w:t>
+            </w:r>
+          </w:p>
         </w:tc>
         <w:tc>
           <w:tcPr>
             <w:tcW w:w="2963" w:type="dxa"/>
           </w:tcPr>
-          <w:p/>
-        </w:tc>
-        <w:tc>
-          <w:tcPr>
-            <w:tcW w:w="2012" w:type="dxa"/>
-          </w:tcPr>
-          <w:p/>
+          <w:p>
+            <w:r>
+              <w:t>None</w:t>
+            </w:r>
+          </w:p>
+        </w:tc>
+        <w:tc>
+          <w:tcPr>
+            <w:tcW w:w="3044" w:type="dxa"/>
+          </w:tcPr>
+          <w:p>
+            <w:r>
+              <w:t>200 OK – returns array of entries with event/category details.</w:t>
+            </w:r>
+          </w:p>
         </w:tc>
       </w:tr>
       <w:tr>
         <w:tc>
           <w:tcPr>
-            <w:tcW w:w="1115" w:type="dxa"/>
-          </w:tcPr>
-          <w:p/>
-        </w:tc>
-        <w:tc>
-          <w:tcPr>
-            <w:tcW w:w="2920" w:type="dxa"/>
-          </w:tcPr>
-          <w:p/>
-        </w:tc>
-        <w:tc>
-          <w:tcPr>
-            <w:tcW w:w="2024" w:type="dxa"/>
-          </w:tcPr>
-          <w:p/>
-        </w:tc>
-        <w:tc>
-          <w:tcPr>
-            <w:tcW w:w="1916" w:type="dxa"/>
-          </w:tcPr>
-          <w:p/>
+            <w:tcW w:w="1620" w:type="dxa"/>
+          </w:tcPr>
+          <w:p>
+            <w:r>
+              <w:t>GET</w:t>
+            </w:r>
+          </w:p>
+        </w:tc>
+        <w:tc>
+          <w:tcPr>
+            <w:tcW w:w="3989" w:type="dxa"/>
+          </w:tcPr>
+          <w:p>
+            <w:r>
+              <w:t>/</w:t>
+            </w:r>
+            <w:proofErr w:type="spellStart"/>
+            <w:proofErr w:type="gramStart"/>
+            <w:r>
+              <w:t>api</w:t>
+            </w:r>
+            <w:proofErr w:type="spellEnd"/>
+            <w:proofErr w:type="gramEnd"/>
+            <w:r>
+              <w:t>/</w:t>
+            </w:r>
+            <w:r>
+              <w:t>event</w:t>
+            </w:r>
+            <w:r>
+              <w:t>/{id}/</w:t>
+            </w:r>
+            <w:proofErr w:type="spellStart"/>
+            <w:r>
+              <w:t>evententrance</w:t>
+            </w:r>
+            <w:proofErr w:type="spellEnd"/>
+          </w:p>
+        </w:tc>
+        <w:tc>
+          <w:tcPr>
+            <w:tcW w:w="1945" w:type="dxa"/>
+          </w:tcPr>
+          <w:p>
+            <w:r>
+              <w:t>Lists all EventEntrance records for an event (organiser view).</w:t>
+            </w:r>
+          </w:p>
+        </w:tc>
+        <w:tc>
+          <w:tcPr>
+            <w:tcW w:w="1559" w:type="dxa"/>
+          </w:tcPr>
+          <w:p>
+            <w:r>
+              <w:t>Organiser</w:t>
+            </w:r>
+          </w:p>
         </w:tc>
         <w:tc>
           <w:tcPr>
             <w:tcW w:w="2963" w:type="dxa"/>
           </w:tcPr>
-          <w:p/>
-        </w:tc>
-        <w:tc>
-          <w:tcPr>
-            <w:tcW w:w="2012" w:type="dxa"/>
-          </w:tcPr>
-          <w:p/>
+          <w:p>
+            <w:r>
+              <w:t>None</w:t>
+            </w:r>
+          </w:p>
+        </w:tc>
+        <w:tc>
+          <w:tcPr>
+            <w:tcW w:w="3044" w:type="dxa"/>
+          </w:tcPr>
+          <w:p>
+            <w:r>
+              <w:t>200 OK – returns array of entries. 403 Forbidden – not the event owner.</w:t>
+            </w:r>
+          </w:p>
         </w:tc>
       </w:tr>
       <w:tr>
         <w:tc>
           <w:tcPr>
-            <w:tcW w:w="1115" w:type="dxa"/>
-          </w:tcPr>
-          <w:p/>
-        </w:tc>
-        <w:tc>
-          <w:tcPr>
-            <w:tcW w:w="2920" w:type="dxa"/>
-          </w:tcPr>
-          <w:p/>
-        </w:tc>
-        <w:tc>
-          <w:tcPr>
-            <w:tcW w:w="2024" w:type="dxa"/>
-          </w:tcPr>
-          <w:p/>
-        </w:tc>
-        <w:tc>
-          <w:tcPr>
-            <w:tcW w:w="1916" w:type="dxa"/>
-          </w:tcPr>
-          <w:p/>
+            <w:tcW w:w="1620" w:type="dxa"/>
+          </w:tcPr>
+          <w:p>
+            <w:r>
+              <w:t>DELETE</w:t>
+            </w:r>
+          </w:p>
+        </w:tc>
+        <w:tc>
+          <w:tcPr>
+            <w:tcW w:w="3989" w:type="dxa"/>
+          </w:tcPr>
+          <w:p>
+            <w:r>
+              <w:t>/</w:t>
+            </w:r>
+            <w:proofErr w:type="spellStart"/>
+            <w:proofErr w:type="gramStart"/>
+            <w:r>
+              <w:t>api</w:t>
+            </w:r>
+            <w:proofErr w:type="spellEnd"/>
+            <w:proofErr w:type="gramEnd"/>
+            <w:r>
+              <w:t>/</w:t>
+            </w:r>
+            <w:proofErr w:type="spellStart"/>
+            <w:proofErr w:type="gramStart"/>
+            <w:r>
+              <w:t>evententrance</w:t>
+            </w:r>
+            <w:proofErr w:type="spellEnd"/>
+            <w:r>
+              <w:t>/{</w:t>
+            </w:r>
+            <w:proofErr w:type="gramEnd"/>
+            <w:r>
+              <w:t>id}</w:t>
+            </w:r>
+          </w:p>
+        </w:tc>
+        <w:tc>
+          <w:tcPr>
+            <w:tcW w:w="1945" w:type="dxa"/>
+          </w:tcPr>
+          <w:p>
+            <w:r>
+              <w:t>Withdraws a participant’s EventEntrance.</w:t>
+            </w:r>
+          </w:p>
+        </w:tc>
+        <w:tc>
+          <w:tcPr>
+            <w:tcW w:w="1559" w:type="dxa"/>
+          </w:tcPr>
+          <w:p>
+            <w:r>
+              <w:t>Participant (own entry) or Organiser</w:t>
+            </w:r>
+          </w:p>
         </w:tc>
         <w:tc>
           <w:tcPr>
             <w:tcW w:w="2963" w:type="dxa"/>
           </w:tcPr>
-          <w:p/>
-        </w:tc>
-        <w:tc>
-          <w:tcPr>
-            <w:tcW w:w="2012" w:type="dxa"/>
-          </w:tcPr>
-          <w:p/>
+          <w:p>
+            <w:r>
+              <w:t>None</w:t>
+            </w:r>
+          </w:p>
+        </w:tc>
+        <w:tc>
+          <w:tcPr>
+            <w:tcW w:w="3044" w:type="dxa"/>
+          </w:tcPr>
+          <w:p>
+            <w:r>
+              <w:t>204 No Content. 403 Forbidden. 404 Not Found.</w:t>
+            </w:r>
+          </w:p>
         </w:tc>
       </w:tr>
       <w:tr>
         <w:tc>
           <w:tcPr>
-            <w:tcW w:w="1115" w:type="dxa"/>
-          </w:tcPr>
-          <w:p/>
-        </w:tc>
-        <w:tc>
-          <w:tcPr>
-            <w:tcW w:w="2920" w:type="dxa"/>
-          </w:tcPr>
-          <w:p/>
-        </w:tc>
-        <w:tc>
-          <w:tcPr>
-            <w:tcW w:w="2024" w:type="dxa"/>
-          </w:tcPr>
-          <w:p/>
-        </w:tc>
-        <w:tc>
-          <w:tcPr>
-            <w:tcW w:w="1916" w:type="dxa"/>
-          </w:tcPr>
-          <w:p/>
+            <w:tcW w:w="1620" w:type="dxa"/>
+          </w:tcPr>
+          <w:p>
+            <w:r>
+              <w:lastRenderedPageBreak/>
+              <w:t>POST</w:t>
+            </w:r>
+          </w:p>
+        </w:tc>
+        <w:tc>
+          <w:tcPr>
+            <w:tcW w:w="3989" w:type="dxa"/>
+          </w:tcPr>
+          <w:p>
+            <w:r>
+              <w:t>/</w:t>
+            </w:r>
+            <w:proofErr w:type="spellStart"/>
+            <w:proofErr w:type="gramStart"/>
+            <w:r>
+              <w:t>api</w:t>
+            </w:r>
+            <w:proofErr w:type="spellEnd"/>
+            <w:proofErr w:type="gramEnd"/>
+            <w:r>
+              <w:t>/</w:t>
+            </w:r>
+            <w:proofErr w:type="spellStart"/>
+            <w:r>
+              <w:t>evententrance</w:t>
+            </w:r>
+            <w:proofErr w:type="spellEnd"/>
+            <w:r>
+              <w:t>/{id}/result</w:t>
+            </w:r>
+          </w:p>
+        </w:tc>
+        <w:tc>
+          <w:tcPr>
+            <w:tcW w:w="1945" w:type="dxa"/>
+          </w:tcPr>
+          <w:p>
+            <w:r>
+              <w:t>Captures a finish result for a specific EventEntrance.</w:t>
+            </w:r>
+          </w:p>
+        </w:tc>
+        <w:tc>
+          <w:tcPr>
+            <w:tcW w:w="1559" w:type="dxa"/>
+          </w:tcPr>
+          <w:p>
+            <w:r>
+              <w:t>Organiser</w:t>
+            </w:r>
+          </w:p>
         </w:tc>
         <w:tc>
           <w:tcPr>
             <w:tcW w:w="2963" w:type="dxa"/>
           </w:tcPr>
-          <w:p/>
-        </w:tc>
-        <w:tc>
-          <w:tcPr>
-            <w:tcW w:w="2012" w:type="dxa"/>
-          </w:tcPr>
-          <w:p/>
+          <w:p>
+            <w:r>
+              <w:t>{ finishTime }</w:t>
+            </w:r>
+          </w:p>
+        </w:tc>
+        <w:tc>
+          <w:tcPr>
+            <w:tcW w:w="3044" w:type="dxa"/>
+          </w:tcPr>
+          <w:p>
+            <w:r>
+              <w:t>201 Created – returns new result. 404 Not Found – entry does not exist. 409 Conflict – result already recorded.</w:t>
+            </w:r>
+          </w:p>
         </w:tc>
       </w:tr>
       <w:tr>
         <w:tc>
           <w:tcPr>
-            <w:tcW w:w="1115" w:type="dxa"/>
-          </w:tcPr>
-          <w:p/>
-        </w:tc>
-        <w:tc>
-          <w:tcPr>
-            <w:tcW w:w="2920" w:type="dxa"/>
-          </w:tcPr>
-          <w:p/>
-        </w:tc>
-        <w:tc>
-          <w:tcPr>
-            <w:tcW w:w="2024" w:type="dxa"/>
-          </w:tcPr>
-          <w:p/>
-        </w:tc>
-        <w:tc>
-          <w:tcPr>
-            <w:tcW w:w="1916" w:type="dxa"/>
-          </w:tcPr>
-          <w:p/>
+            <w:tcW w:w="1620" w:type="dxa"/>
+          </w:tcPr>
+          <w:p>
+            <w:r>
+              <w:t>GET</w:t>
+            </w:r>
+          </w:p>
+        </w:tc>
+        <w:tc>
+          <w:tcPr>
+            <w:tcW w:w="3989" w:type="dxa"/>
+          </w:tcPr>
+          <w:p>
+            <w:r>
+              <w:t>/</w:t>
+            </w:r>
+            <w:proofErr w:type="spellStart"/>
+            <w:proofErr w:type="gramStart"/>
+            <w:r>
+              <w:t>api</w:t>
+            </w:r>
+            <w:proofErr w:type="spellEnd"/>
+            <w:proofErr w:type="gramEnd"/>
+            <w:r>
+              <w:t>/</w:t>
+            </w:r>
+            <w:proofErr w:type="gramStart"/>
+            <w:r>
+              <w:t>event</w:t>
+            </w:r>
+            <w:r>
+              <w:t>/{id}/</w:t>
+            </w:r>
+            <w:proofErr w:type="gramEnd"/>
+            <w:r>
+              <w:t>result</w:t>
+            </w:r>
+          </w:p>
+        </w:tc>
+        <w:tc>
+          <w:tcPr>
+            <w:tcW w:w="1945" w:type="dxa"/>
+          </w:tcPr>
+          <w:p>
+            <w:r>
+              <w:t xml:space="preserve">Retrieves all </w:t>
+            </w:r>
+            <w:r>
+              <w:t>results</w:t>
+            </w:r>
+            <w:r>
+              <w:t xml:space="preserve"> for an event (leaderboard, grouped by category).</w:t>
+            </w:r>
+          </w:p>
+        </w:tc>
+        <w:tc>
+          <w:tcPr>
+            <w:tcW w:w="1559" w:type="dxa"/>
+          </w:tcPr>
+          <w:p>
+            <w:r>
+              <w:t>None (public)</w:t>
+            </w:r>
+          </w:p>
         </w:tc>
         <w:tc>
           <w:tcPr>
             <w:tcW w:w="2963" w:type="dxa"/>
           </w:tcPr>
-          <w:p/>
-        </w:tc>
-        <w:tc>
-          <w:tcPr>
-            <w:tcW w:w="2012" w:type="dxa"/>
-          </w:tcPr>
-          <w:p/>
+          <w:p>
+            <w:r>
+              <w:t>None</w:t>
+            </w:r>
+          </w:p>
+        </w:tc>
+        <w:tc>
+          <w:tcPr>
+            <w:tcW w:w="3044" w:type="dxa"/>
+          </w:tcPr>
+          <w:p>
+            <w:r>
+              <w:t xml:space="preserve">200 OK – returns array of </w:t>
+            </w:r>
+            <w:r>
+              <w:t>result</w:t>
+            </w:r>
+            <w:r>
+              <w:t>. 404 Not Found.</w:t>
+            </w:r>
+          </w:p>
         </w:tc>
       </w:tr>
       <w:tr>
         <w:tc>
           <w:tcPr>
-            <w:tcW w:w="1115" w:type="dxa"/>
-          </w:tcPr>
-          <w:p/>
-        </w:tc>
-        <w:tc>
-          <w:tcPr>
-            <w:tcW w:w="2920" w:type="dxa"/>
-          </w:tcPr>
-          <w:p/>
-        </w:tc>
-        <w:tc>
-          <w:tcPr>
-            <w:tcW w:w="2024" w:type="dxa"/>
-          </w:tcPr>
-          <w:p/>
-        </w:tc>
-        <w:tc>
-          <w:tcPr>
-            <w:tcW w:w="1916" w:type="dxa"/>
-          </w:tcPr>
-          <w:p/>
+            <w:tcW w:w="1620" w:type="dxa"/>
+          </w:tcPr>
+          <w:p>
+            <w:r>
+              <w:t>GET</w:t>
+            </w:r>
+          </w:p>
+        </w:tc>
+        <w:tc>
+          <w:tcPr>
+            <w:tcW w:w="3989" w:type="dxa"/>
+          </w:tcPr>
+          <w:p>
+            <w:r>
+              <w:t>/</w:t>
+            </w:r>
+            <w:proofErr w:type="spellStart"/>
+            <w:proofErr w:type="gramStart"/>
+            <w:r>
+              <w:t>api</w:t>
+            </w:r>
+            <w:proofErr w:type="spellEnd"/>
+            <w:proofErr w:type="gramEnd"/>
+            <w:r>
+              <w:t>/</w:t>
+            </w:r>
+            <w:proofErr w:type="gramStart"/>
+            <w:r>
+              <w:t>category</w:t>
+            </w:r>
+            <w:r>
+              <w:t>/{id}/</w:t>
+            </w:r>
+            <w:proofErr w:type="gramEnd"/>
+            <w:r>
+              <w:t>result</w:t>
+            </w:r>
+          </w:p>
+        </w:tc>
+        <w:tc>
+          <w:tcPr>
+            <w:tcW w:w="1945" w:type="dxa"/>
+          </w:tcPr>
+          <w:p>
+            <w:r>
+              <w:t xml:space="preserve">Retrieves </w:t>
+            </w:r>
+            <w:r>
+              <w:t>result</w:t>
+            </w:r>
+            <w:r>
+              <w:t xml:space="preserve"> for a single category, as required by the “</w:t>
+            </w:r>
+            <w:r>
+              <w:t>Result</w:t>
+            </w:r>
+            <w:r>
+              <w:t xml:space="preserve"> are provided for each category” business rule.</w:t>
+            </w:r>
+          </w:p>
+        </w:tc>
+        <w:tc>
+          <w:tcPr>
+            <w:tcW w:w="1559" w:type="dxa"/>
+          </w:tcPr>
+          <w:p>
+            <w:r>
+              <w:t>None (public)</w:t>
+            </w:r>
+          </w:p>
         </w:tc>
         <w:tc>
           <w:tcPr>
             <w:tcW w:w="2963" w:type="dxa"/>
           </w:tcPr>
-          <w:p/>
-        </w:tc>
-        <w:tc>
-          <w:tcPr>
-            <w:tcW w:w="2012" w:type="dxa"/>
-          </w:tcPr>
-          <w:p/>
+          <w:p>
+            <w:r>
+              <w:t>None</w:t>
+            </w:r>
+          </w:p>
+        </w:tc>
+        <w:tc>
+          <w:tcPr>
+            <w:tcW w:w="3044" w:type="dxa"/>
+          </w:tcPr>
+          <w:p>
+            <w:r>
+              <w:t xml:space="preserve">200 OK – returns array of </w:t>
+            </w:r>
+            <w:r>
+              <w:t>result</w:t>
+            </w:r>
+            <w:r>
+              <w:t xml:space="preserve"> ordered by finish time. 404 Not Found.</w:t>
+            </w:r>
+          </w:p>
         </w:tc>
       </w:tr>
       <w:tr>
         <w:tc>
           <w:tcPr>
-            <w:tcW w:w="1115" w:type="dxa"/>
-          </w:tcPr>
-          <w:p/>
-        </w:tc>
-        <w:tc>
-          <w:tcPr>
-            <w:tcW w:w="2920" w:type="dxa"/>
-          </w:tcPr>
-          <w:p/>
-        </w:tc>
-        <w:tc>
-          <w:tcPr>
-            <w:tcW w:w="2024" w:type="dxa"/>
-          </w:tcPr>
-          <w:p/>
-        </w:tc>
-        <w:tc>
-          <w:tcPr>
-            <w:tcW w:w="1916" w:type="dxa"/>
-          </w:tcPr>
-          <w:p/>
+            <w:tcW w:w="1620" w:type="dxa"/>
+          </w:tcPr>
+          <w:p>
+            <w:r>
+              <w:t>GET</w:t>
+            </w:r>
+          </w:p>
+        </w:tc>
+        <w:tc>
+          <w:tcPr>
+            <w:tcW w:w="3989" w:type="dxa"/>
+          </w:tcPr>
+          <w:p>
+            <w:r>
+              <w:t>/</w:t>
+            </w:r>
+            <w:proofErr w:type="spellStart"/>
+            <w:r>
+              <w:t>api</w:t>
+            </w:r>
+            <w:proofErr w:type="spellEnd"/>
+            <w:r>
+              <w:t>/</w:t>
+            </w:r>
+            <w:r>
+              <w:t>participant</w:t>
+            </w:r>
+            <w:r>
+              <w:t>/me/</w:t>
+            </w:r>
+            <w:r>
+              <w:t>result</w:t>
+            </w:r>
+          </w:p>
+        </w:tc>
+        <w:tc>
+          <w:tcPr>
+            <w:tcW w:w="1945" w:type="dxa"/>
+          </w:tcPr>
+          <w:p>
+            <w:r>
+              <w:t>Retrieves the logged-in participant’s personal result history across all entries.</w:t>
+            </w:r>
+          </w:p>
+        </w:tc>
+        <w:tc>
+          <w:tcPr>
+            <w:tcW w:w="1559" w:type="dxa"/>
+          </w:tcPr>
+          <w:p>
+            <w:r>
+              <w:t>Participant</w:t>
+            </w:r>
+          </w:p>
         </w:tc>
         <w:tc>
           <w:tcPr>
             <w:tcW w:w="2963" w:type="dxa"/>
           </w:tcPr>
-          <w:p/>
-        </w:tc>
-        <w:tc>
-          <w:tcPr>
-            <w:tcW w:w="2012" w:type="dxa"/>
-          </w:tcPr>
-          <w:p/>
-        </w:tc>
-      </w:tr>
-      <w:tr>
-        <w:tc>
-          <w:tcPr>
-            <w:tcW w:w="1115" w:type="dxa"/>
-          </w:tcPr>
-          <w:p/>
-        </w:tc>
-        <w:tc>
-          <w:tcPr>
-            <w:tcW w:w="2920" w:type="dxa"/>
-          </w:tcPr>
-          <w:p/>
-        </w:tc>
-        <w:tc>
-          <w:tcPr>
-            <w:tcW w:w="2024" w:type="dxa"/>
-          </w:tcPr>
-          <w:p/>
-        </w:tc>
-        <w:tc>
-          <w:tcPr>
-            <w:tcW w:w="1916" w:type="dxa"/>
-          </w:tcPr>
-          <w:p/>
-        </w:tc>
-        <w:tc>
-          <w:tcPr>
-            <w:tcW w:w="2963" w:type="dxa"/>
-          </w:tcPr>
-          <w:p/>
-        </w:tc>
-        <w:tc>
-          <w:tcPr>
-            <w:tcW w:w="2012" w:type="dxa"/>
-          </w:tcPr>
-          <w:p/>
+          <w:p>
+            <w:r>
+              <w:t>None</w:t>
+            </w:r>
+          </w:p>
+        </w:tc>
+        <w:tc>
+          <w:tcPr>
+            <w:tcW w:w="3044" w:type="dxa"/>
+          </w:tcPr>
+          <w:p>
+            <w:r>
+              <w:t xml:space="preserve">200 OK – returns array of </w:t>
+            </w:r>
+            <w:r>
+              <w:t>result</w:t>
+            </w:r>
+            <w:r>
+              <w:t>.</w:t>
+            </w:r>
+          </w:p>
         </w:tc>
       </w:tr>
     </w:tbl>
@@ -5219,6 +6192,7 @@
   <w:style w:type="character" w:default="1" w:styleId="DefaultParagraphFont">
     <w:name w:val="Default Paragraph Font"/>
     <w:uiPriority w:val="1"/>
+    <w:semiHidden/>
     <w:unhideWhenUsed/>
   </w:style>
   <w:style w:type="table" w:default="1" w:styleId="TableNormal">
